--- a/arb/docx/41.content.docx
+++ b/arb/docx/41.content.docx
@@ -22,7 +22,7 @@
         <w:rPr>
           <w:lang w:val="ar_AE" w:bidi="ar_AE"/>
         </w:rPr>
-        <w:t>Resource: ملاحظات الدراسة - مقدمات الكتب (تينديل)</w:t>
+        <w:t>Resource: Tyndale Open Study Notes</w:t>
       </w:r>
       <w:r>
         <w:rPr>
@@ -122,7 +122,7 @@
         <w:rPr>
           <w:lang w:val="ar_AE" w:bidi="ar_AE"/>
         </w:rPr>
-        <w:t>ملاحظات الدراسة - مقدمات الكتب (تينديل)</w:t>
+        <w:t>Tyndale Open Study Notes</w:t>
       </w:r>
     </w:p>
     <w:p>

--- a/arb/docx/41.content.docx
+++ b/arb/docx/41.content.docx
@@ -22,7 +22,7 @@
         <w:rPr>
           <w:lang w:val="ar_AE" w:bidi="ar_AE"/>
         </w:rPr>
-        <w:t>Resource: Tyndale Open Study Notes</w:t>
+        <w:t>Resource: Aquifer Open Study Notes (Book Intros)</w:t>
       </w:r>
       <w:r>
         <w:rPr>
@@ -122,7 +122,7 @@
         <w:rPr>
           <w:lang w:val="ar_AE" w:bidi="ar_AE"/>
         </w:rPr>
-        <w:t>Tyndale Open Study Notes</w:t>
+        <w:t>Aquifer Open Study Notes (Book Intros)</w:t>
       </w:r>
     </w:p>
     <w:p>

--- a/arb/docx/41.content.docx
+++ b/arb/docx/41.content.docx
@@ -9,6 +9,8 @@
       </w:pPr>
       <w:r>
         <w:rPr>
+          <w:rtl/>
+          <w:cs/>
           <w:lang w:val="ar_AE" w:bidi="ar_AE"/>
         </w:rPr>
       </w:r>
@@ -20,12 +22,16 @@
       </w:pPr>
       <w:r>
         <w:rPr>
+          <w:rtl/>
+          <w:cs/>
           <w:lang w:val="ar_AE" w:bidi="ar_AE"/>
         </w:rPr>
         <w:t>Resource: Aquifer Open Study Notes (Book Intros)</w:t>
       </w:r>
       <w:r>
         <w:rPr>
+          <w:rtl/>
+          <w:cs/>
           <w:lang w:val="ar_AE" w:bidi="ar_AE"/>
         </w:rPr>
       </w:r>
@@ -36,12 +42,16 @@
       </w:pPr>
       <w:r>
         <w:rPr>
+          <w:rtl/>
+          <w:cs/>
           <w:lang w:val="ar_AE" w:bidi="ar_AE"/>
         </w:rPr>
       </w:r>
       <w:r>
         <w:rPr>
           <w:b/>
+          <w:rtl/>
+          <w:cs/>
           <w:lang w:val="ar_AE" w:bidi="ar_AE"/>
         </w:rPr>
         <w:t>Aquifer Open Study Notes (Book Intros)</w:t>
@@ -53,35 +63,47 @@
       </w:pPr>
       <w:r>
         <w:rPr>
-          <w:lang w:val="ar_AE" w:bidi="ar_AE"/>
-        </w:rPr>
-      </w:r>
-      <w:r>
-        <w:rPr>
+          <w:rtl/>
+          <w:cs/>
+          <w:lang w:val="ar_AE" w:bidi="ar_AE"/>
+        </w:rPr>
+      </w:r>
+      <w:r>
+        <w:rPr>
+          <w:rtl/>
+          <w:cs/>
           <w:lang w:val="ar_AE" w:bidi="ar_AE"/>
         </w:rPr>
         <w:t xml:space="preserve">This work is an adaptation of </w:t>
       </w:r>
       <w:r>
         <w:rPr>
+          <w:rtl/>
+          <w:cs/>
           <w:lang w:val="ar_AE" w:bidi="ar_AE"/>
         </w:rPr>
         <w:t>Tyndale Open Study Notes</w:t>
       </w:r>
       <w:r>
         <w:rPr>
+          <w:rtl/>
+          <w:cs/>
           <w:lang w:val="ar_AE" w:bidi="ar_AE"/>
         </w:rPr>
         <w:t xml:space="preserve"> © 2023 Tyndale House Publishers, licensed under the CC BY-SA 4.0 license. The adaptation, </w:t>
       </w:r>
       <w:r>
         <w:rPr>
+          <w:rtl/>
+          <w:cs/>
           <w:lang w:val="ar_AE" w:bidi="ar_AE"/>
         </w:rPr>
         <w:t>Aquifer Open Study Notes</w:t>
       </w:r>
       <w:r>
         <w:rPr>
+          <w:rtl/>
+          <w:cs/>
           <w:lang w:val="ar_AE" w:bidi="ar_AE"/>
         </w:rPr>
         <w:t>, was created by Mission Mutual and is also licensed under CC BY-SA 4.0.</w:t>
@@ -93,22 +115,30 @@
       </w:pPr>
       <w:r>
         <w:rPr>
-          <w:lang w:val="ar_AE" w:bidi="ar_AE"/>
-        </w:rPr>
-      </w:r>
-      <w:r>
-        <w:rPr>
+          <w:rtl/>
+          <w:cs/>
+          <w:lang w:val="ar_AE" w:bidi="ar_AE"/>
+        </w:rPr>
+      </w:r>
+      <w:r>
+        <w:rPr>
+          <w:rtl/>
+          <w:cs/>
           <w:lang w:val="ar_AE" w:bidi="ar_AE"/>
         </w:rPr>
         <w:t>This resource has been adapted into multiple languages, including English, Tok Pisin, Arabic (عربي), French (Français), Hindi (हिंदी), Indonesian (Bahasa Indonesia), Portuguese (Português), Russian (Русский), Spanish (Español), Swahili (Kiswahili), and Simplified Chinese (简体中文).</w:t>
       </w:r>
       <w:r>
         <w:rPr>
-          <w:lang w:val="ar_AE" w:bidi="ar_AE"/>
-        </w:rPr>
-      </w:r>
-      <w:r>
-        <w:rPr>
+          <w:rtl/>
+          <w:cs/>
+          <w:lang w:val="ar_AE" w:bidi="ar_AE"/>
+        </w:rPr>
+      </w:r>
+      <w:r>
+        <w:rPr>
+          <w:rtl/>
+          <w:cs/>
           <w:lang w:val="ar_AE" w:bidi="ar_AE"/>
         </w:rPr>
       </w:r>
@@ -120,6 +150,8 @@
       </w:pPr>
       <w:r>
         <w:rPr>
+          <w:rtl/>
+          <w:cs/>
           <w:lang w:val="ar_AE" w:bidi="ar_AE"/>
         </w:rPr>
         <w:t>Aquifer Open Study Notes (Book Intros)</w:t>
@@ -149,6 +181,8 @@
       </w:pPr>
       <w:r>
         <w:rPr>
+          <w:rtl/>
+          <w:cs/>
           <w:lang w:val="ar_AE" w:bidi="ar_AE"/>
         </w:rPr>
       </w:r>
@@ -160,12 +194,16 @@
       </w:pPr>
       <w:r>
         <w:rPr>
+          <w:rtl/>
+          <w:cs/>
           <w:lang w:val="ar_AE" w:bidi="ar_AE"/>
         </w:rPr>
         <w:t>MRK</w:t>
       </w:r>
       <w:r>
         <w:rPr>
+          <w:rtl/>
+          <w:cs/>
           <w:lang w:val="ar_AE" w:bidi="ar_AE"/>
         </w:rPr>
       </w:r>
@@ -176,22 +214,30 @@
       </w:pPr>
       <w:r>
         <w:rPr>
-          <w:lang w:val="ar_AE" w:bidi="ar_AE"/>
-        </w:rPr>
-      </w:r>
-      <w:r>
-        <w:rPr>
+          <w:rtl/>
+          <w:cs/>
+          <w:lang w:val="ar_AE" w:bidi="ar_AE"/>
+        </w:rPr>
+      </w:r>
+      <w:r>
+        <w:rPr>
+          <w:rtl/>
+          <w:cs/>
           <w:lang w:val="ar_AE" w:bidi="ar_AE"/>
         </w:rPr>
         <w:t xml:space="preserve"> </w:t>
       </w:r>
       <w:r>
         <w:rPr>
-          <w:lang w:val="ar_AE" w:bidi="ar_AE"/>
-        </w:rPr>
-      </w:r>
-      <w:r>
-        <w:rPr>
+          <w:rtl/>
+          <w:cs/>
+          <w:lang w:val="ar_AE" w:bidi="ar_AE"/>
+        </w:rPr>
+      </w:r>
+      <w:r>
+        <w:rPr>
+          <w:rtl/>
+          <w:cs/>
           <w:lang w:val="ar_AE" w:bidi="ar_AE"/>
         </w:rPr>
       </w:r>
@@ -217,6 +263,8 @@
       </w:pPr>
       <w:r>
         <w:rPr>
+          <w:rtl/>
+          <w:cs/>
           <w:lang w:val="ar_AE" w:bidi="ar_AE"/>
         </w:rPr>
       </w:r>
@@ -228,12 +276,16 @@
       </w:pPr>
       <w:r>
         <w:rPr>
+          <w:rtl/>
+          <w:cs/>
           <w:lang w:val="ar_AE" w:bidi="ar_AE"/>
         </w:rPr>
         <w:t>إنجيل مرقس</w:t>
       </w:r>
       <w:r>
         <w:rPr>
+          <w:rtl/>
+          <w:cs/>
           <w:lang w:val="ar_AE" w:bidi="ar_AE"/>
         </w:rPr>
       </w:r>
@@ -244,11 +296,15 @@
       </w:pPr>
       <w:r>
         <w:rPr>
-          <w:lang w:val="ar_AE" w:bidi="ar_AE"/>
-        </w:rPr>
-      </w:r>
-      <w:r>
-        <w:rPr>
+          <w:rtl/>
+          <w:cs/>
+          <w:lang w:val="ar_AE" w:bidi="ar_AE"/>
+        </w:rPr>
+      </w:r>
+      <w:r>
+        <w:rPr>
+          <w:rtl/>
+          <w:cs/>
           <w:lang w:val="ar_AE" w:bidi="ar_AE"/>
         </w:rPr>
         <w:t>يقدِّم مرقس لقرائه في الآية الافتتاحية النقطة المحورية لفهم إنجيله: مع أن بوسعنا تعلُّم الكثير عن الرسل والشخصيات الأخرى من قراءة إنجيل مرقس، فمن المهم بمكان فهْم ما يعلِّمه عن الرب يسوع: يسوع هو "المسيح ابن الله" (</w:t>
@@ -256,6 +312,8 @@
       <w:hyperlink r:id="rId13">
         <w:r>
           <w:rPr>
+            <w:rtl/>
+            <w:cs/>
             <w:lang w:val="ar_AE" w:bidi="ar_AE"/>
           </w:rPr>
           <w:rPr>
@@ -267,6 +325,8 @@
       </w:hyperlink>
       <w:r>
         <w:rPr>
+          <w:rtl/>
+          <w:cs/>
           <w:lang w:val="ar_AE" w:bidi="ar_AE"/>
         </w:rPr>
         <w:t>).</w:t>
@@ -279,6 +339,8 @@
       </w:pPr>
       <w:r>
         <w:rPr>
+          <w:rtl/>
+          <w:cs/>
           <w:lang w:val="ar_AE" w:bidi="ar_AE"/>
         </w:rPr>
         <w:t>السياق</w:t>
@@ -290,11 +352,15 @@
       </w:pPr>
       <w:r>
         <w:rPr>
-          <w:lang w:val="ar_AE" w:bidi="ar_AE"/>
-        </w:rPr>
-      </w:r>
-      <w:r>
-        <w:rPr>
+          <w:rtl/>
+          <w:cs/>
+          <w:lang w:val="ar_AE" w:bidi="ar_AE"/>
+        </w:rPr>
+      </w:r>
+      <w:r>
+        <w:rPr>
+          <w:rtl/>
+          <w:cs/>
           <w:lang w:val="ar_AE" w:bidi="ar_AE"/>
         </w:rPr>
         <w:t>من المتفق عليه في العموم أن إنجيل مرقس كان أول إنجيل يُكتب بين الأناجيل القانونية الأربعة. لم تكن ثمة أناجيل قبل كتابة إنجيل مرقس. لقد تواترت تقاليد الإنجيل أو جرى "تسليمها" شفهيًا تحت إشراف المُعاينين وخدَّام كلمة الله (</w:t>
@@ -302,6 +368,8 @@
       <w:hyperlink r:id="rId14">
         <w:r>
           <w:rPr>
+            <w:rtl/>
+            <w:cs/>
             <w:lang w:val="ar_AE" w:bidi="ar_AE"/>
           </w:rPr>
           <w:rPr>
@@ -313,6 +381,8 @@
       </w:hyperlink>
       <w:r>
         <w:rPr>
+          <w:rtl/>
+          <w:cs/>
           <w:lang w:val="ar_AE" w:bidi="ar_AE"/>
         </w:rPr>
         <w:t>). عندما بدأ هؤلاء المعاينين يموتون، أصبح تسجيل تقاليد الإنجيل كتابة أمرًا مهمًا. بحسب تقليد الكنيسة بعد استشهاد بطرس في منتصف ستينيات القرن الأول. من القرن الأول الميلادي طلبت كنيسة روما من يوحنا مرقس كتابة حياة الرب يسوع والتعاليم التي سلَّمها لهم بطرس شفويًا. ولذلك، أصبح مرقس أول كاتب ما نسميه الآن "إنجيلي/بشير"، وهو وصف مكتوب لحياة الرب يسوع وتعاليمه، من المواد الشفهية عن الرب.</w:t>
@@ -325,6 +395,8 @@
       </w:pPr>
       <w:r>
         <w:rPr>
+          <w:rtl/>
+          <w:cs/>
           <w:lang w:val="ar_AE" w:bidi="ar_AE"/>
         </w:rPr>
         <w:t>الملخَّص</w:t>
@@ -336,11 +408,15 @@
       </w:pPr>
       <w:r>
         <w:rPr>
-          <w:lang w:val="ar_AE" w:bidi="ar_AE"/>
-        </w:rPr>
-      </w:r>
-      <w:r>
-        <w:rPr>
+          <w:rtl/>
+          <w:cs/>
+          <w:lang w:val="ar_AE" w:bidi="ar_AE"/>
+        </w:rPr>
+      </w:r>
+      <w:r>
+        <w:rPr>
+          <w:rtl/>
+          <w:cs/>
           <w:lang w:val="ar_AE" w:bidi="ar_AE"/>
         </w:rPr>
         <w:t xml:space="preserve">إن الهيكل العام لإنجيل مرقس هو جغرافي. فتروي الأصحاحات التسعة الأولى أحداث خدمة الرب يسوع في الجليل والمنطقة المحيطة بها. وفي مرقس </w:t>
@@ -348,6 +424,8 @@
       <w:hyperlink r:id="rId15">
         <w:r>
           <w:rPr>
+            <w:rtl/>
+            <w:cs/>
             <w:lang w:val="ar_AE" w:bidi="ar_AE"/>
           </w:rPr>
           <w:rPr>
@@ -359,6 +437,8 @@
       </w:hyperlink>
       <w:r>
         <w:rPr>
+          <w:rtl/>
+          <w:cs/>
           <w:lang w:val="ar_AE" w:bidi="ar_AE"/>
         </w:rPr>
         <w:t xml:space="preserve"> سافر الرب يسوع وتلاميذه من الجليل إلى أورشليم، حيث جرت آخر أصحاحات الإنجيل (</w:t>
@@ -366,6 +446,8 @@
       <w:hyperlink r:id="rId16">
         <w:r>
           <w:rPr>
+            <w:rtl/>
+            <w:cs/>
             <w:lang w:val="ar_AE" w:bidi="ar_AE"/>
           </w:rPr>
           <w:rPr>
@@ -377,6 +459,8 @@
       </w:hyperlink>
       <w:r>
         <w:rPr>
+          <w:rtl/>
+          <w:cs/>
           <w:lang w:val="ar_AE" w:bidi="ar_AE"/>
         </w:rPr>
         <w:t>) في أورشليم وما حولها. لا تحتوي أقدم المخطوطات وبعض الشواهد القديمة الأخرى على الأعداد 9–20 من الأصحاح السادس عشر. (اتبع متى ولوقا، في استخدامهما لمرقس، هذا المخطط الجغرافي، لكن يوحنا نظَّم إنجيله بصورة مختلفة).</w:t>
@@ -388,11 +472,15 @@
       </w:pPr>
       <w:r>
         <w:rPr>
-          <w:lang w:val="ar_AE" w:bidi="ar_AE"/>
-        </w:rPr>
-      </w:r>
-      <w:r>
-        <w:rPr>
+          <w:rtl/>
+          <w:cs/>
+          <w:lang w:val="ar_AE" w:bidi="ar_AE"/>
+        </w:rPr>
+      </w:r>
+      <w:r>
+        <w:rPr>
+          <w:rtl/>
+          <w:cs/>
           <w:lang w:val="ar_AE" w:bidi="ar_AE"/>
         </w:rPr>
         <w:t>ضمن المخطط الجغرافي، رتَّب مرقس الكثير من مادته بحسب الموضوع. وهكذا، لدينا مجموعات من قصص المعجزات (</w:t>
@@ -400,6 +488,8 @@
       <w:hyperlink r:id="rId17">
         <w:r>
           <w:rPr>
+            <w:rtl/>
+            <w:cs/>
             <w:lang w:val="ar_AE" w:bidi="ar_AE"/>
           </w:rPr>
           <w:rPr>
@@ -411,6 +501,8 @@
       </w:hyperlink>
       <w:r>
         <w:rPr>
+          <w:rtl/>
+          <w:cs/>
           <w:lang w:val="ar_AE" w:bidi="ar_AE"/>
         </w:rPr>
         <w:t xml:space="preserve">؛ </w:t>
@@ -418,6 +510,8 @@
       <w:hyperlink r:id="rId18">
         <w:r>
           <w:rPr>
+            <w:rtl/>
+            <w:cs/>
             <w:lang w:val="ar_AE" w:bidi="ar_AE"/>
           </w:rPr>
           <w:rPr>
@@ -429,6 +523,8 @@
       </w:hyperlink>
       <w:r>
         <w:rPr>
+          <w:rtl/>
+          <w:cs/>
           <w:lang w:val="ar_AE" w:bidi="ar_AE"/>
         </w:rPr>
         <w:t>)، والقصص الجدلية (</w:t>
@@ -436,6 +532,8 @@
       <w:hyperlink r:id="rId19">
         <w:r>
           <w:rPr>
+            <w:rtl/>
+            <w:cs/>
             <w:lang w:val="ar_AE" w:bidi="ar_AE"/>
           </w:rPr>
           <w:rPr>
@@ -447,6 +545,8 @@
       </w:hyperlink>
       <w:r>
         <w:rPr>
+          <w:rtl/>
+          <w:cs/>
           <w:lang w:val="ar_AE" w:bidi="ar_AE"/>
         </w:rPr>
         <w:t xml:space="preserve">؛ </w:t>
@@ -454,6 +554,8 @@
       <w:hyperlink r:id="rId20">
         <w:r>
           <w:rPr>
+            <w:rtl/>
+            <w:cs/>
             <w:lang w:val="ar_AE" w:bidi="ar_AE"/>
           </w:rPr>
           <w:rPr>
@@ -465,6 +567,8 @@
       </w:hyperlink>
       <w:r>
         <w:rPr>
+          <w:rtl/>
+          <w:cs/>
           <w:lang w:val="ar_AE" w:bidi="ar_AE"/>
         </w:rPr>
         <w:t>)، والأمثال (</w:t>
@@ -472,6 +576,8 @@
       <w:hyperlink r:id="rId21">
         <w:r>
           <w:rPr>
+            <w:rtl/>
+            <w:cs/>
             <w:lang w:val="ar_AE" w:bidi="ar_AE"/>
           </w:rPr>
           <w:rPr>
@@ -483,6 +589,8 @@
       </w:hyperlink>
       <w:r>
         <w:rPr>
+          <w:rtl/>
+          <w:cs/>
           <w:lang w:val="ar_AE" w:bidi="ar_AE"/>
         </w:rPr>
         <w:t>)، وتعاليم عن آخر الأيام (</w:t>
@@ -490,6 +598,8 @@
       <w:hyperlink r:id="rId22">
         <w:r>
           <w:rPr>
+            <w:rtl/>
+            <w:cs/>
             <w:lang w:val="ar_AE" w:bidi="ar_AE"/>
           </w:rPr>
           <w:rPr>
@@ -501,6 +611,8 @@
       </w:hyperlink>
       <w:r>
         <w:rPr>
+          <w:rtl/>
+          <w:cs/>
           <w:lang w:val="ar_AE" w:bidi="ar_AE"/>
         </w:rPr>
         <w:t>). وتشير بعض المواد إلى ترتيب الأحداث: بدأت خدمة يسوع بمعموديته (</w:t>
@@ -508,6 +620,8 @@
       <w:hyperlink r:id="rId23">
         <w:r>
           <w:rPr>
+            <w:rtl/>
+            <w:cs/>
             <w:lang w:val="ar_AE" w:bidi="ar_AE"/>
           </w:rPr>
           <w:rPr>
@@ -519,6 +633,8 @@
       </w:hyperlink>
       <w:r>
         <w:rPr>
+          <w:rtl/>
+          <w:cs/>
           <w:lang w:val="ar_AE" w:bidi="ar_AE"/>
         </w:rPr>
         <w:t xml:space="preserve">؛ وانظر </w:t>
@@ -526,6 +642,8 @@
       <w:hyperlink r:id="rId24">
         <w:r>
           <w:rPr>
+            <w:rtl/>
+            <w:cs/>
             <w:lang w:val="ar_AE" w:bidi="ar_AE"/>
           </w:rPr>
           <w:rPr>
@@ -537,6 +655,8 @@
       </w:hyperlink>
       <w:r>
         <w:rPr>
+          <w:rtl/>
+          <w:cs/>
           <w:lang w:val="ar_AE" w:bidi="ar_AE"/>
         </w:rPr>
         <w:t xml:space="preserve">؛ </w:t>
@@ -544,6 +664,8 @@
       <w:hyperlink r:id="rId25">
         <w:r>
           <w:rPr>
+            <w:rtl/>
+            <w:cs/>
             <w:lang w:val="ar_AE" w:bidi="ar_AE"/>
           </w:rPr>
           <w:rPr>
@@ -555,6 +677,8 @@
       </w:hyperlink>
       <w:r>
         <w:rPr>
+          <w:rtl/>
+          <w:cs/>
           <w:lang w:val="ar_AE" w:bidi="ar_AE"/>
         </w:rPr>
         <w:t>) والتجربة (</w:t>
@@ -562,6 +686,8 @@
       <w:hyperlink r:id="rId26">
         <w:r>
           <w:rPr>
+            <w:rtl/>
+            <w:cs/>
             <w:lang w:val="ar_AE" w:bidi="ar_AE"/>
           </w:rPr>
           <w:rPr>
@@ -573,6 +699,8 @@
       </w:hyperlink>
       <w:r>
         <w:rPr>
+          <w:rtl/>
+          <w:cs/>
           <w:lang w:val="ar_AE" w:bidi="ar_AE"/>
         </w:rPr>
         <w:t>)؛ وآلامه وموته وقيامته حدثت في النهاية (</w:t>
@@ -580,6 +708,8 @@
       <w:hyperlink r:id="rId27">
         <w:r>
           <w:rPr>
+            <w:rtl/>
+            <w:cs/>
             <w:lang w:val="ar_AE" w:bidi="ar_AE"/>
           </w:rPr>
           <w:rPr>
@@ -591,6 +721,8 @@
       </w:hyperlink>
       <w:r>
         <w:rPr>
+          <w:rtl/>
+          <w:cs/>
           <w:lang w:val="ar_AE" w:bidi="ar_AE"/>
         </w:rPr>
         <w:t>). ترتبط بعض القصص الفردية معًا بترتيب زمني، مثل اعتراف بطرس في قيصرية فيلبي (</w:t>
@@ -598,6 +730,8 @@
       <w:hyperlink r:id="rId28">
         <w:r>
           <w:rPr>
+            <w:rtl/>
+            <w:cs/>
             <w:lang w:val="ar_AE" w:bidi="ar_AE"/>
           </w:rPr>
           <w:rPr>
@@ -609,6 +743,8 @@
       </w:hyperlink>
       <w:r>
         <w:rPr>
+          <w:rtl/>
+          <w:cs/>
           <w:lang w:val="ar_AE" w:bidi="ar_AE"/>
         </w:rPr>
         <w:t>) وتجلي الرب يسوع (</w:t>
@@ -616,6 +752,8 @@
       <w:hyperlink r:id="rId29">
         <w:r>
           <w:rPr>
+            <w:rtl/>
+            <w:cs/>
             <w:lang w:val="ar_AE" w:bidi="ar_AE"/>
           </w:rPr>
           <w:rPr>
@@ -627,6 +765,8 @@
       </w:hyperlink>
       <w:r>
         <w:rPr>
+          <w:rtl/>
+          <w:cs/>
           <w:lang w:val="ar_AE" w:bidi="ar_AE"/>
         </w:rPr>
         <w:t xml:space="preserve">؛ أنظر أيضًا </w:t>
@@ -634,6 +774,8 @@
       <w:hyperlink r:id="rId30">
         <w:r>
           <w:rPr>
+            <w:rtl/>
+            <w:cs/>
             <w:lang w:val="ar_AE" w:bidi="ar_AE"/>
           </w:rPr>
           <w:rPr>
@@ -645,6 +787,8 @@
       </w:hyperlink>
       <w:r>
         <w:rPr>
+          <w:rtl/>
+          <w:cs/>
           <w:lang w:val="ar_AE" w:bidi="ar_AE"/>
         </w:rPr>
         <w:t xml:space="preserve">، </w:t>
@@ -652,6 +796,8 @@
       <w:hyperlink r:id="rId31">
         <w:r>
           <w:rPr>
+            <w:rtl/>
+            <w:cs/>
             <w:lang w:val="ar_AE" w:bidi="ar_AE"/>
           </w:rPr>
           <w:rPr>
@@ -663,6 +809,8 @@
       </w:hyperlink>
       <w:r>
         <w:rPr>
+          <w:rtl/>
+          <w:cs/>
           <w:lang w:val="ar_AE" w:bidi="ar_AE"/>
         </w:rPr>
         <w:t>).</w:t>
@@ -674,11 +822,15 @@
       </w:pPr>
       <w:r>
         <w:rPr>
-          <w:lang w:val="ar_AE" w:bidi="ar_AE"/>
-        </w:rPr>
-      </w:r>
-      <w:r>
-        <w:rPr>
+          <w:rtl/>
+          <w:cs/>
+          <w:lang w:val="ar_AE" w:bidi="ar_AE"/>
+        </w:rPr>
+      </w:r>
+      <w:r>
+        <w:rPr>
+          <w:rtl/>
+          <w:cs/>
           <w:lang w:val="ar_AE" w:bidi="ar_AE"/>
         </w:rPr>
         <w:t xml:space="preserve">ويجري إبراز نقطة التحوُّل الرئيسة في خدمة الرب يسوع في </w:t>
@@ -686,6 +838,8 @@
       <w:hyperlink r:id="rId28">
         <w:r>
           <w:rPr>
+            <w:rtl/>
+            <w:cs/>
             <w:lang w:val="ar_AE" w:bidi="ar_AE"/>
           </w:rPr>
           <w:rPr>
@@ -697,6 +851,8 @@
       </w:hyperlink>
       <w:r>
         <w:rPr>
+          <w:rtl/>
+          <w:cs/>
           <w:lang w:val="ar_AE" w:bidi="ar_AE"/>
         </w:rPr>
         <w:t>عند منتصف الإنجيل الكتاب. وفي قيصرية فيلبي، اعترف التلاميذ للمرة الأولى بإيمانهم بأن يسوع هو المسيَّا (</w:t>
@@ -704,6 +860,8 @@
       <w:hyperlink r:id="rId32">
         <w:r>
           <w:rPr>
+            <w:rtl/>
+            <w:cs/>
             <w:lang w:val="ar_AE" w:bidi="ar_AE"/>
           </w:rPr>
           <w:rPr>
@@ -715,6 +873,8 @@
       </w:hyperlink>
       <w:r>
         <w:rPr>
+          <w:rtl/>
+          <w:cs/>
           <w:lang w:val="ar_AE" w:bidi="ar_AE"/>
         </w:rPr>
         <w:t>). بناءً على هذا الاعتراف، "ابتدأ يعلِّمهم" عن موته وقيامته المرتقبَين (</w:t>
@@ -722,6 +882,8 @@
       <w:hyperlink r:id="rId33">
         <w:r>
           <w:rPr>
+            <w:rtl/>
+            <w:cs/>
             <w:lang w:val="ar_AE" w:bidi="ar_AE"/>
           </w:rPr>
           <w:rPr>
@@ -733,6 +895,8 @@
       </w:hyperlink>
       <w:r>
         <w:rPr>
+          <w:rtl/>
+          <w:cs/>
           <w:lang w:val="ar_AE" w:bidi="ar_AE"/>
         </w:rPr>
         <w:t xml:space="preserve">؛ وقارن مع </w:t>
@@ -740,6 +904,8 @@
       <w:hyperlink r:id="rId34">
         <w:r>
           <w:rPr>
+            <w:rtl/>
+            <w:cs/>
             <w:lang w:val="ar_AE" w:bidi="ar_AE"/>
           </w:rPr>
           <w:rPr>
@@ -751,6 +917,8 @@
       </w:hyperlink>
       <w:r>
         <w:rPr>
+          <w:rtl/>
+          <w:cs/>
           <w:lang w:val="ar_AE" w:bidi="ar_AE"/>
         </w:rPr>
         <w:t xml:space="preserve">). موت الرب يسوع وقيامته هما الموضوع الرئيس لـ </w:t>
@@ -758,6 +926,8 @@
       <w:hyperlink r:id="rId35">
         <w:r>
           <w:rPr>
+            <w:rtl/>
+            <w:cs/>
             <w:lang w:val="ar_AE" w:bidi="ar_AE"/>
           </w:rPr>
           <w:rPr>
@@ -769,6 +939,8 @@
       </w:hyperlink>
       <w:r>
         <w:rPr>
+          <w:rtl/>
+          <w:cs/>
           <w:lang w:val="ar_AE" w:bidi="ar_AE"/>
         </w:rPr>
         <w:t>.</w:t>
@@ -781,6 +953,8 @@
       </w:pPr>
       <w:r>
         <w:rPr>
+          <w:rtl/>
+          <w:cs/>
           <w:lang w:val="ar_AE" w:bidi="ar_AE"/>
         </w:rPr>
         <w:t>الكاتب</w:t>
@@ -792,11 +966,15 @@
       </w:pPr>
       <w:r>
         <w:rPr>
-          <w:lang w:val="ar_AE" w:bidi="ar_AE"/>
-        </w:rPr>
-      </w:r>
-      <w:r>
-        <w:rPr>
+          <w:rtl/>
+          <w:cs/>
+          <w:lang w:val="ar_AE" w:bidi="ar_AE"/>
+        </w:rPr>
+      </w:r>
+      <w:r>
+        <w:rPr>
+          <w:rtl/>
+          <w:cs/>
           <w:lang w:val="ar_AE" w:bidi="ar_AE"/>
         </w:rPr>
         <w:t xml:space="preserve">أول مرجع يشير إلى تأليف مرقس يأتي من بابياس في بداية القرن الثاني. ومنه يقتبس مؤرخ الكنيسة الأولى يوسابيوس: "مرقس إذ كان يُترجِم لبطرس كَتَبَ بدقَّة، ولو من دون ترتيب، كل ما تذكره عما قاله الرب أو فعله. لأنه لا سمع الرب ولا تبعه، ولكنه فيما بعد… تبع بطرس" (يوسابيوس، </w:t>
@@ -804,12 +982,16 @@
       <w:r>
         <w:rPr>
           <w:i/>
+          <w:rtl/>
+          <w:cs/>
           <w:lang w:val="ar_AE" w:bidi="ar_AE"/>
         </w:rPr>
         <w:t>تاريخ الكنيسة</w:t>
       </w:r>
       <w:r>
         <w:rPr>
+          <w:rtl/>
+          <w:cs/>
           <w:lang w:val="ar_AE" w:bidi="ar_AE"/>
         </w:rPr>
         <w:t xml:space="preserve"> ۳، ۳۹، 16).</w:t>
@@ -821,11 +1003,15 @@
       </w:pPr>
       <w:r>
         <w:rPr>
-          <w:lang w:val="ar_AE" w:bidi="ar_AE"/>
-        </w:rPr>
-      </w:r>
-      <w:r>
-        <w:rPr>
+          <w:rtl/>
+          <w:cs/>
+          <w:lang w:val="ar_AE" w:bidi="ar_AE"/>
+        </w:rPr>
+      </w:r>
+      <w:r>
+        <w:rPr>
+          <w:rtl/>
+          <w:cs/>
           <w:lang w:val="ar_AE" w:bidi="ar_AE"/>
         </w:rPr>
         <w:t xml:space="preserve">وقد أجمعت الكنيسة الأولى على اعتبار يوحنا مرقس هو كاتب هذا الإنجيل. ومن غير المرجح أن يكون بابياس وآخرون نَسبوا هذا الإنجيل إلى واحد من غير الرسل سمعته مشوهة (انظر </w:t>
@@ -833,6 +1019,8 @@
       <w:hyperlink r:id="rId36">
         <w:r>
           <w:rPr>
+            <w:rtl/>
+            <w:cs/>
             <w:lang w:val="ar_AE" w:bidi="ar_AE"/>
           </w:rPr>
           <w:rPr>
@@ -844,6 +1032,8 @@
       </w:hyperlink>
       <w:r>
         <w:rPr>
+          <w:rtl/>
+          <w:cs/>
           <w:lang w:val="ar_AE" w:bidi="ar_AE"/>
         </w:rPr>
         <w:t xml:space="preserve">؛ </w:t>
@@ -851,6 +1041,8 @@
       <w:hyperlink r:id="rId37">
         <w:r>
           <w:rPr>
+            <w:rtl/>
+            <w:cs/>
             <w:lang w:val="ar_AE" w:bidi="ar_AE"/>
           </w:rPr>
           <w:rPr>
@@ -862,6 +1054,8 @@
       </w:hyperlink>
       <w:r>
         <w:rPr>
+          <w:rtl/>
+          <w:cs/>
           <w:lang w:val="ar_AE" w:bidi="ar_AE"/>
         </w:rPr>
         <w:t>) إلا إذا كان مرقس في الواقع هو الكاتب.</w:t>
@@ -873,11 +1067,15 @@
       </w:pPr>
       <w:r>
         <w:rPr>
-          <w:lang w:val="ar_AE" w:bidi="ar_AE"/>
-        </w:rPr>
-      </w:r>
-      <w:r>
-        <w:rPr>
+          <w:rtl/>
+          <w:cs/>
+          <w:lang w:val="ar_AE" w:bidi="ar_AE"/>
+        </w:rPr>
+      </w:r>
+      <w:r>
+        <w:rPr>
+          <w:rtl/>
+          <w:cs/>
           <w:lang w:val="ar_AE" w:bidi="ar_AE"/>
         </w:rPr>
         <w:t xml:space="preserve">كان كاتب هذا الإنجيل يتحدث لغتين بطلاقة، كما تشير العبارات الآرامية في نصه اليوناني (على سبيل المثال: </w:t>
@@ -885,6 +1083,8 @@
       <w:hyperlink r:id="rId38">
         <w:r>
           <w:rPr>
+            <w:rtl/>
+            <w:cs/>
             <w:lang w:val="ar_AE" w:bidi="ar_AE"/>
           </w:rPr>
           <w:rPr>
@@ -896,6 +1096,8 @@
       </w:hyperlink>
       <w:r>
         <w:rPr>
+          <w:rtl/>
+          <w:cs/>
           <w:lang w:val="ar_AE" w:bidi="ar_AE"/>
         </w:rPr>
         <w:t xml:space="preserve">؛ </w:t>
@@ -903,6 +1105,8 @@
       <w:hyperlink r:id="rId39">
         <w:r>
           <w:rPr>
+            <w:rtl/>
+            <w:cs/>
             <w:lang w:val="ar_AE" w:bidi="ar_AE"/>
           </w:rPr>
           <w:rPr>
@@ -914,6 +1118,8 @@
       </w:hyperlink>
       <w:r>
         <w:rPr>
+          <w:rtl/>
+          <w:cs/>
           <w:lang w:val="ar_AE" w:bidi="ar_AE"/>
         </w:rPr>
         <w:t xml:space="preserve">؛ </w:t>
@@ -921,6 +1127,8 @@
       <w:hyperlink r:id="rId40">
         <w:r>
           <w:rPr>
+            <w:rtl/>
+            <w:cs/>
             <w:lang w:val="ar_AE" w:bidi="ar_AE"/>
           </w:rPr>
           <w:rPr>
@@ -932,6 +1140,8 @@
       </w:hyperlink>
       <w:r>
         <w:rPr>
+          <w:rtl/>
+          <w:cs/>
           <w:lang w:val="ar_AE" w:bidi="ar_AE"/>
         </w:rPr>
         <w:t xml:space="preserve">). وكان يهوديًا أيضًا، إذ كان يعرف العادات اليهودية المختلفة ويشرَحها لقرائه من الأمم (على سبيل المثال: </w:t>
@@ -939,6 +1149,8 @@
       <w:hyperlink r:id="rId41">
         <w:r>
           <w:rPr>
+            <w:rtl/>
+            <w:cs/>
             <w:lang w:val="ar_AE" w:bidi="ar_AE"/>
           </w:rPr>
           <w:rPr>
@@ -950,6 +1162,8 @@
       </w:hyperlink>
       <w:r>
         <w:rPr>
+          <w:rtl/>
+          <w:cs/>
           <w:lang w:val="ar_AE" w:bidi="ar_AE"/>
         </w:rPr>
         <w:t xml:space="preserve">؛ </w:t>
@@ -957,6 +1171,8 @@
       <w:hyperlink r:id="rId42">
         <w:r>
           <w:rPr>
+            <w:rtl/>
+            <w:cs/>
             <w:lang w:val="ar_AE" w:bidi="ar_AE"/>
           </w:rPr>
           <w:rPr>
@@ -968,6 +1184,8 @@
       </w:hyperlink>
       <w:r>
         <w:rPr>
+          <w:rtl/>
+          <w:cs/>
           <w:lang w:val="ar_AE" w:bidi="ar_AE"/>
         </w:rPr>
         <w:t>). كان يوحنا مرقس بالفعل يهوديًا نشأ في أورشليم (</w:t>
@@ -975,6 +1193,8 @@
       <w:hyperlink r:id="rId43">
         <w:r>
           <w:rPr>
+            <w:rtl/>
+            <w:cs/>
             <w:lang w:val="ar_AE" w:bidi="ar_AE"/>
           </w:rPr>
           <w:rPr>
@@ -986,6 +1206,8 @@
       </w:hyperlink>
       <w:r>
         <w:rPr>
+          <w:rtl/>
+          <w:cs/>
           <w:lang w:val="ar_AE" w:bidi="ar_AE"/>
         </w:rPr>
         <w:t>). وهكذا كان يعرف الآرامية (اللغة الأم لشعب يهوذا) وكان يَعرِف العادات اليهودية.</w:t>
@@ -997,11 +1219,15 @@
       </w:pPr>
       <w:r>
         <w:rPr>
-          <w:lang w:val="ar_AE" w:bidi="ar_AE"/>
-        </w:rPr>
-      </w:r>
-      <w:r>
-        <w:rPr>
+          <w:rtl/>
+          <w:cs/>
+          <w:lang w:val="ar_AE" w:bidi="ar_AE"/>
+        </w:rPr>
+      </w:r>
+      <w:r>
+        <w:rPr>
+          <w:rtl/>
+          <w:cs/>
           <w:lang w:val="ar_AE" w:bidi="ar_AE"/>
         </w:rPr>
         <w:t xml:space="preserve">لدى البعض اعتراضات على أن هذا الإنجيل لا يشير بوضوح إلى صلة بين مرقس وبطرس، وأنه يبدو مصقولًا كعمَل أدبي أكثر مما يتوقعه المرء من تسجيل مباشر لشهادة شاهد عن بطرس. ولكن إذا كان هذا الإنجيل كُتبَ قرب أو بعد موت بطرس (انظر "التاريخ" أدناه)، فإن بطرس كان يروي هذه القصص لأكثر من ثلاثين عامًا. ومن خلال تكرار السرد، كان ممكنًا أن تصبح قصته للإنجيل مصقولة جيدًا. ثمة إشارات أيضًا إلى بطرس في هذا الإنجيل، ربما بسبب علاقة مرقس الشخصية به (على سبيل المثال: </w:t>
@@ -1009,6 +1235,8 @@
       <w:hyperlink r:id="rId44">
         <w:r>
           <w:rPr>
+            <w:rtl/>
+            <w:cs/>
             <w:lang w:val="ar_AE" w:bidi="ar_AE"/>
           </w:rPr>
           <w:rPr>
@@ -1020,6 +1248,8 @@
       </w:hyperlink>
       <w:r>
         <w:rPr>
+          <w:rtl/>
+          <w:cs/>
           <w:lang w:val="ar_AE" w:bidi="ar_AE"/>
         </w:rPr>
         <w:t xml:space="preserve">؛ </w:t>
@@ -1027,6 +1257,8 @@
       <w:hyperlink r:id="rId45">
         <w:r>
           <w:rPr>
+            <w:rtl/>
+            <w:cs/>
             <w:lang w:val="ar_AE" w:bidi="ar_AE"/>
           </w:rPr>
           <w:rPr>
@@ -1038,6 +1270,8 @@
       </w:hyperlink>
       <w:r>
         <w:rPr>
+          <w:rtl/>
+          <w:cs/>
           <w:lang w:val="ar_AE" w:bidi="ar_AE"/>
         </w:rPr>
         <w:t xml:space="preserve">؛ </w:t>
@@ -1045,6 +1279,8 @@
       <w:hyperlink r:id="rId46">
         <w:r>
           <w:rPr>
+            <w:rtl/>
+            <w:cs/>
             <w:lang w:val="ar_AE" w:bidi="ar_AE"/>
           </w:rPr>
           <w:rPr>
@@ -1056,6 +1292,8 @@
       </w:hyperlink>
       <w:r>
         <w:rPr>
+          <w:rtl/>
+          <w:cs/>
           <w:lang w:val="ar_AE" w:bidi="ar_AE"/>
         </w:rPr>
         <w:t xml:space="preserve">؛ </w:t>
@@ -1063,6 +1301,8 @@
       <w:hyperlink r:id="rId47">
         <w:r>
           <w:rPr>
+            <w:rtl/>
+            <w:cs/>
             <w:lang w:val="ar_AE" w:bidi="ar_AE"/>
           </w:rPr>
           <w:rPr>
@@ -1074,6 +1314,8 @@
       </w:hyperlink>
       <w:r>
         <w:rPr>
+          <w:rtl/>
+          <w:cs/>
           <w:lang w:val="ar_AE" w:bidi="ar_AE"/>
         </w:rPr>
         <w:t xml:space="preserve">، </w:t>
@@ -1081,6 +1323,8 @@
       <w:hyperlink r:id="rId48">
         <w:r>
           <w:rPr>
+            <w:rtl/>
+            <w:cs/>
             <w:lang w:val="ar_AE" w:bidi="ar_AE"/>
           </w:rPr>
           <w:rPr>
@@ -1092,6 +1336,8 @@
       </w:hyperlink>
       <w:r>
         <w:rPr>
+          <w:rtl/>
+          <w:cs/>
           <w:lang w:val="ar_AE" w:bidi="ar_AE"/>
         </w:rPr>
         <w:t>). يتناسب مع الأدلة تمامًا اعتبار يوحنا مرقس، ابن عم برنابا، كاتب هذا الإنجيل، بناءً على ما رواه بطرس لما عاينه بنفسه.</w:t>
@@ -1104,6 +1350,8 @@
       </w:pPr>
       <w:r>
         <w:rPr>
+          <w:rtl/>
+          <w:cs/>
           <w:lang w:val="ar_AE" w:bidi="ar_AE"/>
         </w:rPr>
         <w:t>الزمن</w:t>
@@ -1115,11 +1363,15 @@
       </w:pPr>
       <w:r>
         <w:rPr>
-          <w:lang w:val="ar_AE" w:bidi="ar_AE"/>
-        </w:rPr>
-      </w:r>
-      <w:r>
-        <w:rPr>
+          <w:rtl/>
+          <w:cs/>
+          <w:lang w:val="ar_AE" w:bidi="ar_AE"/>
+        </w:rPr>
+      </w:r>
+      <w:r>
+        <w:rPr>
+          <w:rtl/>
+          <w:cs/>
           <w:lang w:val="ar_AE" w:bidi="ar_AE"/>
         </w:rPr>
         <w:t>ربما كتَبَ يوحنا مرقس تعاليم بطرس عن الرب يسوع بالقرب من وقت موت بطرس. لقد مات بطرس في روما نحو سنة 64 بعد الميلاد في الاضطهاد الذي مارسه نيرون على المسيحيين. كَتبَ مرقس هذا الإنجيل على الأرجح في أواخر الستينيات من القرن الأول، وهناك مقطعين بهما بيانات تدعم هذه الفكرة: (١) التركيز على الأمانة في وقت الاضطهاد (</w:t>
@@ -1127,6 +1379,8 @@
       <w:hyperlink r:id="rId49">
         <w:r>
           <w:rPr>
+            <w:rtl/>
+            <w:cs/>
             <w:lang w:val="ar_AE" w:bidi="ar_AE"/>
           </w:rPr>
           <w:rPr>
@@ -1138,6 +1392,8 @@
       </w:hyperlink>
       <w:r>
         <w:rPr>
+          <w:rtl/>
+          <w:cs/>
           <w:lang w:val="ar_AE" w:bidi="ar_AE"/>
         </w:rPr>
         <w:t xml:space="preserve">؛ </w:t>
@@ -1145,6 +1401,8 @@
       <w:hyperlink r:id="rId50">
         <w:r>
           <w:rPr>
+            <w:rtl/>
+            <w:cs/>
             <w:lang w:val="ar_AE" w:bidi="ar_AE"/>
           </w:rPr>
           <w:rPr>
@@ -1156,6 +1414,8 @@
       </w:hyperlink>
       <w:r>
         <w:rPr>
+          <w:rtl/>
+          <w:cs/>
           <w:lang w:val="ar_AE" w:bidi="ar_AE"/>
         </w:rPr>
         <w:t xml:space="preserve">؛ </w:t>
@@ -1163,6 +1423,8 @@
       <w:hyperlink r:id="rId51">
         <w:r>
           <w:rPr>
+            <w:rtl/>
+            <w:cs/>
             <w:lang w:val="ar_AE" w:bidi="ar_AE"/>
           </w:rPr>
           <w:rPr>
@@ -1174,6 +1436,8 @@
       </w:hyperlink>
       <w:r>
         <w:rPr>
+          <w:rtl/>
+          <w:cs/>
           <w:lang w:val="ar_AE" w:bidi="ar_AE"/>
         </w:rPr>
         <w:t xml:space="preserve">؛ </w:t>
@@ -1181,6 +1445,8 @@
       <w:hyperlink r:id="rId52">
         <w:r>
           <w:rPr>
+            <w:rtl/>
+            <w:cs/>
             <w:lang w:val="ar_AE" w:bidi="ar_AE"/>
           </w:rPr>
           <w:rPr>
@@ -1192,6 +1458,8 @@
       </w:hyperlink>
       <w:r>
         <w:rPr>
+          <w:rtl/>
+          <w:cs/>
           <w:lang w:val="ar_AE" w:bidi="ar_AE"/>
         </w:rPr>
         <w:t xml:space="preserve">) تشير إلى وقت أثناء أو بعد وقت قصير من اضطهاد نيرون في منتصف الستينيات من القرن الأول. و(۲) حديث الرب يسوع مسجَّل في الأصحاح </w:t>
@@ -1199,6 +1467,8 @@
       <w:hyperlink r:id="rId53">
         <w:r>
           <w:rPr>
+            <w:rtl/>
+            <w:cs/>
             <w:lang w:val="ar_AE" w:bidi="ar_AE"/>
           </w:rPr>
           <w:rPr>
@@ -1210,6 +1480,8 @@
       </w:hyperlink>
       <w:r>
         <w:rPr>
+          <w:rtl/>
+          <w:cs/>
           <w:lang w:val="ar_AE" w:bidi="ar_AE"/>
         </w:rPr>
         <w:t xml:space="preserve"> يشير إلى أن خراب أورشليم كان يقترب بسرعة، وربما كان قد بدأ بالفعل مع الثورة اليهودية (66–73 بعد الميلاد).</w:t>
@@ -1222,6 +1494,8 @@
       </w:pPr>
       <w:r>
         <w:rPr>
+          <w:rtl/>
+          <w:cs/>
           <w:lang w:val="ar_AE" w:bidi="ar_AE"/>
         </w:rPr>
         <w:t>الجمهور</w:t>
@@ -1233,11 +1507,15 @@
       </w:pPr>
       <w:r>
         <w:rPr>
-          <w:lang w:val="ar_AE" w:bidi="ar_AE"/>
-        </w:rPr>
-      </w:r>
-      <w:r>
-        <w:rPr>
+          <w:rtl/>
+          <w:cs/>
+          <w:lang w:val="ar_AE" w:bidi="ar_AE"/>
+        </w:rPr>
+      </w:r>
+      <w:r>
+        <w:rPr>
+          <w:rtl/>
+          <w:cs/>
           <w:lang w:val="ar_AE" w:bidi="ar_AE"/>
         </w:rPr>
         <w:t xml:space="preserve">حسب التقليد، كُتبَ إنجيل مرقس لكنيسة روما. ومن الواضح أن القراء الأصليين كانوا يتحدثون اليونانية، وأنهم كانوا من الأمم، لأن الكاتب يشرَح العادات اليهودية (على سبيل المثال: </w:t>
@@ -1245,6 +1523,8 @@
       <w:hyperlink r:id="rId41">
         <w:r>
           <w:rPr>
+            <w:rtl/>
+            <w:cs/>
             <w:lang w:val="ar_AE" w:bidi="ar_AE"/>
           </w:rPr>
           <w:rPr>
@@ -1256,6 +1536,8 @@
       </w:hyperlink>
       <w:r>
         <w:rPr>
+          <w:rtl/>
+          <w:cs/>
           <w:lang w:val="ar_AE" w:bidi="ar_AE"/>
         </w:rPr>
         <w:t xml:space="preserve">؛ </w:t>
@@ -1263,6 +1545,8 @@
       <w:hyperlink r:id="rId42">
         <w:r>
           <w:rPr>
+            <w:rtl/>
+            <w:cs/>
             <w:lang w:val="ar_AE" w:bidi="ar_AE"/>
           </w:rPr>
           <w:rPr>
@@ -1274,6 +1558,8 @@
       </w:hyperlink>
       <w:r>
         <w:rPr>
+          <w:rtl/>
+          <w:cs/>
           <w:lang w:val="ar_AE" w:bidi="ar_AE"/>
         </w:rPr>
         <w:t>) ويميز قرائه عن "اليهود" (</w:t>
@@ -1281,6 +1567,8 @@
       <w:hyperlink r:id="rId54">
         <w:r>
           <w:rPr>
+            <w:rtl/>
+            <w:cs/>
             <w:lang w:val="ar_AE" w:bidi="ar_AE"/>
           </w:rPr>
           <w:rPr>
@@ -1292,6 +1580,8 @@
       </w:hyperlink>
       <w:r>
         <w:rPr>
+          <w:rtl/>
+          <w:cs/>
           <w:lang w:val="ar_AE" w:bidi="ar_AE"/>
         </w:rPr>
         <w:t>).</w:t>
@@ -1303,11 +1593,15 @@
       </w:pPr>
       <w:r>
         <w:rPr>
-          <w:lang w:val="ar_AE" w:bidi="ar_AE"/>
-        </w:rPr>
-      </w:r>
-      <w:r>
-        <w:rPr>
+          <w:rtl/>
+          <w:cs/>
+          <w:lang w:val="ar_AE" w:bidi="ar_AE"/>
+        </w:rPr>
+      </w:r>
+      <w:r>
+        <w:rPr>
+          <w:rtl/>
+          <w:cs/>
           <w:lang w:val="ar_AE" w:bidi="ar_AE"/>
         </w:rPr>
         <w:t>كان القراء الأصليون مسيحيين. لقد كانوا على دراية بتقاليد الإنجيل، لأن الكاتب لم يشرَح مختلف مراجع العهد القديم (</w:t>
@@ -1315,6 +1609,8 @@
       <w:hyperlink r:id="rId55">
         <w:r>
           <w:rPr>
+            <w:rtl/>
+            <w:cs/>
             <w:lang w:val="ar_AE" w:bidi="ar_AE"/>
           </w:rPr>
           <w:rPr>
@@ -1326,6 +1622,8 @@
       </w:hyperlink>
       <w:r>
         <w:rPr>
+          <w:rtl/>
+          <w:cs/>
           <w:lang w:val="ar_AE" w:bidi="ar_AE"/>
         </w:rPr>
         <w:t>) أو أشياء مِثل مَن هو يوحنا المعمدان (</w:t>
@@ -1333,6 +1631,8 @@
       <w:hyperlink r:id="rId56">
         <w:r>
           <w:rPr>
+            <w:rtl/>
+            <w:cs/>
             <w:lang w:val="ar_AE" w:bidi="ar_AE"/>
           </w:rPr>
           <w:rPr>
@@ -1344,6 +1644,8 @@
       </w:hyperlink>
       <w:r>
         <w:rPr>
+          <w:rtl/>
+          <w:cs/>
           <w:lang w:val="ar_AE" w:bidi="ar_AE"/>
         </w:rPr>
         <w:t>)، ومَن هو إشعياء النبي (</w:t>
@@ -1351,6 +1653,8 @@
       <w:hyperlink r:id="rId57">
         <w:r>
           <w:rPr>
+            <w:rtl/>
+            <w:cs/>
             <w:lang w:val="ar_AE" w:bidi="ar_AE"/>
           </w:rPr>
           <w:rPr>
@@ -1362,6 +1666,8 @@
       </w:hyperlink>
       <w:r>
         <w:rPr>
+          <w:rtl/>
+          <w:cs/>
           <w:lang w:val="ar_AE" w:bidi="ar_AE"/>
         </w:rPr>
         <w:t>)، أو مَن هم الفريسيون ومعلمو الشريعة (</w:t>
@@ -1369,6 +1675,8 @@
       <w:hyperlink r:id="rId58">
         <w:r>
           <w:rPr>
+            <w:rtl/>
+            <w:cs/>
             <w:lang w:val="ar_AE" w:bidi="ar_AE"/>
           </w:rPr>
           <w:rPr>
@@ -1380,6 +1688,8 @@
       </w:hyperlink>
       <w:r>
         <w:rPr>
+          <w:rtl/>
+          <w:cs/>
           <w:lang w:val="ar_AE" w:bidi="ar_AE"/>
         </w:rPr>
         <w:t>).</w:t>
@@ -1391,11 +1701,15 @@
       </w:pPr>
       <w:r>
         <w:rPr>
-          <w:lang w:val="ar_AE" w:bidi="ar_AE"/>
-        </w:rPr>
-      </w:r>
-      <w:r>
-        <w:rPr>
+          <w:rtl/>
+          <w:cs/>
+          <w:lang w:val="ar_AE" w:bidi="ar_AE"/>
+        </w:rPr>
+      </w:r>
+      <w:r>
+        <w:rPr>
+          <w:rtl/>
+          <w:cs/>
           <w:lang w:val="ar_AE" w:bidi="ar_AE"/>
         </w:rPr>
         <w:t xml:space="preserve">ومن الواضح أيضًا أن القراء كانوا من الرومان، كما تشير "اللاتينية" في مرقس. في </w:t>
@@ -1403,6 +1717,8 @@
       <w:hyperlink r:id="rId59">
         <w:r>
           <w:rPr>
+            <w:rtl/>
+            <w:cs/>
             <w:lang w:val="ar_AE" w:bidi="ar_AE"/>
           </w:rPr>
           <w:rPr>
@@ -1414,6 +1730,8 @@
       </w:hyperlink>
       <w:r>
         <w:rPr>
+          <w:rtl/>
+          <w:cs/>
           <w:lang w:val="ar_AE" w:bidi="ar_AE"/>
         </w:rPr>
         <w:t xml:space="preserve">، فهو يستخدم كلمة لاتينية تعني "سيَّاف". وفي </w:t>
@@ -1421,6 +1739,8 @@
       <w:hyperlink r:id="rId60">
         <w:r>
           <w:rPr>
+            <w:rtl/>
+            <w:cs/>
             <w:lang w:val="ar_AE" w:bidi="ar_AE"/>
           </w:rPr>
           <w:rPr>
@@ -1432,6 +1752,8 @@
       </w:hyperlink>
       <w:r>
         <w:rPr>
+          <w:rtl/>
+          <w:cs/>
           <w:lang w:val="ar_AE" w:bidi="ar_AE"/>
         </w:rPr>
         <w:t xml:space="preserve">يستخدم عملة رومانية ( </w:t>
@@ -1439,12 +1761,16 @@
       <w:r>
         <w:rPr>
           <w:i/>
+          <w:rtl/>
+          <w:cs/>
           <w:lang w:val="ar_AE" w:bidi="ar_AE"/>
         </w:rPr>
         <w:t>الكوادران</w:t>
       </w:r>
       <w:r>
         <w:rPr>
+          <w:rtl/>
+          <w:cs/>
           <w:lang w:val="ar_AE" w:bidi="ar_AE"/>
         </w:rPr>
         <w:t xml:space="preserve">) ليشرح معنى "فَلْسين". والفَلْس(عملة يونانية) قديمة. وفي </w:t>
@@ -1452,6 +1778,8 @@
       <w:hyperlink r:id="rId61">
         <w:r>
           <w:rPr>
+            <w:rtl/>
+            <w:cs/>
             <w:lang w:val="ar_AE" w:bidi="ar_AE"/>
           </w:rPr>
           <w:rPr>
@@ -1463,6 +1791,8 @@
       </w:hyperlink>
       <w:r>
         <w:rPr>
+          <w:rtl/>
+          <w:cs/>
           <w:lang w:val="ar_AE" w:bidi="ar_AE"/>
         </w:rPr>
         <w:t xml:space="preserve">، </w:t>
@@ -1470,6 +1800,8 @@
       <w:hyperlink r:id="rId62">
         <w:r>
           <w:rPr>
+            <w:rtl/>
+            <w:cs/>
             <w:lang w:val="ar_AE" w:bidi="ar_AE"/>
           </w:rPr>
           <w:rPr>
@@ -1481,6 +1813,8 @@
       </w:hyperlink>
       <w:r>
         <w:rPr>
+          <w:rtl/>
+          <w:cs/>
           <w:lang w:val="ar_AE" w:bidi="ar_AE"/>
         </w:rPr>
         <w:t>، فهو يستخدم كلمة لاتينية تعني "قائد المئة" بدلًا من الكلمة اليونانية التي لها المعنى نفسه، واستخدمها متى ولوقا.</w:t>
@@ -1493,6 +1827,8 @@
       </w:pPr>
       <w:r>
         <w:rPr>
+          <w:rtl/>
+          <w:cs/>
           <w:lang w:val="ar_AE" w:bidi="ar_AE"/>
         </w:rPr>
         <w:t>الملامح الأدبية</w:t>
@@ -1504,11 +1840,15 @@
       </w:pPr>
       <w:r>
         <w:rPr>
-          <w:lang w:val="ar_AE" w:bidi="ar_AE"/>
-        </w:rPr>
-      </w:r>
-      <w:r>
-        <w:rPr>
+          <w:rtl/>
+          <w:cs/>
+          <w:lang w:val="ar_AE" w:bidi="ar_AE"/>
+        </w:rPr>
+      </w:r>
+      <w:r>
+        <w:rPr>
+          <w:rtl/>
+          <w:cs/>
           <w:lang w:val="ar_AE" w:bidi="ar_AE"/>
         </w:rPr>
         <w:t xml:space="preserve">يمكن رؤية عمل مرقس التحريري بصورة أوضح في عباراته التمهيدية (على سبيل المثال، </w:t>
@@ -1516,6 +1856,8 @@
       <w:hyperlink r:id="rId63">
         <w:r>
           <w:rPr>
+            <w:rtl/>
+            <w:cs/>
             <w:lang w:val="ar_AE" w:bidi="ar_AE"/>
           </w:rPr>
           <w:rPr>
@@ -1527,6 +1869,8 @@
       </w:hyperlink>
       <w:r>
         <w:rPr>
+          <w:rtl/>
+          <w:cs/>
           <w:lang w:val="ar_AE" w:bidi="ar_AE"/>
         </w:rPr>
         <w:t xml:space="preserve">؛ </w:t>
@@ -1534,6 +1878,8 @@
       <w:hyperlink r:id="rId64">
         <w:r>
           <w:rPr>
+            <w:rtl/>
+            <w:cs/>
             <w:lang w:val="ar_AE" w:bidi="ar_AE"/>
           </w:rPr>
           <w:rPr>
@@ -1545,6 +1891,8 @@
       </w:hyperlink>
       <w:r>
         <w:rPr>
+          <w:rtl/>
+          <w:cs/>
           <w:lang w:val="ar_AE" w:bidi="ar_AE"/>
         </w:rPr>
         <w:t xml:space="preserve">؛ </w:t>
@@ -1552,6 +1900,8 @@
       <w:hyperlink r:id="rId65">
         <w:r>
           <w:rPr>
+            <w:rtl/>
+            <w:cs/>
             <w:lang w:val="ar_AE" w:bidi="ar_AE"/>
           </w:rPr>
           <w:rPr>
@@ -1563,6 +1913,8 @@
       </w:hyperlink>
       <w:r>
         <w:rPr>
+          <w:rtl/>
+          <w:cs/>
           <w:lang w:val="ar_AE" w:bidi="ar_AE"/>
         </w:rPr>
         <w:t xml:space="preserve">؛ </w:t>
@@ -1570,6 +1922,8 @@
       <w:hyperlink r:id="rId58">
         <w:r>
           <w:rPr>
+            <w:rtl/>
+            <w:cs/>
             <w:lang w:val="ar_AE" w:bidi="ar_AE"/>
           </w:rPr>
           <w:rPr>
@@ -1581,6 +1935,8 @@
       </w:hyperlink>
       <w:r>
         <w:rPr>
+          <w:rtl/>
+          <w:cs/>
           <w:lang w:val="ar_AE" w:bidi="ar_AE"/>
         </w:rPr>
         <w:t xml:space="preserve">)، وفي تعليقاته التفسيرية (على سبيل المثال: </w:t>
@@ -1588,6 +1944,8 @@
       <w:hyperlink r:id="rId66">
         <w:r>
           <w:rPr>
+            <w:rtl/>
+            <w:cs/>
             <w:lang w:val="ar_AE" w:bidi="ar_AE"/>
           </w:rPr>
           <w:rPr>
@@ -1599,6 +1957,8 @@
       </w:hyperlink>
       <w:r>
         <w:rPr>
+          <w:rtl/>
+          <w:cs/>
           <w:lang w:val="ar_AE" w:bidi="ar_AE"/>
         </w:rPr>
         <w:t xml:space="preserve">؛ </w:t>
@@ -1606,6 +1966,8 @@
       <w:hyperlink r:id="rId67">
         <w:r>
           <w:rPr>
+            <w:rtl/>
+            <w:cs/>
             <w:lang w:val="ar_AE" w:bidi="ar_AE"/>
           </w:rPr>
           <w:rPr>
@@ -1617,6 +1979,8 @@
       </w:hyperlink>
       <w:r>
         <w:rPr>
+          <w:rtl/>
+          <w:cs/>
           <w:lang w:val="ar_AE" w:bidi="ar_AE"/>
         </w:rPr>
         <w:t xml:space="preserve">؛ </w:t>
@@ -1624,6 +1988,8 @@
       <w:hyperlink r:id="rId68">
         <w:r>
           <w:rPr>
+            <w:rtl/>
+            <w:cs/>
             <w:lang w:val="ar_AE" w:bidi="ar_AE"/>
           </w:rPr>
           <w:rPr>
@@ -1635,6 +2001,8 @@
       </w:hyperlink>
       <w:r>
         <w:rPr>
+          <w:rtl/>
+          <w:cs/>
           <w:lang w:val="ar_AE" w:bidi="ar_AE"/>
         </w:rPr>
         <w:t xml:space="preserve">، </w:t>
@@ -1642,6 +2010,8 @@
       <w:hyperlink r:id="rId69">
         <w:r>
           <w:rPr>
+            <w:rtl/>
+            <w:cs/>
             <w:lang w:val="ar_AE" w:bidi="ar_AE"/>
           </w:rPr>
           <w:rPr>
@@ -1653,6 +2023,8 @@
       </w:hyperlink>
       <w:r>
         <w:rPr>
+          <w:rtl/>
+          <w:cs/>
           <w:lang w:val="ar_AE" w:bidi="ar_AE"/>
         </w:rPr>
         <w:t xml:space="preserve">، </w:t>
@@ -1660,6 +2032,8 @@
       <w:hyperlink r:id="rId70">
         <w:r>
           <w:rPr>
+            <w:rtl/>
+            <w:cs/>
             <w:lang w:val="ar_AE" w:bidi="ar_AE"/>
           </w:rPr>
           <w:rPr>
@@ -1671,6 +2045,8 @@
       </w:hyperlink>
       <w:r>
         <w:rPr>
+          <w:rtl/>
+          <w:cs/>
           <w:lang w:val="ar_AE" w:bidi="ar_AE"/>
         </w:rPr>
         <w:t xml:space="preserve">؛ </w:t>
@@ -1678,6 +2054,8 @@
       <w:hyperlink r:id="rId71">
         <w:r>
           <w:rPr>
+            <w:rtl/>
+            <w:cs/>
             <w:lang w:val="ar_AE" w:bidi="ar_AE"/>
           </w:rPr>
           <w:rPr>
@@ -1689,6 +2067,8 @@
       </w:hyperlink>
       <w:r>
         <w:rPr>
+          <w:rtl/>
+          <w:cs/>
           <w:lang w:val="ar_AE" w:bidi="ar_AE"/>
         </w:rPr>
         <w:t xml:space="preserve">، </w:t>
@@ -1696,6 +2076,8 @@
       <w:hyperlink r:id="rId72">
         <w:r>
           <w:rPr>
+            <w:rtl/>
+            <w:cs/>
             <w:lang w:val="ar_AE" w:bidi="ar_AE"/>
           </w:rPr>
           <w:rPr>
@@ -1707,6 +2089,8 @@
       </w:hyperlink>
       <w:r>
         <w:rPr>
+          <w:rtl/>
+          <w:cs/>
           <w:lang w:val="ar_AE" w:bidi="ar_AE"/>
         </w:rPr>
         <w:t xml:space="preserve">، </w:t>
@@ -1714,6 +2098,8 @@
       <w:hyperlink r:id="rId73">
         <w:r>
           <w:rPr>
+            <w:rtl/>
+            <w:cs/>
             <w:lang w:val="ar_AE" w:bidi="ar_AE"/>
           </w:rPr>
           <w:rPr>
@@ -1725,6 +2111,8 @@
       </w:hyperlink>
       <w:r>
         <w:rPr>
+          <w:rtl/>
+          <w:cs/>
           <w:lang w:val="ar_AE" w:bidi="ar_AE"/>
         </w:rPr>
         <w:t xml:space="preserve">، </w:t>
@@ -1732,6 +2120,8 @@
       <w:hyperlink r:id="rId74">
         <w:r>
           <w:rPr>
+            <w:rtl/>
+            <w:cs/>
             <w:lang w:val="ar_AE" w:bidi="ar_AE"/>
           </w:rPr>
           <w:rPr>
@@ -1743,6 +2133,8 @@
       </w:hyperlink>
       <w:r>
         <w:rPr>
+          <w:rtl/>
+          <w:cs/>
           <w:lang w:val="ar_AE" w:bidi="ar_AE"/>
         </w:rPr>
         <w:t xml:space="preserve">؛ </w:t>
@@ -1750,6 +2142,8 @@
       <w:hyperlink r:id="rId41">
         <w:r>
           <w:rPr>
+            <w:rtl/>
+            <w:cs/>
             <w:lang w:val="ar_AE" w:bidi="ar_AE"/>
           </w:rPr>
           <w:rPr>
@@ -1761,6 +2155,8 @@
       </w:hyperlink>
       <w:r>
         <w:rPr>
+          <w:rtl/>
+          <w:cs/>
           <w:lang w:val="ar_AE" w:bidi="ar_AE"/>
         </w:rPr>
         <w:t xml:space="preserve">)، وفي ملخصاته (على سبيل المثال: </w:t>
@@ -1768,6 +2164,8 @@
       <w:hyperlink r:id="rId75">
         <w:r>
           <w:rPr>
+            <w:rtl/>
+            <w:cs/>
             <w:lang w:val="ar_AE" w:bidi="ar_AE"/>
           </w:rPr>
           <w:rPr>
@@ -1779,6 +2177,8 @@
       </w:hyperlink>
       <w:r>
         <w:rPr>
+          <w:rtl/>
+          <w:cs/>
           <w:lang w:val="ar_AE" w:bidi="ar_AE"/>
         </w:rPr>
         <w:t xml:space="preserve">، </w:t>
@@ -1786,6 +2186,8 @@
       <w:hyperlink r:id="rId76">
         <w:r>
           <w:rPr>
+            <w:rtl/>
+            <w:cs/>
             <w:lang w:val="ar_AE" w:bidi="ar_AE"/>
           </w:rPr>
           <w:rPr>
@@ -1797,6 +2199,8 @@
       </w:hyperlink>
       <w:r>
         <w:rPr>
+          <w:rtl/>
+          <w:cs/>
           <w:lang w:val="ar_AE" w:bidi="ar_AE"/>
         </w:rPr>
         <w:t xml:space="preserve">، </w:t>
@@ -1804,6 +2208,8 @@
       <w:hyperlink r:id="rId77">
         <w:r>
           <w:rPr>
+            <w:rtl/>
+            <w:cs/>
             <w:lang w:val="ar_AE" w:bidi="ar_AE"/>
           </w:rPr>
           <w:rPr>
@@ -1815,6 +2221,8 @@
       </w:hyperlink>
       <w:r>
         <w:rPr>
+          <w:rtl/>
+          <w:cs/>
           <w:lang w:val="ar_AE" w:bidi="ar_AE"/>
         </w:rPr>
         <w:t xml:space="preserve">؛ </w:t>
@@ -1822,6 +2230,8 @@
       <w:hyperlink r:id="rId78">
         <w:r>
           <w:rPr>
+            <w:rtl/>
+            <w:cs/>
             <w:lang w:val="ar_AE" w:bidi="ar_AE"/>
           </w:rPr>
           <w:rPr>
@@ -1833,6 +2243,8 @@
       </w:hyperlink>
       <w:r>
         <w:rPr>
+          <w:rtl/>
+          <w:cs/>
           <w:lang w:val="ar_AE" w:bidi="ar_AE"/>
         </w:rPr>
         <w:t xml:space="preserve">؛ </w:t>
@@ -1840,6 +2252,8 @@
       <w:hyperlink r:id="rId79">
         <w:r>
           <w:rPr>
+            <w:rtl/>
+            <w:cs/>
             <w:lang w:val="ar_AE" w:bidi="ar_AE"/>
           </w:rPr>
           <w:rPr>
@@ -1851,6 +2265,8 @@
       </w:hyperlink>
       <w:r>
         <w:rPr>
+          <w:rtl/>
+          <w:cs/>
           <w:lang w:val="ar_AE" w:bidi="ar_AE"/>
         </w:rPr>
         <w:t>).</w:t>
@@ -1862,11 +2278,15 @@
       </w:pPr>
       <w:r>
         <w:rPr>
-          <w:lang w:val="ar_AE" w:bidi="ar_AE"/>
-        </w:rPr>
-      </w:r>
-      <w:r>
-        <w:rPr>
+          <w:rtl/>
+          <w:cs/>
+          <w:lang w:val="ar_AE" w:bidi="ar_AE"/>
+        </w:rPr>
+      </w:r>
+      <w:r>
+        <w:rPr>
+          <w:rtl/>
+          <w:cs/>
           <w:lang w:val="ar_AE" w:bidi="ar_AE"/>
         </w:rPr>
         <w:t xml:space="preserve">يكرِّر مرقس مصطلحات وتعبيرات مختلفة لإظهار التقدُّم، مثل "فجأة" و"في الحال" و"للوقت" (على سبيل المثال: </w:t>
@@ -1874,6 +2294,8 @@
       <w:hyperlink r:id="rId80">
         <w:r>
           <w:rPr>
+            <w:rtl/>
+            <w:cs/>
             <w:lang w:val="ar_AE" w:bidi="ar_AE"/>
           </w:rPr>
           <w:rPr>
@@ -1885,6 +2307,8 @@
       </w:hyperlink>
       <w:r>
         <w:rPr>
+          <w:rtl/>
+          <w:cs/>
           <w:lang w:val="ar_AE" w:bidi="ar_AE"/>
         </w:rPr>
         <w:t xml:space="preserve">؛ </w:t>
@@ -1892,6 +2316,8 @@
       <w:hyperlink r:id="rId81">
         <w:r>
           <w:rPr>
+            <w:rtl/>
+            <w:cs/>
             <w:lang w:val="ar_AE" w:bidi="ar_AE"/>
           </w:rPr>
           <w:rPr>
@@ -1903,6 +2329,8 @@
       </w:hyperlink>
       <w:r>
         <w:rPr>
+          <w:rtl/>
+          <w:cs/>
           <w:lang w:val="ar_AE" w:bidi="ar_AE"/>
         </w:rPr>
         <w:t xml:space="preserve">؛ </w:t>
@@ -1910,6 +2338,8 @@
       <w:hyperlink r:id="rId82">
         <w:r>
           <w:rPr>
+            <w:rtl/>
+            <w:cs/>
             <w:lang w:val="ar_AE" w:bidi="ar_AE"/>
           </w:rPr>
           <w:rPr>
@@ -1921,6 +2351,8 @@
       </w:hyperlink>
       <w:r>
         <w:rPr>
+          <w:rtl/>
+          <w:cs/>
           <w:lang w:val="ar_AE" w:bidi="ar_AE"/>
         </w:rPr>
         <w:t xml:space="preserve">). إنه يستخدم زمن المضارع اليوناني في السرد، عوضًا عن زمن الماضي البسيط، ليعطي الإحساس بالآنية (على سبيل المثال: </w:t>
@@ -1928,6 +2360,8 @@
       <w:hyperlink r:id="rId83">
         <w:r>
           <w:rPr>
+            <w:rtl/>
+            <w:cs/>
             <w:lang w:val="ar_AE" w:bidi="ar_AE"/>
           </w:rPr>
           <w:rPr>
@@ -1939,6 +2373,8 @@
       </w:hyperlink>
       <w:r>
         <w:rPr>
+          <w:rtl/>
+          <w:cs/>
           <w:lang w:val="ar_AE" w:bidi="ar_AE"/>
         </w:rPr>
         <w:t xml:space="preserve">، </w:t>
@@ -1946,6 +2382,8 @@
       <w:hyperlink r:id="rId84">
         <w:r>
           <w:rPr>
+            <w:rtl/>
+            <w:cs/>
             <w:lang w:val="ar_AE" w:bidi="ar_AE"/>
           </w:rPr>
           <w:rPr>
@@ -1957,6 +2395,8 @@
       </w:hyperlink>
       <w:r>
         <w:rPr>
+          <w:rtl/>
+          <w:cs/>
           <w:lang w:val="ar_AE" w:bidi="ar_AE"/>
         </w:rPr>
         <w:t xml:space="preserve">، </w:t>
@@ -1964,6 +2404,8 @@
       <w:hyperlink r:id="rId85">
         <w:r>
           <w:rPr>
+            <w:rtl/>
+            <w:cs/>
             <w:lang w:val="ar_AE" w:bidi="ar_AE"/>
           </w:rPr>
           <w:rPr>
@@ -1975,6 +2417,8 @@
       </w:hyperlink>
       <w:r>
         <w:rPr>
+          <w:rtl/>
+          <w:cs/>
           <w:lang w:val="ar_AE" w:bidi="ar_AE"/>
         </w:rPr>
         <w:t xml:space="preserve">، </w:t>
@@ -1982,6 +2426,8 @@
       <w:hyperlink r:id="rId86">
         <w:r>
           <w:rPr>
+            <w:rtl/>
+            <w:cs/>
             <w:lang w:val="ar_AE" w:bidi="ar_AE"/>
           </w:rPr>
           <w:rPr>
@@ -1993,6 +2439,8 @@
       </w:hyperlink>
       <w:r>
         <w:rPr>
+          <w:rtl/>
+          <w:cs/>
           <w:lang w:val="ar_AE" w:bidi="ar_AE"/>
         </w:rPr>
         <w:t xml:space="preserve">، </w:t>
@@ -2000,6 +2448,8 @@
       <w:hyperlink r:id="rId87">
         <w:r>
           <w:rPr>
+            <w:rtl/>
+            <w:cs/>
             <w:lang w:val="ar_AE" w:bidi="ar_AE"/>
           </w:rPr>
           <w:rPr>
@@ -2011,6 +2461,8 @@
       </w:hyperlink>
       <w:r>
         <w:rPr>
+          <w:rtl/>
+          <w:cs/>
           <w:lang w:val="ar_AE" w:bidi="ar_AE"/>
         </w:rPr>
         <w:t xml:space="preserve">؛ </w:t>
@@ -2018,6 +2470,8 @@
       <w:hyperlink r:id="rId88">
         <w:r>
           <w:rPr>
+            <w:rtl/>
+            <w:cs/>
             <w:lang w:val="ar_AE" w:bidi="ar_AE"/>
           </w:rPr>
           <w:rPr>
@@ -2029,6 +2483,8 @@
       </w:hyperlink>
       <w:r>
         <w:rPr>
+          <w:rtl/>
+          <w:cs/>
           <w:lang w:val="ar_AE" w:bidi="ar_AE"/>
         </w:rPr>
         <w:t xml:space="preserve">؛ </w:t>
@@ -2036,6 +2492,8 @@
       <w:hyperlink r:id="rId89">
         <w:r>
           <w:rPr>
+            <w:rtl/>
+            <w:cs/>
             <w:lang w:val="ar_AE" w:bidi="ar_AE"/>
           </w:rPr>
           <w:rPr>
@@ -2047,6 +2505,8 @@
       </w:hyperlink>
       <w:r>
         <w:rPr>
+          <w:rtl/>
+          <w:cs/>
           <w:lang w:val="ar_AE" w:bidi="ar_AE"/>
         </w:rPr>
         <w:t xml:space="preserve">). وكثيرًا أيضًا ما دمج مرقس قصة في أخرى (على سبيل المثال: </w:t>
@@ -2054,6 +2514,8 @@
       <w:hyperlink r:id="rId90">
         <w:r>
           <w:rPr>
+            <w:rtl/>
+            <w:cs/>
             <w:lang w:val="ar_AE" w:bidi="ar_AE"/>
           </w:rPr>
           <w:rPr>
@@ -2065,6 +2527,8 @@
       </w:hyperlink>
       <w:r>
         <w:rPr>
+          <w:rtl/>
+          <w:cs/>
           <w:lang w:val="ar_AE" w:bidi="ar_AE"/>
         </w:rPr>
         <w:t xml:space="preserve"> في </w:t>
@@ -2072,6 +2536,8 @@
       <w:hyperlink r:id="rId91">
         <w:r>
           <w:rPr>
+            <w:rtl/>
+            <w:cs/>
             <w:lang w:val="ar_AE" w:bidi="ar_AE"/>
           </w:rPr>
           <w:rPr>
@@ -2083,6 +2549,8 @@
       </w:hyperlink>
       <w:r>
         <w:rPr>
+          <w:rtl/>
+          <w:cs/>
           <w:lang w:val="ar_AE" w:bidi="ar_AE"/>
         </w:rPr>
         <w:t xml:space="preserve">، </w:t>
@@ -2090,6 +2558,8 @@
       <w:hyperlink r:id="rId92">
         <w:r>
           <w:rPr>
+            <w:rtl/>
+            <w:cs/>
             <w:lang w:val="ar_AE" w:bidi="ar_AE"/>
           </w:rPr>
           <w:rPr>
@@ -2101,6 +2571,8 @@
       </w:hyperlink>
       <w:r>
         <w:rPr>
+          <w:rtl/>
+          <w:cs/>
           <w:lang w:val="ar_AE" w:bidi="ar_AE"/>
         </w:rPr>
         <w:t xml:space="preserve">؛ </w:t>
@@ -2108,6 +2580,8 @@
       <w:hyperlink r:id="rId93">
         <w:r>
           <w:rPr>
+            <w:rtl/>
+            <w:cs/>
             <w:lang w:val="ar_AE" w:bidi="ar_AE"/>
           </w:rPr>
           <w:rPr>
@@ -2119,6 +2593,8 @@
       </w:hyperlink>
       <w:r>
         <w:rPr>
+          <w:rtl/>
+          <w:cs/>
           <w:lang w:val="ar_AE" w:bidi="ar_AE"/>
         </w:rPr>
         <w:t xml:space="preserve"> في </w:t>
@@ -2126,6 +2602,8 @@
       <w:hyperlink r:id="rId94">
         <w:r>
           <w:rPr>
+            <w:rtl/>
+            <w:cs/>
             <w:lang w:val="ar_AE" w:bidi="ar_AE"/>
           </w:rPr>
           <w:rPr>
@@ -2137,6 +2615,8 @@
       </w:hyperlink>
       <w:r>
         <w:rPr>
+          <w:rtl/>
+          <w:cs/>
           <w:lang w:val="ar_AE" w:bidi="ar_AE"/>
         </w:rPr>
         <w:t xml:space="preserve">، </w:t>
@@ -2144,6 +2624,8 @@
       <w:hyperlink r:id="rId95">
         <w:r>
           <w:rPr>
+            <w:rtl/>
+            <w:cs/>
             <w:lang w:val="ar_AE" w:bidi="ar_AE"/>
           </w:rPr>
           <w:rPr>
@@ -2155,6 +2637,8 @@
       </w:hyperlink>
       <w:r>
         <w:rPr>
+          <w:rtl/>
+          <w:cs/>
           <w:lang w:val="ar_AE" w:bidi="ar_AE"/>
         </w:rPr>
         <w:t xml:space="preserve">؛ </w:t>
@@ -2162,6 +2646,8 @@
       <w:hyperlink r:id="rId96">
         <w:r>
           <w:rPr>
+            <w:rtl/>
+            <w:cs/>
             <w:lang w:val="ar_AE" w:bidi="ar_AE"/>
           </w:rPr>
           <w:rPr>
@@ -2173,6 +2659,8 @@
       </w:hyperlink>
       <w:r>
         <w:rPr>
+          <w:rtl/>
+          <w:cs/>
           <w:lang w:val="ar_AE" w:bidi="ar_AE"/>
         </w:rPr>
         <w:t xml:space="preserve"> في </w:t>
@@ -2180,6 +2668,8 @@
       <w:hyperlink r:id="rId97">
         <w:r>
           <w:rPr>
+            <w:rtl/>
+            <w:cs/>
             <w:lang w:val="ar_AE" w:bidi="ar_AE"/>
           </w:rPr>
           <w:rPr>
@@ -2191,6 +2681,8 @@
       </w:hyperlink>
       <w:r>
         <w:rPr>
+          <w:rtl/>
+          <w:cs/>
           <w:lang w:val="ar_AE" w:bidi="ar_AE"/>
         </w:rPr>
         <w:t xml:space="preserve">، </w:t>
@@ -2198,6 +2690,8 @@
       <w:hyperlink r:id="rId98">
         <w:r>
           <w:rPr>
+            <w:rtl/>
+            <w:cs/>
             <w:lang w:val="ar_AE" w:bidi="ar_AE"/>
           </w:rPr>
           <w:rPr>
@@ -2209,6 +2703,8 @@
       </w:hyperlink>
       <w:r>
         <w:rPr>
+          <w:rtl/>
+          <w:cs/>
           <w:lang w:val="ar_AE" w:bidi="ar_AE"/>
         </w:rPr>
         <w:t>)؛ وفي المثال الأخير، يشير هذا التداخل إلى أن الجزء الأوسط (</w:t>
@@ -2216,6 +2712,8 @@
       <w:hyperlink r:id="rId96">
         <w:r>
           <w:rPr>
+            <w:rtl/>
+            <w:cs/>
             <w:lang w:val="ar_AE" w:bidi="ar_AE"/>
           </w:rPr>
           <w:rPr>
@@ -2227,6 +2725,8 @@
       </w:hyperlink>
       <w:r>
         <w:rPr>
+          <w:rtl/>
+          <w:cs/>
           <w:lang w:val="ar_AE" w:bidi="ar_AE"/>
         </w:rPr>
         <w:t>، تطهير الهيكل) يجب أن يُفهم في ضوء القصة المحيطة به (</w:t>
@@ -2234,6 +2734,8 @@
       <w:hyperlink r:id="rId97">
         <w:r>
           <w:rPr>
+            <w:rtl/>
+            <w:cs/>
             <w:lang w:val="ar_AE" w:bidi="ar_AE"/>
           </w:rPr>
           <w:rPr>
@@ -2245,6 +2747,8 @@
       </w:hyperlink>
       <w:r>
         <w:rPr>
+          <w:rtl/>
+          <w:cs/>
           <w:lang w:val="ar_AE" w:bidi="ar_AE"/>
         </w:rPr>
         <w:t xml:space="preserve">، </w:t>
@@ -2252,6 +2756,8 @@
       <w:hyperlink r:id="rId98">
         <w:r>
           <w:rPr>
+            <w:rtl/>
+            <w:cs/>
             <w:lang w:val="ar_AE" w:bidi="ar_AE"/>
           </w:rPr>
           <w:rPr>
@@ -2263,6 +2769,8 @@
       </w:hyperlink>
       <w:r>
         <w:rPr>
+          <w:rtl/>
+          <w:cs/>
           <w:lang w:val="ar_AE" w:bidi="ar_AE"/>
         </w:rPr>
         <w:t xml:space="preserve">، لَعن شجرة التين). كان تطهير الهيكل عملًا رمزيًا للدينونة (قارن مع </w:t>
@@ -2270,6 +2778,8 @@
       <w:hyperlink r:id="rId99">
         <w:r>
           <w:rPr>
+            <w:rtl/>
+            <w:cs/>
             <w:lang w:val="ar_AE" w:bidi="ar_AE"/>
           </w:rPr>
           <w:rPr>
@@ -2281,6 +2791,8 @@
       </w:hyperlink>
       <w:r>
         <w:rPr>
+          <w:rtl/>
+          <w:cs/>
           <w:lang w:val="ar_AE" w:bidi="ar_AE"/>
         </w:rPr>
         <w:t>). وهكذا، فإن عمل مرقس التحريري يربط أحداثًا مختلفة، ويُظهِر روابط ذات معنى.</w:t>
@@ -2293,6 +2805,8 @@
       </w:pPr>
       <w:r>
         <w:rPr>
+          <w:rtl/>
+          <w:cs/>
           <w:lang w:val="ar_AE" w:bidi="ar_AE"/>
         </w:rPr>
         <w:t>المعنى والرسالة</w:t>
@@ -2304,11 +2818,15 @@
       </w:pPr>
       <w:r>
         <w:rPr>
-          <w:lang w:val="ar_AE" w:bidi="ar_AE"/>
-        </w:rPr>
-      </w:r>
-      <w:r>
-        <w:rPr>
+          <w:rtl/>
+          <w:cs/>
+          <w:lang w:val="ar_AE" w:bidi="ar_AE"/>
+        </w:rPr>
+      </w:r>
+      <w:r>
+        <w:rPr>
+          <w:rtl/>
+          <w:cs/>
           <w:lang w:val="ar_AE" w:bidi="ar_AE"/>
         </w:rPr>
         <w:t>شخص المسيح. المحور اللاهوتي الرئيسي في إنجيل مرقس هو هوية يسوع الناصري. هذا التأكيد مذكور في الآية الافتتاحية للإنجيل: أراد مرقس أن يعرف قراؤه أن يسوع الناصري هو "المسيح ابن الله". ويتكرر لقب "ابن الله" في إنجيل مرقس، وهناك شهادات متنوعة على هوية يسوع بصفته ابن الله: (الشياطين</w:t>
@@ -2316,6 +2834,8 @@
       <w:hyperlink r:id="rId76">
         <w:r>
           <w:rPr>
+            <w:rtl/>
+            <w:cs/>
             <w:lang w:val="ar_AE" w:bidi="ar_AE"/>
           </w:rPr>
           <w:rPr>
@@ -2327,6 +2847,8 @@
       </w:hyperlink>
       <w:r>
         <w:rPr>
+          <w:rtl/>
+          <w:cs/>
           <w:lang w:val="ar_AE" w:bidi="ar_AE"/>
         </w:rPr>
         <w:t xml:space="preserve">؛ </w:t>
@@ -2334,6 +2856,8 @@
       <w:hyperlink r:id="rId100">
         <w:r>
           <w:rPr>
+            <w:rtl/>
+            <w:cs/>
             <w:lang w:val="ar_AE" w:bidi="ar_AE"/>
           </w:rPr>
           <w:rPr>
@@ -2345,6 +2869,8 @@
       </w:hyperlink>
       <w:r>
         <w:rPr>
+          <w:rtl/>
+          <w:cs/>
           <w:lang w:val="ar_AE" w:bidi="ar_AE"/>
         </w:rPr>
         <w:t xml:space="preserve">؛ </w:t>
@@ -2352,6 +2878,8 @@
       <w:hyperlink r:id="rId101">
         <w:r>
           <w:rPr>
+            <w:rtl/>
+            <w:cs/>
             <w:lang w:val="ar_AE" w:bidi="ar_AE"/>
           </w:rPr>
           <w:rPr>
@@ -2363,6 +2891,8 @@
       </w:hyperlink>
       <w:r>
         <w:rPr>
+          <w:rtl/>
+          <w:cs/>
           <w:lang w:val="ar_AE" w:bidi="ar_AE"/>
         </w:rPr>
         <w:t xml:space="preserve">؛ وقارن مع </w:t>
@@ -2370,6 +2900,8 @@
       <w:hyperlink r:id="rId102">
         <w:r>
           <w:rPr>
+            <w:rtl/>
+            <w:cs/>
             <w:lang w:val="ar_AE" w:bidi="ar_AE"/>
           </w:rPr>
           <w:rPr>
@@ -2381,6 +2913,8 @@
       </w:hyperlink>
       <w:r>
         <w:rPr>
+          <w:rtl/>
+          <w:cs/>
           <w:lang w:val="ar_AE" w:bidi="ar_AE"/>
         </w:rPr>
         <w:t>)؛ والله نفسه (</w:t>
@@ -2388,6 +2922,8 @@
       <w:hyperlink r:id="rId103">
         <w:r>
           <w:rPr>
+            <w:rtl/>
+            <w:cs/>
             <w:lang w:val="ar_AE" w:bidi="ar_AE"/>
           </w:rPr>
           <w:rPr>
@@ -2399,6 +2935,8 @@
       </w:hyperlink>
       <w:r>
         <w:rPr>
+          <w:rtl/>
+          <w:cs/>
           <w:lang w:val="ar_AE" w:bidi="ar_AE"/>
         </w:rPr>
         <w:t xml:space="preserve">؛ </w:t>
@@ -2406,6 +2944,8 @@
       <w:hyperlink r:id="rId104">
         <w:r>
           <w:rPr>
+            <w:rtl/>
+            <w:cs/>
             <w:lang w:val="ar_AE" w:bidi="ar_AE"/>
           </w:rPr>
           <w:rPr>
@@ -2417,6 +2957,8 @@
       </w:hyperlink>
       <w:r>
         <w:rPr>
+          <w:rtl/>
+          <w:cs/>
           <w:lang w:val="ar_AE" w:bidi="ar_AE"/>
         </w:rPr>
         <w:t>)؛ والكاتب مرقس (</w:t>
@@ -2424,6 +2966,8 @@
       <w:hyperlink r:id="rId13">
         <w:r>
           <w:rPr>
+            <w:rtl/>
+            <w:cs/>
             <w:lang w:val="ar_AE" w:bidi="ar_AE"/>
           </w:rPr>
           <w:rPr>
@@ -2435,6 +2979,8 @@
       </w:hyperlink>
       <w:r>
         <w:rPr>
+          <w:rtl/>
+          <w:cs/>
           <w:lang w:val="ar_AE" w:bidi="ar_AE"/>
         </w:rPr>
         <w:t>)؛ وقائد مئة روماني (</w:t>
@@ -2442,6 +2988,8 @@
       <w:hyperlink r:id="rId61">
         <w:r>
           <w:rPr>
+            <w:rtl/>
+            <w:cs/>
             <w:lang w:val="ar_AE" w:bidi="ar_AE"/>
           </w:rPr>
           <w:rPr>
@@ -2453,6 +3001,8 @@
       </w:hyperlink>
       <w:r>
         <w:rPr>
+          <w:rtl/>
+          <w:cs/>
           <w:lang w:val="ar_AE" w:bidi="ar_AE"/>
         </w:rPr>
         <w:t>‎)؛ ويسوع نفسه (</w:t>
@@ -2460,6 +3010,8 @@
       <w:hyperlink r:id="rId105">
         <w:r>
           <w:rPr>
+            <w:rtl/>
+            <w:cs/>
             <w:lang w:val="ar_AE" w:bidi="ar_AE"/>
           </w:rPr>
           <w:rPr>
@@ -2471,6 +3023,8 @@
       </w:hyperlink>
       <w:r>
         <w:rPr>
+          <w:rtl/>
+          <w:cs/>
           <w:lang w:val="ar_AE" w:bidi="ar_AE"/>
         </w:rPr>
         <w:t xml:space="preserve">؛ </w:t>
@@ -2478,6 +3032,8 @@
       <w:hyperlink r:id="rId106">
         <w:r>
           <w:rPr>
+            <w:rtl/>
+            <w:cs/>
             <w:lang w:val="ar_AE" w:bidi="ar_AE"/>
           </w:rPr>
           <w:rPr>
@@ -2489,6 +3045,8 @@
       </w:hyperlink>
       <w:r>
         <w:rPr>
+          <w:rtl/>
+          <w:cs/>
           <w:lang w:val="ar_AE" w:bidi="ar_AE"/>
         </w:rPr>
         <w:t xml:space="preserve">؛ </w:t>
@@ -2496,6 +3054,8 @@
       <w:hyperlink r:id="rId107">
         <w:r>
           <w:rPr>
+            <w:rtl/>
+            <w:cs/>
             <w:lang w:val="ar_AE" w:bidi="ar_AE"/>
           </w:rPr>
           <w:rPr>
@@ -2507,6 +3067,8 @@
       </w:hyperlink>
       <w:r>
         <w:rPr>
+          <w:rtl/>
+          <w:cs/>
           <w:lang w:val="ar_AE" w:bidi="ar_AE"/>
         </w:rPr>
         <w:t xml:space="preserve">). ثمة ألقاب أخرى ليسوع وردت في إنجيل مرقس، بما في ذلك اللقب المفضل ليسوع "ابن الإنسان" (على سبيل المثال: </w:t>
@@ -2514,6 +3076,8 @@
       <w:hyperlink r:id="rId108">
         <w:r>
           <w:rPr>
+            <w:rtl/>
+            <w:cs/>
             <w:lang w:val="ar_AE" w:bidi="ar_AE"/>
           </w:rPr>
           <w:rPr>
@@ -2525,6 +3089,8 @@
       </w:hyperlink>
       <w:r>
         <w:rPr>
+          <w:rtl/>
+          <w:cs/>
           <w:lang w:val="ar_AE" w:bidi="ar_AE"/>
         </w:rPr>
         <w:t xml:space="preserve">) ولكن يسجِّل إنجيل مرقس كل هذه الألقاب، بالإضافة إلى أفعاله (على سبيل المثال: </w:t>
@@ -2532,6 +3098,8 @@
       <w:hyperlink r:id="rId109">
         <w:r>
           <w:rPr>
+            <w:rtl/>
+            <w:cs/>
             <w:lang w:val="ar_AE" w:bidi="ar_AE"/>
           </w:rPr>
           <w:rPr>
@@ -2543,6 +3111,8 @@
       </w:hyperlink>
       <w:r>
         <w:rPr>
+          <w:rtl/>
+          <w:cs/>
           <w:lang w:val="ar_AE" w:bidi="ar_AE"/>
         </w:rPr>
         <w:t xml:space="preserve">؛ </w:t>
@@ -2550,6 +3120,8 @@
       <w:hyperlink r:id="rId110">
         <w:r>
           <w:rPr>
+            <w:rtl/>
+            <w:cs/>
             <w:lang w:val="ar_AE" w:bidi="ar_AE"/>
           </w:rPr>
           <w:rPr>
@@ -2561,6 +3133,8 @@
       </w:hyperlink>
       <w:r>
         <w:rPr>
+          <w:rtl/>
+          <w:cs/>
           <w:lang w:val="ar_AE" w:bidi="ar_AE"/>
         </w:rPr>
         <w:t>)، الإشارة إلى هويته باعتباره المسيح (أو المسيَّا)، ابن الله.</w:t>
@@ -2572,11 +3146,15 @@
       </w:pPr>
       <w:r>
         <w:rPr>
-          <w:lang w:val="ar_AE" w:bidi="ar_AE"/>
-        </w:rPr>
-      </w:r>
-      <w:r>
-        <w:rPr>
+          <w:rtl/>
+          <w:cs/>
+          <w:lang w:val="ar_AE" w:bidi="ar_AE"/>
+        </w:rPr>
+      </w:r>
+      <w:r>
+        <w:rPr>
+          <w:rtl/>
+          <w:cs/>
           <w:lang w:val="ar_AE" w:bidi="ar_AE"/>
         </w:rPr>
         <w:t>كان على ابن الله، خلال حياته على الأرض، حماية نفسه وأتباعه من سوء الفهم الشائع حول معنى مصطلح "المسيح" (أو "المسيَّا") (انظر أدناه "سِرُّ المسيَّا"). إن إرسالية الرب يسوع النهائية بصفته ابن الله، تُفسَّر من خلال موته، الذي بَذل فيه نَفْسَه فدية عن كثيرين. إن الدعوة إلى التلمذة المسيحية هي دعوة إلى اتباع المسيَّا ابن الله، لا سيما في خدمته وذبيحته. وتشير أيضًا خدمة الرب يسوع− بصفته ابن الله خلال حياته على الأرض− إلى عودته بصفته ابن الله، ليحكُم ملكوت الله.</w:t>
@@ -2588,11 +3166,15 @@
       </w:pPr>
       <w:r>
         <w:rPr>
-          <w:lang w:val="ar_AE" w:bidi="ar_AE"/>
-        </w:rPr>
-      </w:r>
-      <w:r>
-        <w:rPr>
+          <w:rtl/>
+          <w:cs/>
+          <w:lang w:val="ar_AE" w:bidi="ar_AE"/>
+        </w:rPr>
+      </w:r>
+      <w:r>
+        <w:rPr>
+          <w:rtl/>
+          <w:cs/>
           <w:lang w:val="ar_AE" w:bidi="ar_AE"/>
         </w:rPr>
         <w:t xml:space="preserve">موت الرب يسوع. يركِّز إنجيل مرقس كثيرًا على قصة الرب يسوع. </w:t>
@@ -2600,12 +3182,16 @@
       <w:r>
         <w:rPr>
           <w:i/>
+          <w:rtl/>
+          <w:cs/>
           <w:lang w:val="ar_AE" w:bidi="ar_AE"/>
         </w:rPr>
         <w:t>العاطفة في آلامه وموته وقيامته.</w:t>
       </w:r>
       <w:r>
         <w:rPr>
+          <w:rtl/>
+          <w:cs/>
           <w:lang w:val="ar_AE" w:bidi="ar_AE"/>
         </w:rPr>
         <w:t>نجد في سائر أنحاء الإنجيل إشارات كثيرة إلى موت الرب يسوع (</w:t>
@@ -2613,6 +3199,8 @@
       <w:hyperlink r:id="rId111">
         <w:r>
           <w:rPr>
+            <w:rtl/>
+            <w:cs/>
             <w:lang w:val="ar_AE" w:bidi="ar_AE"/>
           </w:rPr>
           <w:rPr>
@@ -2624,6 +3212,8 @@
       </w:hyperlink>
       <w:r>
         <w:rPr>
+          <w:rtl/>
+          <w:cs/>
           <w:lang w:val="ar_AE" w:bidi="ar_AE"/>
         </w:rPr>
         <w:t xml:space="preserve">؛ </w:t>
@@ -2631,6 +3221,8 @@
       <w:hyperlink r:id="rId81">
         <w:r>
           <w:rPr>
+            <w:rtl/>
+            <w:cs/>
             <w:lang w:val="ar_AE" w:bidi="ar_AE"/>
           </w:rPr>
           <w:rPr>
@@ -2642,6 +3234,8 @@
       </w:hyperlink>
       <w:r>
         <w:rPr>
+          <w:rtl/>
+          <w:cs/>
           <w:lang w:val="ar_AE" w:bidi="ar_AE"/>
         </w:rPr>
         <w:t xml:space="preserve">؛ </w:t>
@@ -2649,6 +3243,8 @@
       <w:hyperlink r:id="rId33">
         <w:r>
           <w:rPr>
+            <w:rtl/>
+            <w:cs/>
             <w:lang w:val="ar_AE" w:bidi="ar_AE"/>
           </w:rPr>
           <w:rPr>
@@ -2660,6 +3256,8 @@
       </w:hyperlink>
       <w:r>
         <w:rPr>
+          <w:rtl/>
+          <w:cs/>
           <w:lang w:val="ar_AE" w:bidi="ar_AE"/>
         </w:rPr>
         <w:t xml:space="preserve">؛ </w:t>
@@ -2667,6 +3265,8 @@
       <w:hyperlink r:id="rId112">
         <w:r>
           <w:rPr>
+            <w:rtl/>
+            <w:cs/>
             <w:lang w:val="ar_AE" w:bidi="ar_AE"/>
           </w:rPr>
           <w:rPr>
@@ -2678,6 +3278,8 @@
       </w:hyperlink>
       <w:r>
         <w:rPr>
+          <w:rtl/>
+          <w:cs/>
           <w:lang w:val="ar_AE" w:bidi="ar_AE"/>
         </w:rPr>
         <w:t xml:space="preserve">، </w:t>
@@ -2685,6 +3287,8 @@
       <w:hyperlink r:id="rId113">
         <w:r>
           <w:rPr>
+            <w:rtl/>
+            <w:cs/>
             <w:lang w:val="ar_AE" w:bidi="ar_AE"/>
           </w:rPr>
           <w:rPr>
@@ -2696,6 +3300,8 @@
       </w:hyperlink>
       <w:r>
         <w:rPr>
+          <w:rtl/>
+          <w:cs/>
           <w:lang w:val="ar_AE" w:bidi="ar_AE"/>
         </w:rPr>
         <w:t xml:space="preserve">، </w:t>
@@ -2703,6 +3309,8 @@
       <w:hyperlink r:id="rId114">
         <w:r>
           <w:rPr>
+            <w:rtl/>
+            <w:cs/>
             <w:lang w:val="ar_AE" w:bidi="ar_AE"/>
           </w:rPr>
           <w:rPr>
@@ -2714,6 +3322,8 @@
       </w:hyperlink>
       <w:r>
         <w:rPr>
+          <w:rtl/>
+          <w:cs/>
           <w:lang w:val="ar_AE" w:bidi="ar_AE"/>
         </w:rPr>
         <w:t xml:space="preserve">؛ </w:t>
@@ -2721,6 +3331,8 @@
       <w:hyperlink r:id="rId115">
         <w:r>
           <w:rPr>
+            <w:rtl/>
+            <w:cs/>
             <w:lang w:val="ar_AE" w:bidi="ar_AE"/>
           </w:rPr>
           <w:rPr>
@@ -2732,6 +3344,8 @@
       </w:hyperlink>
       <w:r>
         <w:rPr>
+          <w:rtl/>
+          <w:cs/>
           <w:lang w:val="ar_AE" w:bidi="ar_AE"/>
         </w:rPr>
         <w:t xml:space="preserve">، </w:t>
@@ -2739,6 +3353,8 @@
       <w:hyperlink r:id="rId116">
         <w:r>
           <w:rPr>
+            <w:rtl/>
+            <w:cs/>
             <w:lang w:val="ar_AE" w:bidi="ar_AE"/>
           </w:rPr>
           <w:rPr>
@@ -2750,6 +3366,8 @@
       </w:hyperlink>
       <w:r>
         <w:rPr>
+          <w:rtl/>
+          <w:cs/>
           <w:lang w:val="ar_AE" w:bidi="ar_AE"/>
         </w:rPr>
         <w:t xml:space="preserve">؛ </w:t>
@@ -2757,6 +3375,8 @@
       <w:hyperlink r:id="rId117">
         <w:r>
           <w:rPr>
+            <w:rtl/>
+            <w:cs/>
             <w:lang w:val="ar_AE" w:bidi="ar_AE"/>
           </w:rPr>
           <w:rPr>
@@ -2768,6 +3388,8 @@
       </w:hyperlink>
       <w:r>
         <w:rPr>
+          <w:rtl/>
+          <w:cs/>
           <w:lang w:val="ar_AE" w:bidi="ar_AE"/>
         </w:rPr>
         <w:t xml:space="preserve">؛ </w:t>
@@ -2775,6 +3397,8 @@
       <w:hyperlink r:id="rId118">
         <w:r>
           <w:rPr>
+            <w:rtl/>
+            <w:cs/>
             <w:lang w:val="ar_AE" w:bidi="ar_AE"/>
           </w:rPr>
           <w:rPr>
@@ -2786,6 +3410,8 @@
       </w:hyperlink>
       <w:r>
         <w:rPr>
+          <w:rtl/>
+          <w:cs/>
           <w:lang w:val="ar_AE" w:bidi="ar_AE"/>
         </w:rPr>
         <w:t xml:space="preserve">، </w:t>
@@ -2793,6 +3419,8 @@
       <w:hyperlink r:id="rId119">
         <w:r>
           <w:rPr>
+            <w:rtl/>
+            <w:cs/>
             <w:lang w:val="ar_AE" w:bidi="ar_AE"/>
           </w:rPr>
           <w:rPr>
@@ -2804,6 +3432,8 @@
       </w:hyperlink>
       <w:r>
         <w:rPr>
+          <w:rtl/>
+          <w:cs/>
           <w:lang w:val="ar_AE" w:bidi="ar_AE"/>
         </w:rPr>
         <w:t xml:space="preserve">، </w:t>
@@ -2811,6 +3441,8 @@
       <w:hyperlink r:id="rId120">
         <w:r>
           <w:rPr>
+            <w:rtl/>
+            <w:cs/>
             <w:lang w:val="ar_AE" w:bidi="ar_AE"/>
           </w:rPr>
           <w:rPr>
@@ -2822,6 +3454,8 @@
       </w:hyperlink>
       <w:r>
         <w:rPr>
+          <w:rtl/>
+          <w:cs/>
           <w:lang w:val="ar_AE" w:bidi="ar_AE"/>
         </w:rPr>
         <w:t xml:space="preserve">، </w:t>
@@ -2829,6 +3463,8 @@
       <w:hyperlink r:id="rId121">
         <w:r>
           <w:rPr>
+            <w:rtl/>
+            <w:cs/>
             <w:lang w:val="ar_AE" w:bidi="ar_AE"/>
           </w:rPr>
           <w:rPr>
@@ -2840,6 +3476,8 @@
       </w:hyperlink>
       <w:r>
         <w:rPr>
+          <w:rtl/>
+          <w:cs/>
           <w:lang w:val="ar_AE" w:bidi="ar_AE"/>
         </w:rPr>
         <w:t xml:space="preserve">، </w:t>
@@ -2847,6 +3485,8 @@
       <w:hyperlink r:id="rId122">
         <w:r>
           <w:rPr>
+            <w:rtl/>
+            <w:cs/>
             <w:lang w:val="ar_AE" w:bidi="ar_AE"/>
           </w:rPr>
           <w:rPr>
@@ -2858,6 +3498,8 @@
       </w:hyperlink>
       <w:r>
         <w:rPr>
+          <w:rtl/>
+          <w:cs/>
           <w:lang w:val="ar_AE" w:bidi="ar_AE"/>
         </w:rPr>
         <w:t>). يؤكِّد مرقس أن موت الرب يسوع كان جزءًا من خطة الله. كان موته ضرورة إلهية (</w:t>
@@ -2865,6 +3507,8 @@
       <w:hyperlink r:id="rId33">
         <w:r>
           <w:rPr>
+            <w:rtl/>
+            <w:cs/>
             <w:lang w:val="ar_AE" w:bidi="ar_AE"/>
           </w:rPr>
           <w:rPr>
@@ -2876,6 +3520,8 @@
       </w:hyperlink>
       <w:r>
         <w:rPr>
+          <w:rtl/>
+          <w:cs/>
           <w:lang w:val="ar_AE" w:bidi="ar_AE"/>
         </w:rPr>
         <w:t>)، لأنها مشيئة الله (</w:t>
@@ -2883,6 +3529,8 @@
       <w:hyperlink r:id="rId116">
         <w:r>
           <w:rPr>
+            <w:rtl/>
+            <w:cs/>
             <w:lang w:val="ar_AE" w:bidi="ar_AE"/>
           </w:rPr>
           <w:rPr>
@@ -2894,6 +3542,8 @@
       </w:hyperlink>
       <w:r>
         <w:rPr>
+          <w:rtl/>
+          <w:cs/>
           <w:lang w:val="ar_AE" w:bidi="ar_AE"/>
         </w:rPr>
         <w:t xml:space="preserve">؛ </w:t>
@@ -2901,6 +3551,8 @@
       <w:hyperlink r:id="rId121">
         <w:r>
           <w:rPr>
+            <w:rtl/>
+            <w:cs/>
             <w:lang w:val="ar_AE" w:bidi="ar_AE"/>
           </w:rPr>
           <w:rPr>
@@ -2912,6 +3564,8 @@
       </w:hyperlink>
       <w:r>
         <w:rPr>
+          <w:rtl/>
+          <w:cs/>
           <w:lang w:val="ar_AE" w:bidi="ar_AE"/>
         </w:rPr>
         <w:t xml:space="preserve">). والعهد القديم أيضًا يعلِّم عن موت المسيَّا (انظر </w:t>
@@ -2919,6 +3573,8 @@
       <w:hyperlink r:id="rId113">
         <w:r>
           <w:rPr>
+            <w:rtl/>
+            <w:cs/>
             <w:lang w:val="ar_AE" w:bidi="ar_AE"/>
           </w:rPr>
           <w:rPr>
@@ -2930,6 +3586,8 @@
       </w:hyperlink>
       <w:r>
         <w:rPr>
+          <w:rtl/>
+          <w:cs/>
           <w:lang w:val="ar_AE" w:bidi="ar_AE"/>
         </w:rPr>
         <w:t xml:space="preserve">؛ </w:t>
@@ -2937,6 +3595,8 @@
       <w:hyperlink r:id="rId119">
         <w:r>
           <w:rPr>
+            <w:rtl/>
+            <w:cs/>
             <w:lang w:val="ar_AE" w:bidi="ar_AE"/>
           </w:rPr>
           <w:rPr>
@@ -2948,6 +3608,8 @@
       </w:hyperlink>
       <w:r>
         <w:rPr>
+          <w:rtl/>
+          <w:cs/>
           <w:lang w:val="ar_AE" w:bidi="ar_AE"/>
         </w:rPr>
         <w:t xml:space="preserve">، </w:t>
@@ -2955,6 +3617,8 @@
       <w:hyperlink r:id="rId123">
         <w:r>
           <w:rPr>
+            <w:rtl/>
+            <w:cs/>
             <w:lang w:val="ar_AE" w:bidi="ar_AE"/>
           </w:rPr>
           <w:rPr>
@@ -2966,6 +3630,8 @@
       </w:hyperlink>
       <w:r>
         <w:rPr>
+          <w:rtl/>
+          <w:cs/>
           <w:lang w:val="ar_AE" w:bidi="ar_AE"/>
         </w:rPr>
         <w:t xml:space="preserve">، </w:t>
@@ -2973,6 +3639,8 @@
       <w:hyperlink r:id="rId124">
         <w:r>
           <w:rPr>
+            <w:rtl/>
+            <w:cs/>
             <w:lang w:val="ar_AE" w:bidi="ar_AE"/>
           </w:rPr>
           <w:rPr>
@@ -2984,6 +3652,8 @@
       </w:hyperlink>
       <w:r>
         <w:rPr>
+          <w:rtl/>
+          <w:cs/>
           <w:lang w:val="ar_AE" w:bidi="ar_AE"/>
         </w:rPr>
         <w:t>). لقد جاء يسوع ليبذل نفسه فدية عن كثيرين (</w:t>
@@ -2991,6 +3661,8 @@
       <w:hyperlink r:id="rId116">
         <w:r>
           <w:rPr>
+            <w:rtl/>
+            <w:cs/>
             <w:lang w:val="ar_AE" w:bidi="ar_AE"/>
           </w:rPr>
           <w:rPr>
@@ -3002,6 +3674,8 @@
       </w:hyperlink>
       <w:r>
         <w:rPr>
+          <w:rtl/>
+          <w:cs/>
           <w:lang w:val="ar_AE" w:bidi="ar_AE"/>
         </w:rPr>
         <w:t>). ويسفك دمه ذبيحة للعهد الجديد (</w:t>
@@ -3009,6 +3683,8 @@
       <w:hyperlink r:id="rId125">
         <w:r>
           <w:rPr>
+            <w:rtl/>
+            <w:cs/>
             <w:lang w:val="ar_AE" w:bidi="ar_AE"/>
           </w:rPr>
           <w:rPr>
@@ -3020,6 +3696,8 @@
       </w:hyperlink>
       <w:r>
         <w:rPr>
+          <w:rtl/>
+          <w:cs/>
           <w:lang w:val="ar_AE" w:bidi="ar_AE"/>
         </w:rPr>
         <w:t>).</w:t>
@@ -3031,11 +3709,15 @@
       </w:pPr>
       <w:r>
         <w:rPr>
-          <w:lang w:val="ar_AE" w:bidi="ar_AE"/>
-        </w:rPr>
-      </w:r>
-      <w:r>
-        <w:rPr>
+          <w:rtl/>
+          <w:cs/>
+          <w:lang w:val="ar_AE" w:bidi="ar_AE"/>
+        </w:rPr>
+      </w:r>
+      <w:r>
+        <w:rPr>
+          <w:rtl/>
+          <w:cs/>
           <w:lang w:val="ar_AE" w:bidi="ar_AE"/>
         </w:rPr>
         <w:t xml:space="preserve">التلمذة المسيحية. يؤكِّد مرقس أهمية اتباع الرب يسوع بإنكار ذواتنا وحَمْلِ الصليب (انظر </w:t>
@@ -3043,6 +3725,8 @@
       <w:hyperlink r:id="rId126">
         <w:r>
           <w:rPr>
+            <w:rtl/>
+            <w:cs/>
             <w:lang w:val="ar_AE" w:bidi="ar_AE"/>
           </w:rPr>
           <w:rPr>
@@ -3054,6 +3738,8 @@
       </w:hyperlink>
       <w:r>
         <w:rPr>
+          <w:rtl/>
+          <w:cs/>
           <w:lang w:val="ar_AE" w:bidi="ar_AE"/>
         </w:rPr>
         <w:t>). لا تسمح التلمذة المسيحية باستجابة فاترة، ولكنها تطلب ترك كل شيء لاتباع يسوع (</w:t>
@@ -3061,6 +3747,8 @@
       <w:hyperlink r:id="rId127">
         <w:r>
           <w:rPr>
+            <w:rtl/>
+            <w:cs/>
             <w:lang w:val="ar_AE" w:bidi="ar_AE"/>
           </w:rPr>
           <w:rPr>
@@ -3072,6 +3760,8 @@
       </w:hyperlink>
       <w:r>
         <w:rPr>
+          <w:rtl/>
+          <w:cs/>
           <w:lang w:val="ar_AE" w:bidi="ar_AE"/>
         </w:rPr>
         <w:t xml:space="preserve">، </w:t>
@@ -3079,6 +3769,8 @@
       <w:hyperlink r:id="rId128">
         <w:r>
           <w:rPr>
+            <w:rtl/>
+            <w:cs/>
             <w:lang w:val="ar_AE" w:bidi="ar_AE"/>
           </w:rPr>
           <w:rPr>
@@ -3090,6 +3782,8 @@
       </w:hyperlink>
       <w:r>
         <w:rPr>
+          <w:rtl/>
+          <w:cs/>
           <w:lang w:val="ar_AE" w:bidi="ar_AE"/>
         </w:rPr>
         <w:t xml:space="preserve">؛ </w:t>
@@ -3097,6 +3791,8 @@
       <w:hyperlink r:id="rId129">
         <w:r>
           <w:rPr>
+            <w:rtl/>
+            <w:cs/>
             <w:lang w:val="ar_AE" w:bidi="ar_AE"/>
           </w:rPr>
           <w:rPr>
@@ -3108,6 +3804,8 @@
       </w:hyperlink>
       <w:r>
         <w:rPr>
+          <w:rtl/>
+          <w:cs/>
           <w:lang w:val="ar_AE" w:bidi="ar_AE"/>
         </w:rPr>
         <w:t xml:space="preserve">، </w:t>
@@ -3115,6 +3813,8 @@
       <w:hyperlink r:id="rId130">
         <w:r>
           <w:rPr>
+            <w:rtl/>
+            <w:cs/>
             <w:lang w:val="ar_AE" w:bidi="ar_AE"/>
           </w:rPr>
           <w:rPr>
@@ -3126,6 +3826,8 @@
       </w:hyperlink>
       <w:r>
         <w:rPr>
+          <w:rtl/>
+          <w:cs/>
           <w:lang w:val="ar_AE" w:bidi="ar_AE"/>
         </w:rPr>
         <w:t>). وقد تجلب التلمذة المسيحية الاضطهاد والاستشهاد (</w:t>
@@ -3133,6 +3835,8 @@
       <w:hyperlink r:id="rId52">
         <w:r>
           <w:rPr>
+            <w:rtl/>
+            <w:cs/>
             <w:lang w:val="ar_AE" w:bidi="ar_AE"/>
           </w:rPr>
           <w:rPr>
@@ -3144,6 +3848,8 @@
       </w:hyperlink>
       <w:r>
         <w:rPr>
+          <w:rtl/>
+          <w:cs/>
           <w:lang w:val="ar_AE" w:bidi="ar_AE"/>
         </w:rPr>
         <w:t>)، لكن هناك وعد للمسيحيين بأن الثبات في الإيمان يعني الخلاص (</w:t>
@@ -3151,6 +3857,8 @@
       <w:hyperlink r:id="rId131">
         <w:r>
           <w:rPr>
+            <w:rtl/>
+            <w:cs/>
             <w:lang w:val="ar_AE" w:bidi="ar_AE"/>
           </w:rPr>
           <w:rPr>
@@ -3162,6 +3870,8 @@
       </w:hyperlink>
       <w:r>
         <w:rPr>
+          <w:rtl/>
+          <w:cs/>
           <w:lang w:val="ar_AE" w:bidi="ar_AE"/>
         </w:rPr>
         <w:t>) والحياة الأبدية (</w:t>
@@ -3169,6 +3879,8 @@
       <w:hyperlink r:id="rId51">
         <w:r>
           <w:rPr>
+            <w:rtl/>
+            <w:cs/>
             <w:lang w:val="ar_AE" w:bidi="ar_AE"/>
           </w:rPr>
           <w:rPr>
@@ -3180,6 +3892,8 @@
       </w:hyperlink>
       <w:r>
         <w:rPr>
+          <w:rtl/>
+          <w:cs/>
           <w:lang w:val="ar_AE" w:bidi="ar_AE"/>
         </w:rPr>
         <w:t>).</w:t>
@@ -3191,11 +3905,15 @@
       </w:pPr>
       <w:r>
         <w:rPr>
-          <w:lang w:val="ar_AE" w:bidi="ar_AE"/>
-        </w:rPr>
-      </w:r>
-      <w:r>
-        <w:rPr>
+          <w:rtl/>
+          <w:cs/>
+          <w:lang w:val="ar_AE" w:bidi="ar_AE"/>
+        </w:rPr>
+      </w:r>
+      <w:r>
+        <w:rPr>
+          <w:rtl/>
+          <w:cs/>
           <w:lang w:val="ar_AE" w:bidi="ar_AE"/>
         </w:rPr>
         <w:t>"سِرُّ المسيَّا" يطلب الرب يسوع، في إنجيل مرقس، من الآخرين ألا يعلنوا هويته الحقيقية. ربما يكون هذا بسبب مَيل الناس إلى إساءة فهم ماهيته والغرض من مجيئه. لكن السرَّ لا يُحفظ وينادي الناس به (</w:t>
@@ -3203,6 +3921,8 @@
       <w:hyperlink r:id="rId132">
         <w:r>
           <w:rPr>
+            <w:rtl/>
+            <w:cs/>
             <w:lang w:val="ar_AE" w:bidi="ar_AE"/>
           </w:rPr>
           <w:rPr>
@@ -3214,6 +3934,8 @@
       </w:hyperlink>
       <w:r>
         <w:rPr>
+          <w:rtl/>
+          <w:cs/>
           <w:lang w:val="ar_AE" w:bidi="ar_AE"/>
         </w:rPr>
         <w:t>). خَلَقَ الرب يسوع عجبًا ودهشة، لدرجة أنَّ سرَّه لم يعد ببساطة ممكنًا إخفاءه. ولكن، بينما تكافح الشخصيات في القصة لفهم هوية الرب يسوع بصورة صحيحة، ينال قرَّاء مرقس امتياز فهم الصورة الكاملة لهوية الرب في ضوء موته وقيامته.</w:t>
@@ -3225,11 +3947,15 @@
       </w:pPr>
       <w:r>
         <w:rPr>
-          <w:lang w:val="ar_AE" w:bidi="ar_AE"/>
-        </w:rPr>
-      </w:r>
-      <w:r>
-        <w:rPr>
+          <w:rtl/>
+          <w:cs/>
+          <w:lang w:val="ar_AE" w:bidi="ar_AE"/>
+        </w:rPr>
+      </w:r>
+      <w:r>
+        <w:rPr>
+          <w:rtl/>
+          <w:cs/>
           <w:lang w:val="ar_AE" w:bidi="ar_AE"/>
         </w:rPr>
         <w:t>مجيء ملكوت الله. إن مجيء ملكوت الله لهو أمر جوهري في رسالة الرب يسوع. يحتاج الناس إلى التوبة والإيمان بالإنجيل، لأن ملكوت الله قد جاء (</w:t>
@@ -3237,6 +3963,8 @@
       <w:hyperlink r:id="rId75">
         <w:r>
           <w:rPr>
+            <w:rtl/>
+            <w:cs/>
             <w:lang w:val="ar_AE" w:bidi="ar_AE"/>
           </w:rPr>
           <w:rPr>
@@ -3248,17 +3976,23 @@
       </w:hyperlink>
       <w:r>
         <w:rPr>
+          <w:rtl/>
+          <w:cs/>
           <w:lang w:val="ar_AE" w:bidi="ar_AE"/>
         </w:rPr>
         <w:t>). إن وعود العهد القديم تُتمَّم. وتختلف الحياة في الملكوت عما كانت عليه في فترة انتظار الملكوت.</w:t>
       </w:r>
       <w:r>
         <w:rPr>
-          <w:lang w:val="ar_AE" w:bidi="ar_AE"/>
-        </w:rPr>
-      </w:r>
-      <w:r>
-        <w:rPr>
+          <w:rtl/>
+          <w:cs/>
+          <w:lang w:val="ar_AE" w:bidi="ar_AE"/>
+        </w:rPr>
+      </w:r>
+      <w:r>
+        <w:rPr>
+          <w:rtl/>
+          <w:cs/>
           <w:lang w:val="ar_AE" w:bidi="ar_AE"/>
         </w:rPr>
       </w:r>

--- a/arb/docx/41.content.docx
+++ b/arb/docx/41.content.docx
@@ -309,20 +309,14 @@
         </w:rPr>
         <w:t>يقدِّم مرقس لقرائه في الآية الافتتاحية النقطة المحورية لفهم إنجيله: مع أن بوسعنا تعلُّم الكثير عن الرسل والشخصيات الأخرى من قراءة إنجيل مرقس، فمن المهم بمكان فهْم ما يعلِّمه عن الرب يسوع: يسوع هو "المسيح ابن الله" (</w:t>
       </w:r>
-      <w:hyperlink r:id="rId13">
-        <w:r>
-          <w:rPr>
-            <w:rtl/>
-            <w:cs/>
-            <w:lang w:val="ar_AE" w:bidi="ar_AE"/>
-          </w:rPr>
-          <w:rPr>
-            <w:color w:val="0000EE"/>
-            <w:u w:val="single"/>
-          </w:rPr>
-          <w:t>مرقس 1: 1</w:t>
-        </w:r>
-      </w:hyperlink>
+      <w:r>
+        <w:rPr>
+          <w:rtl/>
+          <w:cs/>
+          <w:lang w:val="ar_AE" w:bidi="ar_AE"/>
+        </w:rPr>
+        <w:t>مرقس 1: 1</w:t>
+      </w:r>
       <w:r>
         <w:rPr>
           <w:rtl/>
@@ -365,20 +359,14 @@
         </w:rPr>
         <w:t>من المتفق عليه في العموم أن إنجيل مرقس كان أول إنجيل يُكتب بين الأناجيل القانونية الأربعة. لم تكن ثمة أناجيل قبل كتابة إنجيل مرقس. لقد تواترت تقاليد الإنجيل أو جرى "تسليمها" شفهيًا تحت إشراف المُعاينين وخدَّام كلمة الله (</w:t>
       </w:r>
-      <w:hyperlink r:id="rId14">
-        <w:r>
-          <w:rPr>
-            <w:rtl/>
-            <w:cs/>
-            <w:lang w:val="ar_AE" w:bidi="ar_AE"/>
-          </w:rPr>
-          <w:rPr>
-            <w:color w:val="0000EE"/>
-            <w:u w:val="single"/>
-          </w:rPr>
-          <w:t>لوقا ۱: ۲</w:t>
-        </w:r>
-      </w:hyperlink>
+      <w:r>
+        <w:rPr>
+          <w:rtl/>
+          <w:cs/>
+          <w:lang w:val="ar_AE" w:bidi="ar_AE"/>
+        </w:rPr>
+        <w:t>لوقا ۱: ۲</w:t>
+      </w:r>
       <w:r>
         <w:rPr>
           <w:rtl/>
@@ -421,20 +409,14 @@
         </w:rPr>
         <w:t xml:space="preserve">إن الهيكل العام لإنجيل مرقس هو جغرافي. فتروي الأصحاحات التسعة الأولى أحداث خدمة الرب يسوع في الجليل والمنطقة المحيطة بها. وفي مرقس </w:t>
       </w:r>
-      <w:hyperlink r:id="rId15">
-        <w:r>
-          <w:rPr>
-            <w:rtl/>
-            <w:cs/>
-            <w:lang w:val="ar_AE" w:bidi="ar_AE"/>
-          </w:rPr>
-          <w:rPr>
-            <w:color w:val="0000EE"/>
-            <w:u w:val="single"/>
-          </w:rPr>
-          <w:t>۱۰: ۱‏‎٥۲-‎</w:t>
-        </w:r>
-      </w:hyperlink>
+      <w:r>
+        <w:rPr>
+          <w:rtl/>
+          <w:cs/>
+          <w:lang w:val="ar_AE" w:bidi="ar_AE"/>
+        </w:rPr>
+        <w:t>۱۰: ۱‏‎٥۲-‎</w:t>
+      </w:r>
       <w:r>
         <w:rPr>
           <w:rtl/>
@@ -443,20 +425,14 @@
         </w:rPr>
         <w:t xml:space="preserve"> سافر الرب يسوع وتلاميذه من الجليل إلى أورشليم، حيث جرت آخر أصحاحات الإنجيل (</w:t>
       </w:r>
-      <w:hyperlink r:id="rId16">
-        <w:r>
-          <w:rPr>
-            <w:rtl/>
-            <w:cs/>
-            <w:lang w:val="ar_AE" w:bidi="ar_AE"/>
-          </w:rPr>
-          <w:rPr>
-            <w:color w:val="0000EE"/>
-            <w:u w:val="single"/>
-          </w:rPr>
-          <w:t>۱۱: ۱–۱٦: ۲۰</w:t>
-        </w:r>
-      </w:hyperlink>
+      <w:r>
+        <w:rPr>
+          <w:rtl/>
+          <w:cs/>
+          <w:lang w:val="ar_AE" w:bidi="ar_AE"/>
+        </w:rPr>
+        <w:t>۱۱: ۱–۱٦: ۲۰</w:t>
+      </w:r>
       <w:r>
         <w:rPr>
           <w:rtl/>
@@ -485,20 +461,14 @@
         </w:rPr>
         <w:t>ضمن المخطط الجغرافي، رتَّب مرقس الكثير من مادته بحسب الموضوع. وهكذا، لدينا مجموعات من قصص المعجزات (</w:t>
       </w:r>
-      <w:hyperlink r:id="rId17">
-        <w:r>
-          <w:rPr>
-            <w:rtl/>
-            <w:cs/>
-            <w:lang w:val="ar_AE" w:bidi="ar_AE"/>
-          </w:rPr>
-          <w:rPr>
-            <w:color w:val="0000EE"/>
-            <w:u w:val="single"/>
-          </w:rPr>
-          <w:t>۱: ۲۱‏‎-‎٤٥</w:t>
-        </w:r>
-      </w:hyperlink>
+      <w:r>
+        <w:rPr>
+          <w:rtl/>
+          <w:cs/>
+          <w:lang w:val="ar_AE" w:bidi="ar_AE"/>
+        </w:rPr>
+        <w:t>۱: ۲۱‏‎-‎٤٥</w:t>
+      </w:r>
       <w:r>
         <w:rPr>
           <w:rtl/>
@@ -507,20 +477,14 @@
         </w:rPr>
         <w:t xml:space="preserve">؛ </w:t>
       </w:r>
-      <w:hyperlink r:id="rId18">
-        <w:r>
-          <w:rPr>
-            <w:rtl/>
-            <w:cs/>
-            <w:lang w:val="ar_AE" w:bidi="ar_AE"/>
-          </w:rPr>
-          <w:rPr>
-            <w:color w:val="0000EE"/>
-            <w:u w:val="single"/>
-          </w:rPr>
-          <w:t>٤: ۳٥‏‎-‎٥: ٤۳</w:t>
-        </w:r>
-      </w:hyperlink>
+      <w:r>
+        <w:rPr>
+          <w:rtl/>
+          <w:cs/>
+          <w:lang w:val="ar_AE" w:bidi="ar_AE"/>
+        </w:rPr>
+        <w:t>٤: ۳٥‏‎-‎٥: ٤۳</w:t>
+      </w:r>
       <w:r>
         <w:rPr>
           <w:rtl/>
@@ -529,20 +493,14 @@
         </w:rPr>
         <w:t>)، والقصص الجدلية (</w:t>
       </w:r>
-      <w:hyperlink r:id="rId19">
-        <w:r>
-          <w:rPr>
-            <w:rtl/>
-            <w:cs/>
-            <w:lang w:val="ar_AE" w:bidi="ar_AE"/>
-          </w:rPr>
-          <w:rPr>
-            <w:color w:val="0000EE"/>
-            <w:u w:val="single"/>
-          </w:rPr>
-          <w:t>۲: ۱–۳: ٦</w:t>
-        </w:r>
-      </w:hyperlink>
+      <w:r>
+        <w:rPr>
+          <w:rtl/>
+          <w:cs/>
+          <w:lang w:val="ar_AE" w:bidi="ar_AE"/>
+        </w:rPr>
+        <w:t>۲: ۱–۳: ٦</w:t>
+      </w:r>
       <w:r>
         <w:rPr>
           <w:rtl/>
@@ -551,20 +509,14 @@
         </w:rPr>
         <w:t xml:space="preserve">؛ </w:t>
       </w:r>
-      <w:hyperlink r:id="rId20">
-        <w:r>
-          <w:rPr>
-            <w:rtl/>
-            <w:cs/>
-            <w:lang w:val="ar_AE" w:bidi="ar_AE"/>
-          </w:rPr>
-          <w:rPr>
-            <w:color w:val="0000EE"/>
-            <w:u w:val="single"/>
-          </w:rPr>
-          <w:t>۱۲: ۱۳–۳۷</w:t>
-        </w:r>
-      </w:hyperlink>
+      <w:r>
+        <w:rPr>
+          <w:rtl/>
+          <w:cs/>
+          <w:lang w:val="ar_AE" w:bidi="ar_AE"/>
+        </w:rPr>
+        <w:t>۱۲: ۱۳–۳۷</w:t>
+      </w:r>
       <w:r>
         <w:rPr>
           <w:rtl/>
@@ -573,20 +525,14 @@
         </w:rPr>
         <w:t>)، والأمثال (</w:t>
       </w:r>
-      <w:hyperlink r:id="rId21">
-        <w:r>
-          <w:rPr>
-            <w:rtl/>
-            <w:cs/>
-            <w:lang w:val="ar_AE" w:bidi="ar_AE"/>
-          </w:rPr>
-          <w:rPr>
-            <w:color w:val="0000EE"/>
-            <w:u w:val="single"/>
-          </w:rPr>
-          <w:t>٤: ۱–۳٤</w:t>
-        </w:r>
-      </w:hyperlink>
+      <w:r>
+        <w:rPr>
+          <w:rtl/>
+          <w:cs/>
+          <w:lang w:val="ar_AE" w:bidi="ar_AE"/>
+        </w:rPr>
+        <w:t>٤: ۱–۳٤</w:t>
+      </w:r>
       <w:r>
         <w:rPr>
           <w:rtl/>
@@ -595,20 +541,14 @@
         </w:rPr>
         <w:t>)، وتعاليم عن آخر الأيام (</w:t>
       </w:r>
-      <w:hyperlink r:id="rId22">
-        <w:r>
-          <w:rPr>
-            <w:rtl/>
-            <w:cs/>
-            <w:lang w:val="ar_AE" w:bidi="ar_AE"/>
-          </w:rPr>
-          <w:rPr>
-            <w:color w:val="0000EE"/>
-            <w:u w:val="single"/>
-          </w:rPr>
-          <w:t>۱۳: ٥‏‎-‏۳۷</w:t>
-        </w:r>
-      </w:hyperlink>
+      <w:r>
+        <w:rPr>
+          <w:rtl/>
+          <w:cs/>
+          <w:lang w:val="ar_AE" w:bidi="ar_AE"/>
+        </w:rPr>
+        <w:t>۱۳: ٥‏‎-‏۳۷</w:t>
+      </w:r>
       <w:r>
         <w:rPr>
           <w:rtl/>
@@ -617,20 +557,14 @@
         </w:rPr>
         <w:t>). وتشير بعض المواد إلى ترتيب الأحداث: بدأت خدمة يسوع بمعموديته (</w:t>
       </w:r>
-      <w:hyperlink r:id="rId23">
-        <w:r>
-          <w:rPr>
-            <w:rtl/>
-            <w:cs/>
-            <w:lang w:val="ar_AE" w:bidi="ar_AE"/>
-          </w:rPr>
-          <w:rPr>
-            <w:color w:val="0000EE"/>
-            <w:u w:val="single"/>
-          </w:rPr>
-          <w:t>۱: ۲–۱۱</w:t>
-        </w:r>
-      </w:hyperlink>
+      <w:r>
+        <w:rPr>
+          <w:rtl/>
+          <w:cs/>
+          <w:lang w:val="ar_AE" w:bidi="ar_AE"/>
+        </w:rPr>
+        <w:t>۱: ۲–۱۱</w:t>
+      </w:r>
       <w:r>
         <w:rPr>
           <w:rtl/>
@@ -639,20 +573,14 @@
         </w:rPr>
         <w:t xml:space="preserve">؛ وانظر </w:t>
       </w:r>
-      <w:hyperlink r:id="rId24">
-        <w:r>
-          <w:rPr>
-            <w:rtl/>
-            <w:cs/>
-            <w:lang w:val="ar_AE" w:bidi="ar_AE"/>
-          </w:rPr>
-          <w:rPr>
-            <w:color w:val="0000EE"/>
-            <w:u w:val="single"/>
-          </w:rPr>
-          <w:t>أعمال الرسل ۱: ۲۲</w:t>
-        </w:r>
-      </w:hyperlink>
+      <w:r>
+        <w:rPr>
+          <w:rtl/>
+          <w:cs/>
+          <w:lang w:val="ar_AE" w:bidi="ar_AE"/>
+        </w:rPr>
+        <w:t>أعمال الرسل ۱: ۲۲</w:t>
+      </w:r>
       <w:r>
         <w:rPr>
           <w:rtl/>
@@ -661,20 +589,14 @@
         </w:rPr>
         <w:t xml:space="preserve">؛ </w:t>
       </w:r>
-      <w:hyperlink r:id="rId25">
-        <w:r>
-          <w:rPr>
-            <w:rtl/>
-            <w:cs/>
-            <w:lang w:val="ar_AE" w:bidi="ar_AE"/>
-          </w:rPr>
-          <w:rPr>
-            <w:color w:val="0000EE"/>
-            <w:u w:val="single"/>
-          </w:rPr>
-          <w:t>۱۰: ۳۷</w:t>
-        </w:r>
-      </w:hyperlink>
+      <w:r>
+        <w:rPr>
+          <w:rtl/>
+          <w:cs/>
+          <w:lang w:val="ar_AE" w:bidi="ar_AE"/>
+        </w:rPr>
+        <w:t>۱۰: ۳۷</w:t>
+      </w:r>
       <w:r>
         <w:rPr>
           <w:rtl/>
@@ -683,20 +605,14 @@
         </w:rPr>
         <w:t>) والتجربة (</w:t>
       </w:r>
-      <w:hyperlink r:id="rId26">
-        <w:r>
-          <w:rPr>
-            <w:rtl/>
-            <w:cs/>
-            <w:lang w:val="ar_AE" w:bidi="ar_AE"/>
-          </w:rPr>
-          <w:rPr>
-            <w:color w:val="0000EE"/>
-            <w:u w:val="single"/>
-          </w:rPr>
-          <w:t>مرقس ۱: ۱۲–۱۳</w:t>
-        </w:r>
-      </w:hyperlink>
+      <w:r>
+        <w:rPr>
+          <w:rtl/>
+          <w:cs/>
+          <w:lang w:val="ar_AE" w:bidi="ar_AE"/>
+        </w:rPr>
+        <w:t>مرقس ۱: ۱۲–۱۳</w:t>
+      </w:r>
       <w:r>
         <w:rPr>
           <w:rtl/>
@@ -705,20 +621,14 @@
         </w:rPr>
         <w:t>)؛ وآلامه وموته وقيامته حدثت في النهاية (</w:t>
       </w:r>
-      <w:hyperlink r:id="rId27">
-        <w:r>
-          <w:rPr>
-            <w:rtl/>
-            <w:cs/>
-            <w:lang w:val="ar_AE" w:bidi="ar_AE"/>
-          </w:rPr>
-          <w:rPr>
-            <w:color w:val="0000EE"/>
-            <w:u w:val="single"/>
-          </w:rPr>
-          <w:t>۱۱: ۱–۱٦: ۸</w:t>
-        </w:r>
-      </w:hyperlink>
+      <w:r>
+        <w:rPr>
+          <w:rtl/>
+          <w:cs/>
+          <w:lang w:val="ar_AE" w:bidi="ar_AE"/>
+        </w:rPr>
+        <w:t>۱۱: ۱–۱٦: ۸</w:t>
+      </w:r>
       <w:r>
         <w:rPr>
           <w:rtl/>
@@ -727,20 +637,14 @@
         </w:rPr>
         <w:t>). ترتبط بعض القصص الفردية معًا بترتيب زمني، مثل اعتراف بطرس في قيصرية فيلبي (</w:t>
       </w:r>
-      <w:hyperlink r:id="rId28">
-        <w:r>
-          <w:rPr>
-            <w:rtl/>
-            <w:cs/>
-            <w:lang w:val="ar_AE" w:bidi="ar_AE"/>
-          </w:rPr>
-          <w:rPr>
-            <w:color w:val="0000EE"/>
-            <w:u w:val="single"/>
-          </w:rPr>
-          <w:t>۸: ۲۷–۳۳</w:t>
-        </w:r>
-      </w:hyperlink>
+      <w:r>
+        <w:rPr>
+          <w:rtl/>
+          <w:cs/>
+          <w:lang w:val="ar_AE" w:bidi="ar_AE"/>
+        </w:rPr>
+        <w:t>۸: ۲۷–۳۳</w:t>
+      </w:r>
       <w:r>
         <w:rPr>
           <w:rtl/>
@@ -749,20 +653,14 @@
         </w:rPr>
         <w:t>) وتجلي الرب يسوع (</w:t>
       </w:r>
-      <w:hyperlink r:id="rId29">
-        <w:r>
-          <w:rPr>
-            <w:rtl/>
-            <w:cs/>
-            <w:lang w:val="ar_AE" w:bidi="ar_AE"/>
-          </w:rPr>
-          <w:rPr>
-            <w:color w:val="0000EE"/>
-            <w:u w:val="single"/>
-          </w:rPr>
-          <w:t>۹: ۱–۱۳؛</w:t>
-        </w:r>
-      </w:hyperlink>
+      <w:r>
+        <w:rPr>
+          <w:rtl/>
+          <w:cs/>
+          <w:lang w:val="ar_AE" w:bidi="ar_AE"/>
+        </w:rPr>
+        <w:t>۹: ۱–۱۳؛</w:t>
+      </w:r>
       <w:r>
         <w:rPr>
           <w:rtl/>
@@ -771,20 +669,14 @@
         </w:rPr>
         <w:t xml:space="preserve">؛ أنظر أيضًا </w:t>
       </w:r>
-      <w:hyperlink r:id="rId30">
-        <w:r>
-          <w:rPr>
-            <w:rtl/>
-            <w:cs/>
-            <w:lang w:val="ar_AE" w:bidi="ar_AE"/>
-          </w:rPr>
-          <w:rPr>
-            <w:color w:val="0000EE"/>
-            <w:u w:val="single"/>
-          </w:rPr>
-          <w:t>۱: ۲۹</w:t>
-        </w:r>
-      </w:hyperlink>
+      <w:r>
+        <w:rPr>
+          <w:rtl/>
+          <w:cs/>
+          <w:lang w:val="ar_AE" w:bidi="ar_AE"/>
+        </w:rPr>
+        <w:t>۱: ۲۹</w:t>
+      </w:r>
       <w:r>
         <w:rPr>
           <w:rtl/>
@@ -793,20 +685,14 @@
         </w:rPr>
         <w:t xml:space="preserve">، </w:t>
       </w:r>
-      <w:hyperlink r:id="rId31">
-        <w:r>
-          <w:rPr>
-            <w:rtl/>
-            <w:cs/>
-            <w:lang w:val="ar_AE" w:bidi="ar_AE"/>
-          </w:rPr>
-          <w:rPr>
-            <w:color w:val="0000EE"/>
-            <w:u w:val="single"/>
-          </w:rPr>
-          <w:t>۳٥</w:t>
-        </w:r>
-      </w:hyperlink>
+      <w:r>
+        <w:rPr>
+          <w:rtl/>
+          <w:cs/>
+          <w:lang w:val="ar_AE" w:bidi="ar_AE"/>
+        </w:rPr>
+        <w:t>۳٥</w:t>
+      </w:r>
       <w:r>
         <w:rPr>
           <w:rtl/>
@@ -835,20 +721,14 @@
         </w:rPr>
         <w:t xml:space="preserve">ويجري إبراز نقطة التحوُّل الرئيسة في خدمة الرب يسوع في </w:t>
       </w:r>
-      <w:hyperlink r:id="rId28">
-        <w:r>
-          <w:rPr>
-            <w:rtl/>
-            <w:cs/>
-            <w:lang w:val="ar_AE" w:bidi="ar_AE"/>
-          </w:rPr>
-          <w:rPr>
-            <w:color w:val="0000EE"/>
-            <w:u w:val="single"/>
-          </w:rPr>
-          <w:t>۸: ۲۷–۳۳</w:t>
-        </w:r>
-      </w:hyperlink>
+      <w:r>
+        <w:rPr>
+          <w:rtl/>
+          <w:cs/>
+          <w:lang w:val="ar_AE" w:bidi="ar_AE"/>
+        </w:rPr>
+        <w:t>۸: ۲۷–۳۳</w:t>
+      </w:r>
       <w:r>
         <w:rPr>
           <w:rtl/>
@@ -857,20 +737,14 @@
         </w:rPr>
         <w:t>عند منتصف الإنجيل الكتاب. وفي قيصرية فيلبي، اعترف التلاميذ للمرة الأولى بإيمانهم بأن يسوع هو المسيَّا (</w:t>
       </w:r>
-      <w:hyperlink r:id="rId32">
-        <w:r>
-          <w:rPr>
-            <w:rtl/>
-            <w:cs/>
-            <w:lang w:val="ar_AE" w:bidi="ar_AE"/>
-          </w:rPr>
-          <w:rPr>
-            <w:color w:val="0000EE"/>
-            <w:u w:val="single"/>
-          </w:rPr>
-          <w:t>۸: ۲۹</w:t>
-        </w:r>
-      </w:hyperlink>
+      <w:r>
+        <w:rPr>
+          <w:rtl/>
+          <w:cs/>
+          <w:lang w:val="ar_AE" w:bidi="ar_AE"/>
+        </w:rPr>
+        <w:t>۸: ۲۹</w:t>
+      </w:r>
       <w:r>
         <w:rPr>
           <w:rtl/>
@@ -879,20 +753,14 @@
         </w:rPr>
         <w:t>). بناءً على هذا الاعتراف، "ابتدأ يعلِّمهم" عن موته وقيامته المرتقبَين (</w:t>
       </w:r>
-      <w:hyperlink r:id="rId33">
-        <w:r>
-          <w:rPr>
-            <w:rtl/>
-            <w:cs/>
-            <w:lang w:val="ar_AE" w:bidi="ar_AE"/>
-          </w:rPr>
-          <w:rPr>
-            <w:color w:val="0000EE"/>
-            <w:u w:val="single"/>
-          </w:rPr>
-          <w:t>۸: ۳۱</w:t>
-        </w:r>
-      </w:hyperlink>
+      <w:r>
+        <w:rPr>
+          <w:rtl/>
+          <w:cs/>
+          <w:lang w:val="ar_AE" w:bidi="ar_AE"/>
+        </w:rPr>
+        <w:t>۸: ۳۱</w:t>
+      </w:r>
       <w:r>
         <w:rPr>
           <w:rtl/>
@@ -901,20 +769,14 @@
         </w:rPr>
         <w:t xml:space="preserve">؛ وقارن مع </w:t>
       </w:r>
-      <w:hyperlink r:id="rId34">
-        <w:r>
-          <w:rPr>
-            <w:rtl/>
-            <w:cs/>
-            <w:lang w:val="ar_AE" w:bidi="ar_AE"/>
-          </w:rPr>
-          <w:rPr>
-            <w:color w:val="0000EE"/>
-            <w:u w:val="single"/>
-          </w:rPr>
-          <w:t>متى ۱٦: ۲۱</w:t>
-        </w:r>
-      </w:hyperlink>
+      <w:r>
+        <w:rPr>
+          <w:rtl/>
+          <w:cs/>
+          <w:lang w:val="ar_AE" w:bidi="ar_AE"/>
+        </w:rPr>
+        <w:t>متى ۱٦: ۲۱</w:t>
+      </w:r>
       <w:r>
         <w:rPr>
           <w:rtl/>
@@ -923,20 +785,14 @@
         </w:rPr>
         <w:t xml:space="preserve">). موت الرب يسوع وقيامته هما الموضوع الرئيس لـ </w:t>
       </w:r>
-      <w:hyperlink r:id="rId35">
-        <w:r>
-          <w:rPr>
-            <w:rtl/>
-            <w:cs/>
-            <w:lang w:val="ar_AE" w:bidi="ar_AE"/>
-          </w:rPr>
-          <w:rPr>
-            <w:color w:val="0000EE"/>
-            <w:u w:val="single"/>
-          </w:rPr>
-          <w:t>۸: ۳۱–۱٦: ۸</w:t>
-        </w:r>
-      </w:hyperlink>
+      <w:r>
+        <w:rPr>
+          <w:rtl/>
+          <w:cs/>
+          <w:lang w:val="ar_AE" w:bidi="ar_AE"/>
+        </w:rPr>
+        <w:t>۸: ۳۱–۱٦: ۸</w:t>
+      </w:r>
       <w:r>
         <w:rPr>
           <w:rtl/>
@@ -1016,20 +872,14 @@
         </w:rPr>
         <w:t xml:space="preserve">وقد أجمعت الكنيسة الأولى على اعتبار يوحنا مرقس هو كاتب هذا الإنجيل. ومن غير المرجح أن يكون بابياس وآخرون نَسبوا هذا الإنجيل إلى واحد من غير الرسل سمعته مشوهة (انظر </w:t>
       </w:r>
-      <w:hyperlink r:id="rId36">
-        <w:r>
-          <w:rPr>
-            <w:rtl/>
-            <w:cs/>
-            <w:lang w:val="ar_AE" w:bidi="ar_AE"/>
-          </w:rPr>
-          <w:rPr>
-            <w:color w:val="0000EE"/>
-            <w:u w:val="single"/>
-          </w:rPr>
-          <w:t>أعمال الرسل ۱۳: ۱۳</w:t>
-        </w:r>
-      </w:hyperlink>
+      <w:r>
+        <w:rPr>
+          <w:rtl/>
+          <w:cs/>
+          <w:lang w:val="ar_AE" w:bidi="ar_AE"/>
+        </w:rPr>
+        <w:t>أعمال الرسل ۱۳: ۱۳</w:t>
+      </w:r>
       <w:r>
         <w:rPr>
           <w:rtl/>
@@ -1038,20 +888,14 @@
         </w:rPr>
         <w:t xml:space="preserve">؛ </w:t>
       </w:r>
-      <w:hyperlink r:id="rId37">
-        <w:r>
-          <w:rPr>
-            <w:rtl/>
-            <w:cs/>
-            <w:lang w:val="ar_AE" w:bidi="ar_AE"/>
-          </w:rPr>
-          <w:rPr>
-            <w:color w:val="0000EE"/>
-            <w:u w:val="single"/>
-          </w:rPr>
-          <w:t>15: 36–41</w:t>
-        </w:r>
-      </w:hyperlink>
+      <w:r>
+        <w:rPr>
+          <w:rtl/>
+          <w:cs/>
+          <w:lang w:val="ar_AE" w:bidi="ar_AE"/>
+        </w:rPr>
+        <w:t>15: 36–41</w:t>
+      </w:r>
       <w:r>
         <w:rPr>
           <w:rtl/>
@@ -1080,20 +924,14 @@
         </w:rPr>
         <w:t xml:space="preserve">كان كاتب هذا الإنجيل يتحدث لغتين بطلاقة، كما تشير العبارات الآرامية في نصه اليوناني (على سبيل المثال: </w:t>
       </w:r>
-      <w:hyperlink r:id="rId38">
-        <w:r>
-          <w:rPr>
-            <w:rtl/>
-            <w:cs/>
-            <w:lang w:val="ar_AE" w:bidi="ar_AE"/>
-          </w:rPr>
-          <w:rPr>
-            <w:color w:val="0000EE"/>
-            <w:u w:val="single"/>
-          </w:rPr>
-          <w:t>مرقس ٥: ٤۱</w:t>
-        </w:r>
-      </w:hyperlink>
+      <w:r>
+        <w:rPr>
+          <w:rtl/>
+          <w:cs/>
+          <w:lang w:val="ar_AE" w:bidi="ar_AE"/>
+        </w:rPr>
+        <w:t>مرقس ٥: ٤۱</w:t>
+      </w:r>
       <w:r>
         <w:rPr>
           <w:rtl/>
@@ -1102,20 +940,14 @@
         </w:rPr>
         <w:t xml:space="preserve">؛ </w:t>
       </w:r>
-      <w:hyperlink r:id="rId39">
-        <w:r>
-          <w:rPr>
-            <w:rtl/>
-            <w:cs/>
-            <w:lang w:val="ar_AE" w:bidi="ar_AE"/>
-          </w:rPr>
-          <w:rPr>
-            <w:color w:val="0000EE"/>
-            <w:u w:val="single"/>
-          </w:rPr>
-          <w:t>۷: ۳٤</w:t>
-        </w:r>
-      </w:hyperlink>
+      <w:r>
+        <w:rPr>
+          <w:rtl/>
+          <w:cs/>
+          <w:lang w:val="ar_AE" w:bidi="ar_AE"/>
+        </w:rPr>
+        <w:t>۷: ۳٤</w:t>
+      </w:r>
       <w:r>
         <w:rPr>
           <w:rtl/>
@@ -1124,20 +956,14 @@
         </w:rPr>
         <w:t xml:space="preserve">؛ </w:t>
       </w:r>
-      <w:hyperlink r:id="rId40">
-        <w:r>
-          <w:rPr>
-            <w:rtl/>
-            <w:cs/>
-            <w:lang w:val="ar_AE" w:bidi="ar_AE"/>
-          </w:rPr>
-          <w:rPr>
-            <w:color w:val="0000EE"/>
-            <w:u w:val="single"/>
-          </w:rPr>
-          <w:t>۱٥: ۳٤</w:t>
-        </w:r>
-      </w:hyperlink>
+      <w:r>
+        <w:rPr>
+          <w:rtl/>
+          <w:cs/>
+          <w:lang w:val="ar_AE" w:bidi="ar_AE"/>
+        </w:rPr>
+        <w:t>۱٥: ۳٤</w:t>
+      </w:r>
       <w:r>
         <w:rPr>
           <w:rtl/>
@@ -1146,20 +972,14 @@
         </w:rPr>
         <w:t xml:space="preserve">). وكان يهوديًا أيضًا، إذ كان يعرف العادات اليهودية المختلفة ويشرَحها لقرائه من الأمم (على سبيل المثال: </w:t>
       </w:r>
-      <w:hyperlink r:id="rId41">
-        <w:r>
-          <w:rPr>
-            <w:rtl/>
-            <w:cs/>
-            <w:lang w:val="ar_AE" w:bidi="ar_AE"/>
-          </w:rPr>
-          <w:rPr>
-            <w:color w:val="0000EE"/>
-            <w:u w:val="single"/>
-          </w:rPr>
-          <w:t>۷: ۳-‏‎‎٤</w:t>
-        </w:r>
-      </w:hyperlink>
+      <w:r>
+        <w:rPr>
+          <w:rtl/>
+          <w:cs/>
+          <w:lang w:val="ar_AE" w:bidi="ar_AE"/>
+        </w:rPr>
+        <w:t>۷: ۳-‏‎‎٤</w:t>
+      </w:r>
       <w:r>
         <w:rPr>
           <w:rtl/>
@@ -1168,20 +988,14 @@
         </w:rPr>
         <w:t xml:space="preserve">؛ </w:t>
       </w:r>
-      <w:hyperlink r:id="rId42">
-        <w:r>
-          <w:rPr>
-            <w:rtl/>
-            <w:cs/>
-            <w:lang w:val="ar_AE" w:bidi="ar_AE"/>
-          </w:rPr>
-          <w:rPr>
-            <w:color w:val="0000EE"/>
-            <w:u w:val="single"/>
-          </w:rPr>
-          <w:t>۱٤: ۱۲</w:t>
-        </w:r>
-      </w:hyperlink>
+      <w:r>
+        <w:rPr>
+          <w:rtl/>
+          <w:cs/>
+          <w:lang w:val="ar_AE" w:bidi="ar_AE"/>
+        </w:rPr>
+        <w:t>۱٤: ۱۲</w:t>
+      </w:r>
       <w:r>
         <w:rPr>
           <w:rtl/>
@@ -1190,20 +1004,14 @@
         </w:rPr>
         <w:t>). كان يوحنا مرقس بالفعل يهوديًا نشأ في أورشليم (</w:t>
       </w:r>
-      <w:hyperlink r:id="rId43">
-        <w:r>
-          <w:rPr>
-            <w:rtl/>
-            <w:cs/>
-            <w:lang w:val="ar_AE" w:bidi="ar_AE"/>
-          </w:rPr>
-          <w:rPr>
-            <w:color w:val="0000EE"/>
-            <w:u w:val="single"/>
-          </w:rPr>
-          <w:t>أعمال الرسل ۱۲: ۱۲</w:t>
-        </w:r>
-      </w:hyperlink>
+      <w:r>
+        <w:rPr>
+          <w:rtl/>
+          <w:cs/>
+          <w:lang w:val="ar_AE" w:bidi="ar_AE"/>
+        </w:rPr>
+        <w:t>أعمال الرسل ۱۲: ۱۲</w:t>
+      </w:r>
       <w:r>
         <w:rPr>
           <w:rtl/>
@@ -1232,20 +1040,14 @@
         </w:rPr>
         <w:t xml:space="preserve">لدى البعض اعتراضات على أن هذا الإنجيل لا يشير بوضوح إلى صلة بين مرقس وبطرس، وأنه يبدو مصقولًا كعمَل أدبي أكثر مما يتوقعه المرء من تسجيل مباشر لشهادة شاهد عن بطرس. ولكن إذا كان هذا الإنجيل كُتبَ قرب أو بعد موت بطرس (انظر "التاريخ" أدناه)، فإن بطرس كان يروي هذه القصص لأكثر من ثلاثين عامًا. ومن خلال تكرار السرد، كان ممكنًا أن تصبح قصته للإنجيل مصقولة جيدًا. ثمة إشارات أيضًا إلى بطرس في هذا الإنجيل، ربما بسبب علاقة مرقس الشخصية به (على سبيل المثال: </w:t>
       </w:r>
-      <w:hyperlink r:id="rId44">
-        <w:r>
-          <w:rPr>
-            <w:rtl/>
-            <w:cs/>
-            <w:lang w:val="ar_AE" w:bidi="ar_AE"/>
-          </w:rPr>
-          <w:rPr>
-            <w:color w:val="0000EE"/>
-            <w:u w:val="single"/>
-          </w:rPr>
-          <w:t>مرقس ۱: ۱٦–۲۰</w:t>
-        </w:r>
-      </w:hyperlink>
+      <w:r>
+        <w:rPr>
+          <w:rtl/>
+          <w:cs/>
+          <w:lang w:val="ar_AE" w:bidi="ar_AE"/>
+        </w:rPr>
+        <w:t>مرقس ۱: ۱٦–۲۰</w:t>
+      </w:r>
       <w:r>
         <w:rPr>
           <w:rtl/>
@@ -1254,20 +1056,14 @@
         </w:rPr>
         <w:t xml:space="preserve">؛ </w:t>
       </w:r>
-      <w:hyperlink r:id="rId45">
-        <w:r>
-          <w:rPr>
-            <w:rtl/>
-            <w:cs/>
-            <w:lang w:val="ar_AE" w:bidi="ar_AE"/>
-          </w:rPr>
-          <w:rPr>
-            <w:color w:val="0000EE"/>
-            <w:u w:val="single"/>
-          </w:rPr>
-          <w:t>۸: ۳۲–۳۳</w:t>
-        </w:r>
-      </w:hyperlink>
+      <w:r>
+        <w:rPr>
+          <w:rtl/>
+          <w:cs/>
+          <w:lang w:val="ar_AE" w:bidi="ar_AE"/>
+        </w:rPr>
+        <w:t>۸: ۳۲–۳۳</w:t>
+      </w:r>
       <w:r>
         <w:rPr>
           <w:rtl/>
@@ -1276,20 +1072,14 @@
         </w:rPr>
         <w:t xml:space="preserve">؛ </w:t>
       </w:r>
-      <w:hyperlink r:id="rId46">
-        <w:r>
-          <w:rPr>
-            <w:rtl/>
-            <w:cs/>
-            <w:lang w:val="ar_AE" w:bidi="ar_AE"/>
-          </w:rPr>
-          <w:rPr>
-            <w:color w:val="0000EE"/>
-            <w:u w:val="single"/>
-          </w:rPr>
-          <w:t>۹: ٥‏‎-‎٦</w:t>
-        </w:r>
-      </w:hyperlink>
+      <w:r>
+        <w:rPr>
+          <w:rtl/>
+          <w:cs/>
+          <w:lang w:val="ar_AE" w:bidi="ar_AE"/>
+        </w:rPr>
+        <w:t>۹: ٥‏‎-‎٦</w:t>
+      </w:r>
       <w:r>
         <w:rPr>
           <w:rtl/>
@@ -1298,20 +1088,14 @@
         </w:rPr>
         <w:t xml:space="preserve">؛ </w:t>
       </w:r>
-      <w:hyperlink r:id="rId47">
-        <w:r>
-          <w:rPr>
-            <w:rtl/>
-            <w:cs/>
-            <w:lang w:val="ar_AE" w:bidi="ar_AE"/>
-          </w:rPr>
-          <w:rPr>
-            <w:color w:val="0000EE"/>
-            <w:u w:val="single"/>
-          </w:rPr>
-          <w:t>۱٤: ۲۸–۳۱</w:t>
-        </w:r>
-      </w:hyperlink>
+      <w:r>
+        <w:rPr>
+          <w:rtl/>
+          <w:cs/>
+          <w:lang w:val="ar_AE" w:bidi="ar_AE"/>
+        </w:rPr>
+        <w:t>۱٤: ۲۸–۳۱</w:t>
+      </w:r>
       <w:r>
         <w:rPr>
           <w:rtl/>
@@ -1320,20 +1104,14 @@
         </w:rPr>
         <w:t xml:space="preserve">، </w:t>
       </w:r>
-      <w:hyperlink r:id="rId48">
-        <w:r>
-          <w:rPr>
-            <w:rtl/>
-            <w:cs/>
-            <w:lang w:val="ar_AE" w:bidi="ar_AE"/>
-          </w:rPr>
-          <w:rPr>
-            <w:color w:val="0000EE"/>
-            <w:u w:val="single"/>
-          </w:rPr>
-          <w:t>٦٦‏‎-‏۷۲</w:t>
-        </w:r>
-      </w:hyperlink>
+      <w:r>
+        <w:rPr>
+          <w:rtl/>
+          <w:cs/>
+          <w:lang w:val="ar_AE" w:bidi="ar_AE"/>
+        </w:rPr>
+        <w:t>٦٦‏‎-‏۷۲</w:t>
+      </w:r>
       <w:r>
         <w:rPr>
           <w:rtl/>
@@ -1376,20 +1154,14 @@
         </w:rPr>
         <w:t>ربما كتَبَ يوحنا مرقس تعاليم بطرس عن الرب يسوع بالقرب من وقت موت بطرس. لقد مات بطرس في روما نحو سنة 64 بعد الميلاد في الاضطهاد الذي مارسه نيرون على المسيحيين. كَتبَ مرقس هذا الإنجيل على الأرجح في أواخر الستينيات من القرن الأول، وهناك مقطعين بهما بيانات تدعم هذه الفكرة: (١) التركيز على الأمانة في وقت الاضطهاد (</w:t>
       </w:r>
-      <w:hyperlink r:id="rId49">
-        <w:r>
-          <w:rPr>
-            <w:rtl/>
-            <w:cs/>
-            <w:lang w:val="ar_AE" w:bidi="ar_AE"/>
-          </w:rPr>
-          <w:rPr>
-            <w:color w:val="0000EE"/>
-            <w:u w:val="single"/>
-          </w:rPr>
-          <w:t>٤: ۱۷</w:t>
-        </w:r>
-      </w:hyperlink>
+      <w:r>
+        <w:rPr>
+          <w:rtl/>
+          <w:cs/>
+          <w:lang w:val="ar_AE" w:bidi="ar_AE"/>
+        </w:rPr>
+        <w:t>٤: ۱۷</w:t>
+      </w:r>
       <w:r>
         <w:rPr>
           <w:rtl/>
@@ -1398,20 +1170,14 @@
         </w:rPr>
         <w:t xml:space="preserve">؛ </w:t>
       </w:r>
-      <w:hyperlink r:id="rId50">
-        <w:r>
-          <w:rPr>
-            <w:rtl/>
-            <w:cs/>
-            <w:lang w:val="ar_AE" w:bidi="ar_AE"/>
-          </w:rPr>
-          <w:rPr>
-            <w:color w:val="0000EE"/>
-            <w:u w:val="single"/>
-          </w:rPr>
-          <w:t>۸: ۳٤‏‎-‏۳۸</w:t>
-        </w:r>
-      </w:hyperlink>
+      <w:r>
+        <w:rPr>
+          <w:rtl/>
+          <w:cs/>
+          <w:lang w:val="ar_AE" w:bidi="ar_AE"/>
+        </w:rPr>
+        <w:t>۸: ۳٤‏‎-‏۳۸</w:t>
+      </w:r>
       <w:r>
         <w:rPr>
           <w:rtl/>
@@ -1420,20 +1186,14 @@
         </w:rPr>
         <w:t xml:space="preserve">؛ </w:t>
       </w:r>
-      <w:hyperlink r:id="rId51">
-        <w:r>
-          <w:rPr>
-            <w:rtl/>
-            <w:cs/>
-            <w:lang w:val="ar_AE" w:bidi="ar_AE"/>
-          </w:rPr>
-          <w:rPr>
-            <w:color w:val="0000EE"/>
-            <w:u w:val="single"/>
-          </w:rPr>
-          <w:t>۱۰: ۳۰</w:t>
-        </w:r>
-      </w:hyperlink>
+      <w:r>
+        <w:rPr>
+          <w:rtl/>
+          <w:cs/>
+          <w:lang w:val="ar_AE" w:bidi="ar_AE"/>
+        </w:rPr>
+        <w:t>۱۰: ۳۰</w:t>
+      </w:r>
       <w:r>
         <w:rPr>
           <w:rtl/>
@@ -1442,20 +1202,14 @@
         </w:rPr>
         <w:t xml:space="preserve">؛ </w:t>
       </w:r>
-      <w:hyperlink r:id="rId52">
-        <w:r>
-          <w:rPr>
-            <w:rtl/>
-            <w:cs/>
-            <w:lang w:val="ar_AE" w:bidi="ar_AE"/>
-          </w:rPr>
-          <w:rPr>
-            <w:color w:val="0000EE"/>
-            <w:u w:val="single"/>
-          </w:rPr>
-          <w:t>۱۳: ۹–۱۳</w:t>
-        </w:r>
-      </w:hyperlink>
+      <w:r>
+        <w:rPr>
+          <w:rtl/>
+          <w:cs/>
+          <w:lang w:val="ar_AE" w:bidi="ar_AE"/>
+        </w:rPr>
+        <w:t>۱۳: ۹–۱۳</w:t>
+      </w:r>
       <w:r>
         <w:rPr>
           <w:rtl/>
@@ -1464,20 +1218,14 @@
         </w:rPr>
         <w:t xml:space="preserve">) تشير إلى وقت أثناء أو بعد وقت قصير من اضطهاد نيرون في منتصف الستينيات من القرن الأول. و(۲) حديث الرب يسوع مسجَّل في الأصحاح </w:t>
       </w:r>
-      <w:hyperlink r:id="rId53">
-        <w:r>
-          <w:rPr>
-            <w:rtl/>
-            <w:cs/>
-            <w:lang w:val="ar_AE" w:bidi="ar_AE"/>
-          </w:rPr>
-          <w:rPr>
-            <w:color w:val="0000EE"/>
-            <w:u w:val="single"/>
-          </w:rPr>
-          <w:t>الثالث عشر</w:t>
-        </w:r>
-      </w:hyperlink>
+      <w:r>
+        <w:rPr>
+          <w:rtl/>
+          <w:cs/>
+          <w:lang w:val="ar_AE" w:bidi="ar_AE"/>
+        </w:rPr>
+        <w:t>الثالث عشر</w:t>
+      </w:r>
       <w:r>
         <w:rPr>
           <w:rtl/>
@@ -1520,20 +1268,14 @@
         </w:rPr>
         <w:t xml:space="preserve">حسب التقليد، كُتبَ إنجيل مرقس لكنيسة روما. ومن الواضح أن القراء الأصليين كانوا يتحدثون اليونانية، وأنهم كانوا من الأمم، لأن الكاتب يشرَح العادات اليهودية (على سبيل المثال: </w:t>
       </w:r>
-      <w:hyperlink r:id="rId41">
-        <w:r>
-          <w:rPr>
-            <w:rtl/>
-            <w:cs/>
-            <w:lang w:val="ar_AE" w:bidi="ar_AE"/>
-          </w:rPr>
-          <w:rPr>
-            <w:color w:val="0000EE"/>
-            <w:u w:val="single"/>
-          </w:rPr>
-          <w:t>۷: ۳-‏‎‎٤</w:t>
-        </w:r>
-      </w:hyperlink>
+      <w:r>
+        <w:rPr>
+          <w:rtl/>
+          <w:cs/>
+          <w:lang w:val="ar_AE" w:bidi="ar_AE"/>
+        </w:rPr>
+        <w:t>۷: ۳-‏‎‎٤</w:t>
+      </w:r>
       <w:r>
         <w:rPr>
           <w:rtl/>
@@ -1542,20 +1284,14 @@
         </w:rPr>
         <w:t xml:space="preserve">؛ </w:t>
       </w:r>
-      <w:hyperlink r:id="rId42">
-        <w:r>
-          <w:rPr>
-            <w:rtl/>
-            <w:cs/>
-            <w:lang w:val="ar_AE" w:bidi="ar_AE"/>
-          </w:rPr>
-          <w:rPr>
-            <w:color w:val="0000EE"/>
-            <w:u w:val="single"/>
-          </w:rPr>
-          <w:t>۱٤: ۱۲</w:t>
-        </w:r>
-      </w:hyperlink>
+      <w:r>
+        <w:rPr>
+          <w:rtl/>
+          <w:cs/>
+          <w:lang w:val="ar_AE" w:bidi="ar_AE"/>
+        </w:rPr>
+        <w:t>۱٤: ۱۲</w:t>
+      </w:r>
       <w:r>
         <w:rPr>
           <w:rtl/>
@@ -1564,20 +1300,14 @@
         </w:rPr>
         <w:t>) ويميز قرائه عن "اليهود" (</w:t>
       </w:r>
-      <w:hyperlink r:id="rId54">
-        <w:r>
-          <w:rPr>
-            <w:rtl/>
-            <w:cs/>
-            <w:lang w:val="ar_AE" w:bidi="ar_AE"/>
-          </w:rPr>
-          <w:rPr>
-            <w:color w:val="0000EE"/>
-            <w:u w:val="single"/>
-          </w:rPr>
-          <w:t>۷: ۳</w:t>
-        </w:r>
-      </w:hyperlink>
+      <w:r>
+        <w:rPr>
+          <w:rtl/>
+          <w:cs/>
+          <w:lang w:val="ar_AE" w:bidi="ar_AE"/>
+        </w:rPr>
+        <w:t>۷: ۳</w:t>
+      </w:r>
       <w:r>
         <w:rPr>
           <w:rtl/>
@@ -1606,20 +1336,14 @@
         </w:rPr>
         <w:t>كان القراء الأصليون مسيحيين. لقد كانوا على دراية بتقاليد الإنجيل، لأن الكاتب لم يشرَح مختلف مراجع العهد القديم (</w:t>
       </w:r>
-      <w:hyperlink r:id="rId55">
-        <w:r>
-          <w:rPr>
-            <w:rtl/>
-            <w:cs/>
-            <w:lang w:val="ar_AE" w:bidi="ar_AE"/>
-          </w:rPr>
-          <w:rPr>
-            <w:color w:val="0000EE"/>
-            <w:u w:val="single"/>
-          </w:rPr>
-          <w:t>۲: ۲٥‏‎-‏۲٦</w:t>
-        </w:r>
-      </w:hyperlink>
+      <w:r>
+        <w:rPr>
+          <w:rtl/>
+          <w:cs/>
+          <w:lang w:val="ar_AE" w:bidi="ar_AE"/>
+        </w:rPr>
+        <w:t>۲: ۲٥‏‎-‏۲٦</w:t>
+      </w:r>
       <w:r>
         <w:rPr>
           <w:rtl/>
@@ -1628,20 +1352,14 @@
         </w:rPr>
         <w:t>) أو أشياء مِثل مَن هو يوحنا المعمدان (</w:t>
       </w:r>
-      <w:hyperlink r:id="rId56">
-        <w:r>
-          <w:rPr>
-            <w:rtl/>
-            <w:cs/>
-            <w:lang w:val="ar_AE" w:bidi="ar_AE"/>
-          </w:rPr>
-          <w:rPr>
-            <w:color w:val="0000EE"/>
-            <w:u w:val="single"/>
-          </w:rPr>
-          <w:t>۱: ۲–۸</w:t>
-        </w:r>
-      </w:hyperlink>
+      <w:r>
+        <w:rPr>
+          <w:rtl/>
+          <w:cs/>
+          <w:lang w:val="ar_AE" w:bidi="ar_AE"/>
+        </w:rPr>
+        <w:t>۱: ۲–۸</w:t>
+      </w:r>
       <w:r>
         <w:rPr>
           <w:rtl/>
@@ -1650,20 +1368,14 @@
         </w:rPr>
         <w:t>)، ومَن هو إشعياء النبي (</w:t>
       </w:r>
-      <w:hyperlink r:id="rId57">
-        <w:r>
-          <w:rPr>
-            <w:rtl/>
-            <w:cs/>
-            <w:lang w:val="ar_AE" w:bidi="ar_AE"/>
-          </w:rPr>
-          <w:rPr>
-            <w:color w:val="0000EE"/>
-            <w:u w:val="single"/>
-          </w:rPr>
-          <w:t>۱: ۲</w:t>
-        </w:r>
-      </w:hyperlink>
+      <w:r>
+        <w:rPr>
+          <w:rtl/>
+          <w:cs/>
+          <w:lang w:val="ar_AE" w:bidi="ar_AE"/>
+        </w:rPr>
+        <w:t>۱: ۲</w:t>
+      </w:r>
       <w:r>
         <w:rPr>
           <w:rtl/>
@@ -1672,20 +1384,14 @@
         </w:rPr>
         <w:t>)، أو مَن هم الفريسيون ومعلمو الشريعة (</w:t>
       </w:r>
-      <w:hyperlink r:id="rId58">
-        <w:r>
-          <w:rPr>
-            <w:rtl/>
-            <w:cs/>
-            <w:lang w:val="ar_AE" w:bidi="ar_AE"/>
-          </w:rPr>
-          <w:rPr>
-            <w:color w:val="0000EE"/>
-            <w:u w:val="single"/>
-          </w:rPr>
-          <w:t>۷: ۱</w:t>
-        </w:r>
-      </w:hyperlink>
+      <w:r>
+        <w:rPr>
+          <w:rtl/>
+          <w:cs/>
+          <w:lang w:val="ar_AE" w:bidi="ar_AE"/>
+        </w:rPr>
+        <w:t>۷: ۱</w:t>
+      </w:r>
       <w:r>
         <w:rPr>
           <w:rtl/>
@@ -1714,20 +1420,14 @@
         </w:rPr>
         <w:t xml:space="preserve">ومن الواضح أيضًا أن القراء كانوا من الرومان، كما تشير "اللاتينية" في مرقس. في </w:t>
       </w:r>
-      <w:hyperlink r:id="rId59">
-        <w:r>
-          <w:rPr>
-            <w:rtl/>
-            <w:cs/>
-            <w:lang w:val="ar_AE" w:bidi="ar_AE"/>
-          </w:rPr>
-          <w:rPr>
-            <w:color w:val="0000EE"/>
-            <w:u w:val="single"/>
-          </w:rPr>
-          <w:t>٦: ۲۷</w:t>
-        </w:r>
-      </w:hyperlink>
+      <w:r>
+        <w:rPr>
+          <w:rtl/>
+          <w:cs/>
+          <w:lang w:val="ar_AE" w:bidi="ar_AE"/>
+        </w:rPr>
+        <w:t>٦: ۲۷</w:t>
+      </w:r>
       <w:r>
         <w:rPr>
           <w:rtl/>
@@ -1736,20 +1436,14 @@
         </w:rPr>
         <w:t xml:space="preserve">، فهو يستخدم كلمة لاتينية تعني "سيَّاف". وفي </w:t>
       </w:r>
-      <w:hyperlink r:id="rId60">
-        <w:r>
-          <w:rPr>
-            <w:rtl/>
-            <w:cs/>
-            <w:lang w:val="ar_AE" w:bidi="ar_AE"/>
-          </w:rPr>
-          <w:rPr>
-            <w:color w:val="0000EE"/>
-            <w:u w:val="single"/>
-          </w:rPr>
-          <w:t>۱۲: ٤۲</w:t>
-        </w:r>
-      </w:hyperlink>
+      <w:r>
+        <w:rPr>
+          <w:rtl/>
+          <w:cs/>
+          <w:lang w:val="ar_AE" w:bidi="ar_AE"/>
+        </w:rPr>
+        <w:t>۱۲: ٤۲</w:t>
+      </w:r>
       <w:r>
         <w:rPr>
           <w:rtl/>
@@ -1775,20 +1469,14 @@
         </w:rPr>
         <w:t xml:space="preserve">) ليشرح معنى "فَلْسين". والفَلْس(عملة يونانية) قديمة. وفي </w:t>
       </w:r>
-      <w:hyperlink r:id="rId61">
-        <w:r>
-          <w:rPr>
-            <w:rtl/>
-            <w:cs/>
-            <w:lang w:val="ar_AE" w:bidi="ar_AE"/>
-          </w:rPr>
-          <w:rPr>
-            <w:color w:val="0000EE"/>
-            <w:u w:val="single"/>
-          </w:rPr>
-          <w:t>۱٥: ۳۹</w:t>
-        </w:r>
-      </w:hyperlink>
+      <w:r>
+        <w:rPr>
+          <w:rtl/>
+          <w:cs/>
+          <w:lang w:val="ar_AE" w:bidi="ar_AE"/>
+        </w:rPr>
+        <w:t>۱٥: ۳۹</w:t>
+      </w:r>
       <w:r>
         <w:rPr>
           <w:rtl/>
@@ -1797,20 +1485,14 @@
         </w:rPr>
         <w:t xml:space="preserve">، </w:t>
       </w:r>
-      <w:hyperlink r:id="rId62">
-        <w:r>
-          <w:rPr>
-            <w:rtl/>
-            <w:cs/>
-            <w:lang w:val="ar_AE" w:bidi="ar_AE"/>
-          </w:rPr>
-          <w:rPr>
-            <w:color w:val="0000EE"/>
-            <w:u w:val="single"/>
-          </w:rPr>
-          <w:t>44–45</w:t>
-        </w:r>
-      </w:hyperlink>
+      <w:r>
+        <w:rPr>
+          <w:rtl/>
+          <w:cs/>
+          <w:lang w:val="ar_AE" w:bidi="ar_AE"/>
+        </w:rPr>
+        <w:t>44–45</w:t>
+      </w:r>
       <w:r>
         <w:rPr>
           <w:rtl/>
@@ -1853,20 +1535,14 @@
         </w:rPr>
         <w:t xml:space="preserve">يمكن رؤية عمل مرقس التحريري بصورة أوضح في عباراته التمهيدية (على سبيل المثال، </w:t>
       </w:r>
-      <w:hyperlink r:id="rId63">
-        <w:r>
-          <w:rPr>
-            <w:rtl/>
-            <w:cs/>
-            <w:lang w:val="ar_AE" w:bidi="ar_AE"/>
-          </w:rPr>
-          <w:rPr>
-            <w:color w:val="0000EE"/>
-            <w:u w:val="single"/>
-          </w:rPr>
-          <w:t>۱: ۲۱–۲۲</w:t>
-        </w:r>
-      </w:hyperlink>
+      <w:r>
+        <w:rPr>
+          <w:rtl/>
+          <w:cs/>
+          <w:lang w:val="ar_AE" w:bidi="ar_AE"/>
+        </w:rPr>
+        <w:t>۱: ۲۱–۲۲</w:t>
+      </w:r>
       <w:r>
         <w:rPr>
           <w:rtl/>
@@ -1875,20 +1551,14 @@
         </w:rPr>
         <w:t xml:space="preserve">؛ </w:t>
       </w:r>
-      <w:hyperlink r:id="rId64">
-        <w:r>
-          <w:rPr>
-            <w:rtl/>
-            <w:cs/>
-            <w:lang w:val="ar_AE" w:bidi="ar_AE"/>
-          </w:rPr>
-          <w:rPr>
-            <w:color w:val="0000EE"/>
-            <w:u w:val="single"/>
-          </w:rPr>
-          <w:t>۲: ۱</w:t>
-        </w:r>
-      </w:hyperlink>
+      <w:r>
+        <w:rPr>
+          <w:rtl/>
+          <w:cs/>
+          <w:lang w:val="ar_AE" w:bidi="ar_AE"/>
+        </w:rPr>
+        <w:t>۲: ۱</w:t>
+      </w:r>
       <w:r>
         <w:rPr>
           <w:rtl/>
@@ -1897,20 +1567,14 @@
         </w:rPr>
         <w:t xml:space="preserve">؛ </w:t>
       </w:r>
-      <w:hyperlink r:id="rId65">
-        <w:r>
-          <w:rPr>
-            <w:rtl/>
-            <w:cs/>
-            <w:lang w:val="ar_AE" w:bidi="ar_AE"/>
-          </w:rPr>
-          <w:rPr>
-            <w:color w:val="0000EE"/>
-            <w:u w:val="single"/>
-          </w:rPr>
-          <w:t>٤: ۱</w:t>
-        </w:r>
-      </w:hyperlink>
+      <w:r>
+        <w:rPr>
+          <w:rtl/>
+          <w:cs/>
+          <w:lang w:val="ar_AE" w:bidi="ar_AE"/>
+        </w:rPr>
+        <w:t>٤: ۱</w:t>
+      </w:r>
       <w:r>
         <w:rPr>
           <w:rtl/>
@@ -1919,20 +1583,14 @@
         </w:rPr>
         <w:t xml:space="preserve">؛ </w:t>
       </w:r>
-      <w:hyperlink r:id="rId58">
-        <w:r>
-          <w:rPr>
-            <w:rtl/>
-            <w:cs/>
-            <w:lang w:val="ar_AE" w:bidi="ar_AE"/>
-          </w:rPr>
-          <w:rPr>
-            <w:color w:val="0000EE"/>
-            <w:u w:val="single"/>
-          </w:rPr>
-          <w:t>۷: ۱</w:t>
-        </w:r>
-      </w:hyperlink>
+      <w:r>
+        <w:rPr>
+          <w:rtl/>
+          <w:cs/>
+          <w:lang w:val="ar_AE" w:bidi="ar_AE"/>
+        </w:rPr>
+        <w:t>۷: ۱</w:t>
+      </w:r>
       <w:r>
         <w:rPr>
           <w:rtl/>
@@ -1941,20 +1599,14 @@
         </w:rPr>
         <w:t xml:space="preserve">)، وفي تعليقاته التفسيرية (على سبيل المثال: </w:t>
       </w:r>
-      <w:hyperlink r:id="rId66">
-        <w:r>
-          <w:rPr>
-            <w:rtl/>
-            <w:cs/>
-            <w:lang w:val="ar_AE" w:bidi="ar_AE"/>
-          </w:rPr>
-          <w:rPr>
-            <w:color w:val="0000EE"/>
-            <w:u w:val="single"/>
-          </w:rPr>
-          <w:t>۱: ۱٦</w:t>
-        </w:r>
-      </w:hyperlink>
+      <w:r>
+        <w:rPr>
+          <w:rtl/>
+          <w:cs/>
+          <w:lang w:val="ar_AE" w:bidi="ar_AE"/>
+        </w:rPr>
+        <w:t>۱: ۱٦</w:t>
+      </w:r>
       <w:r>
         <w:rPr>
           <w:rtl/>
@@ -1963,20 +1615,14 @@
         </w:rPr>
         <w:t xml:space="preserve">؛ </w:t>
       </w:r>
-      <w:hyperlink r:id="rId67">
-        <w:r>
-          <w:rPr>
-            <w:rtl/>
-            <w:cs/>
-            <w:lang w:val="ar_AE" w:bidi="ar_AE"/>
-          </w:rPr>
-          <w:rPr>
-            <w:color w:val="0000EE"/>
-            <w:u w:val="single"/>
-          </w:rPr>
-          <w:t>۲: ۱٥</w:t>
-        </w:r>
-      </w:hyperlink>
+      <w:r>
+        <w:rPr>
+          <w:rtl/>
+          <w:cs/>
+          <w:lang w:val="ar_AE" w:bidi="ar_AE"/>
+        </w:rPr>
+        <w:t>۲: ۱٥</w:t>
+      </w:r>
       <w:r>
         <w:rPr>
           <w:rtl/>
@@ -1985,20 +1631,14 @@
         </w:rPr>
         <w:t xml:space="preserve">؛ </w:t>
       </w:r>
-      <w:hyperlink r:id="rId68">
-        <w:r>
-          <w:rPr>
-            <w:rtl/>
-            <w:cs/>
-            <w:lang w:val="ar_AE" w:bidi="ar_AE"/>
-          </w:rPr>
-          <w:rPr>
-            <w:color w:val="0000EE"/>
-            <w:u w:val="single"/>
-          </w:rPr>
-          <w:t>٥: ۸</w:t>
-        </w:r>
-      </w:hyperlink>
+      <w:r>
+        <w:rPr>
+          <w:rtl/>
+          <w:cs/>
+          <w:lang w:val="ar_AE" w:bidi="ar_AE"/>
+        </w:rPr>
+        <w:t>٥: ۸</w:t>
+      </w:r>
       <w:r>
         <w:rPr>
           <w:rtl/>
@@ -2007,20 +1647,14 @@
         </w:rPr>
         <w:t xml:space="preserve">، </w:t>
       </w:r>
-      <w:hyperlink r:id="rId69">
-        <w:r>
-          <w:rPr>
-            <w:rtl/>
-            <w:cs/>
-            <w:lang w:val="ar_AE" w:bidi="ar_AE"/>
-          </w:rPr>
-          <w:rPr>
-            <w:color w:val="0000EE"/>
-            <w:u w:val="single"/>
-          </w:rPr>
-          <w:t>۲۸</w:t>
-        </w:r>
-      </w:hyperlink>
+      <w:r>
+        <w:rPr>
+          <w:rtl/>
+          <w:cs/>
+          <w:lang w:val="ar_AE" w:bidi="ar_AE"/>
+        </w:rPr>
+        <w:t>۲۸</w:t>
+      </w:r>
       <w:r>
         <w:rPr>
           <w:rtl/>
@@ -2029,20 +1663,14 @@
         </w:rPr>
         <w:t xml:space="preserve">، </w:t>
       </w:r>
-      <w:hyperlink r:id="rId70">
-        <w:r>
-          <w:rPr>
-            <w:rtl/>
-            <w:cs/>
-            <w:lang w:val="ar_AE" w:bidi="ar_AE"/>
-          </w:rPr>
-          <w:rPr>
-            <w:color w:val="0000EE"/>
-            <w:u w:val="single"/>
-          </w:rPr>
-          <w:t>٤۲</w:t>
-        </w:r>
-      </w:hyperlink>
+      <w:r>
+        <w:rPr>
+          <w:rtl/>
+          <w:cs/>
+          <w:lang w:val="ar_AE" w:bidi="ar_AE"/>
+        </w:rPr>
+        <w:t>٤۲</w:t>
+      </w:r>
       <w:r>
         <w:rPr>
           <w:rtl/>
@@ -2051,20 +1679,14 @@
         </w:rPr>
         <w:t xml:space="preserve">؛ </w:t>
       </w:r>
-      <w:hyperlink r:id="rId71">
-        <w:r>
-          <w:rPr>
-            <w:rtl/>
-            <w:cs/>
-            <w:lang w:val="ar_AE" w:bidi="ar_AE"/>
-          </w:rPr>
-          <w:rPr>
-            <w:color w:val="0000EE"/>
-            <w:u w:val="single"/>
-          </w:rPr>
-          <w:t>٦: ۱٤</w:t>
-        </w:r>
-      </w:hyperlink>
+      <w:r>
+        <w:rPr>
+          <w:rtl/>
+          <w:cs/>
+          <w:lang w:val="ar_AE" w:bidi="ar_AE"/>
+        </w:rPr>
+        <w:t>٦: ۱٤</w:t>
+      </w:r>
       <w:r>
         <w:rPr>
           <w:rtl/>
@@ -2073,20 +1695,14 @@
         </w:rPr>
         <w:t xml:space="preserve">، </w:t>
       </w:r>
-      <w:hyperlink r:id="rId72">
-        <w:r>
-          <w:rPr>
-            <w:rtl/>
-            <w:cs/>
-            <w:lang w:val="ar_AE" w:bidi="ar_AE"/>
-          </w:rPr>
-          <w:rPr>
-            <w:color w:val="0000EE"/>
-            <w:u w:val="single"/>
-          </w:rPr>
-          <w:t>۱۷</w:t>
-        </w:r>
-      </w:hyperlink>
+      <w:r>
+        <w:rPr>
+          <w:rtl/>
+          <w:cs/>
+          <w:lang w:val="ar_AE" w:bidi="ar_AE"/>
+        </w:rPr>
+        <w:t>۱۷</w:t>
+      </w:r>
       <w:r>
         <w:rPr>
           <w:rtl/>
@@ -2095,20 +1711,14 @@
         </w:rPr>
         <w:t xml:space="preserve">، </w:t>
       </w:r>
-      <w:hyperlink r:id="rId73">
-        <w:r>
-          <w:rPr>
-            <w:rtl/>
-            <w:cs/>
-            <w:lang w:val="ar_AE" w:bidi="ar_AE"/>
-          </w:rPr>
-          <w:rPr>
-            <w:color w:val="0000EE"/>
-            <w:u w:val="single"/>
-          </w:rPr>
-          <w:t>۲۰</w:t>
-        </w:r>
-      </w:hyperlink>
+      <w:r>
+        <w:rPr>
+          <w:rtl/>
+          <w:cs/>
+          <w:lang w:val="ar_AE" w:bidi="ar_AE"/>
+        </w:rPr>
+        <w:t>۲۰</w:t>
+      </w:r>
       <w:r>
         <w:rPr>
           <w:rtl/>
@@ -2117,20 +1727,14 @@
         </w:rPr>
         <w:t xml:space="preserve">، </w:t>
       </w:r>
-      <w:hyperlink r:id="rId74">
-        <w:r>
-          <w:rPr>
-            <w:rtl/>
-            <w:cs/>
-            <w:lang w:val="ar_AE" w:bidi="ar_AE"/>
-          </w:rPr>
-          <w:rPr>
-            <w:color w:val="0000EE"/>
-            <w:u w:val="single"/>
-          </w:rPr>
-          <w:t>٥۲</w:t>
-        </w:r>
-      </w:hyperlink>
+      <w:r>
+        <w:rPr>
+          <w:rtl/>
+          <w:cs/>
+          <w:lang w:val="ar_AE" w:bidi="ar_AE"/>
+        </w:rPr>
+        <w:t>٥۲</w:t>
+      </w:r>
       <w:r>
         <w:rPr>
           <w:rtl/>
@@ -2139,20 +1743,14 @@
         </w:rPr>
         <w:t xml:space="preserve">؛ </w:t>
       </w:r>
-      <w:hyperlink r:id="rId41">
-        <w:r>
-          <w:rPr>
-            <w:rtl/>
-            <w:cs/>
-            <w:lang w:val="ar_AE" w:bidi="ar_AE"/>
-          </w:rPr>
-          <w:rPr>
-            <w:color w:val="0000EE"/>
-            <w:u w:val="single"/>
-          </w:rPr>
-          <w:t>۷: ۳-‏‎‎٤</w:t>
-        </w:r>
-      </w:hyperlink>
+      <w:r>
+        <w:rPr>
+          <w:rtl/>
+          <w:cs/>
+          <w:lang w:val="ar_AE" w:bidi="ar_AE"/>
+        </w:rPr>
+        <w:t>۷: ۳-‏‎‎٤</w:t>
+      </w:r>
       <w:r>
         <w:rPr>
           <w:rtl/>
@@ -2161,20 +1759,14 @@
         </w:rPr>
         <w:t xml:space="preserve">)، وفي ملخصاته (على سبيل المثال: </w:t>
       </w:r>
-      <w:hyperlink r:id="rId75">
-        <w:r>
-          <w:rPr>
-            <w:rtl/>
-            <w:cs/>
-            <w:lang w:val="ar_AE" w:bidi="ar_AE"/>
-          </w:rPr>
-          <w:rPr>
-            <w:color w:val="0000EE"/>
-            <w:u w:val="single"/>
-          </w:rPr>
-          <w:t>۱: ۱٤‏‎-‏۱٥</w:t>
-        </w:r>
-      </w:hyperlink>
+      <w:r>
+        <w:rPr>
+          <w:rtl/>
+          <w:cs/>
+          <w:lang w:val="ar_AE" w:bidi="ar_AE"/>
+        </w:rPr>
+        <w:t>۱: ۱٤‏‎-‏۱٥</w:t>
+      </w:r>
       <w:r>
         <w:rPr>
           <w:rtl/>
@@ -2183,20 +1775,14 @@
         </w:rPr>
         <w:t xml:space="preserve">، </w:t>
       </w:r>
-      <w:hyperlink r:id="rId76">
-        <w:r>
-          <w:rPr>
-            <w:rtl/>
-            <w:cs/>
-            <w:lang w:val="ar_AE" w:bidi="ar_AE"/>
-          </w:rPr>
-          <w:rPr>
-            <w:color w:val="0000EE"/>
-            <w:u w:val="single"/>
-          </w:rPr>
-          <w:t>۳٤</w:t>
-        </w:r>
-      </w:hyperlink>
+      <w:r>
+        <w:rPr>
+          <w:rtl/>
+          <w:cs/>
+          <w:lang w:val="ar_AE" w:bidi="ar_AE"/>
+        </w:rPr>
+        <w:t>۳٤</w:t>
+      </w:r>
       <w:r>
         <w:rPr>
           <w:rtl/>
@@ -2205,20 +1791,14 @@
         </w:rPr>
         <w:t xml:space="preserve">، </w:t>
       </w:r>
-      <w:hyperlink r:id="rId77">
-        <w:r>
-          <w:rPr>
-            <w:rtl/>
-            <w:cs/>
-            <w:lang w:val="ar_AE" w:bidi="ar_AE"/>
-          </w:rPr>
-          <w:rPr>
-            <w:color w:val="0000EE"/>
-            <w:u w:val="single"/>
-          </w:rPr>
-          <w:t>۳۹</w:t>
-        </w:r>
-      </w:hyperlink>
+      <w:r>
+        <w:rPr>
+          <w:rtl/>
+          <w:cs/>
+          <w:lang w:val="ar_AE" w:bidi="ar_AE"/>
+        </w:rPr>
+        <w:t>۳۹</w:t>
+      </w:r>
       <w:r>
         <w:rPr>
           <w:rtl/>
@@ -2227,20 +1807,14 @@
         </w:rPr>
         <w:t xml:space="preserve">؛ </w:t>
       </w:r>
-      <w:hyperlink r:id="rId78">
-        <w:r>
-          <w:rPr>
-            <w:rtl/>
-            <w:cs/>
-            <w:lang w:val="ar_AE" w:bidi="ar_AE"/>
-          </w:rPr>
-          <w:rPr>
-            <w:color w:val="0000EE"/>
-            <w:u w:val="single"/>
-          </w:rPr>
-          <w:t>۳: ۷–۱۲</w:t>
-        </w:r>
-      </w:hyperlink>
+      <w:r>
+        <w:rPr>
+          <w:rtl/>
+          <w:cs/>
+          <w:lang w:val="ar_AE" w:bidi="ar_AE"/>
+        </w:rPr>
+        <w:t>۳: ۷–۱۲</w:t>
+      </w:r>
       <w:r>
         <w:rPr>
           <w:rtl/>
@@ -2249,20 +1823,14 @@
         </w:rPr>
         <w:t xml:space="preserve">؛ </w:t>
       </w:r>
-      <w:hyperlink r:id="rId79">
-        <w:r>
-          <w:rPr>
-            <w:rtl/>
-            <w:cs/>
-            <w:lang w:val="ar_AE" w:bidi="ar_AE"/>
-          </w:rPr>
-          <w:rPr>
-            <w:color w:val="0000EE"/>
-            <w:u w:val="single"/>
-          </w:rPr>
-          <w:t>٦: ٥۳‏‎-‎٥٦</w:t>
-        </w:r>
-      </w:hyperlink>
+      <w:r>
+        <w:rPr>
+          <w:rtl/>
+          <w:cs/>
+          <w:lang w:val="ar_AE" w:bidi="ar_AE"/>
+        </w:rPr>
+        <w:t>٦: ٥۳‏‎-‎٥٦</w:t>
+      </w:r>
       <w:r>
         <w:rPr>
           <w:rtl/>
@@ -2291,20 +1859,14 @@
         </w:rPr>
         <w:t xml:space="preserve">يكرِّر مرقس مصطلحات وتعبيرات مختلفة لإظهار التقدُّم، مثل "فجأة" و"في الحال" و"للوقت" (على سبيل المثال: </w:t>
       </w:r>
-      <w:hyperlink r:id="rId80">
-        <w:r>
-          <w:rPr>
-            <w:rtl/>
-            <w:cs/>
-            <w:lang w:val="ar_AE" w:bidi="ar_AE"/>
-          </w:rPr>
-          <w:rPr>
-            <w:color w:val="0000EE"/>
-            <w:u w:val="single"/>
-          </w:rPr>
-          <w:t>۱: ۲۳</w:t>
-        </w:r>
-      </w:hyperlink>
+      <w:r>
+        <w:rPr>
+          <w:rtl/>
+          <w:cs/>
+          <w:lang w:val="ar_AE" w:bidi="ar_AE"/>
+        </w:rPr>
+        <w:t>۱: ۲۳</w:t>
+      </w:r>
       <w:r>
         <w:rPr>
           <w:rtl/>
@@ -2313,20 +1875,14 @@
         </w:rPr>
         <w:t xml:space="preserve">؛ </w:t>
       </w:r>
-      <w:hyperlink r:id="rId81">
-        <w:r>
-          <w:rPr>
-            <w:rtl/>
-            <w:cs/>
-            <w:lang w:val="ar_AE" w:bidi="ar_AE"/>
-          </w:rPr>
-          <w:rPr>
-            <w:color w:val="0000EE"/>
-            <w:u w:val="single"/>
-          </w:rPr>
-          <w:t>۳: ٦</w:t>
-        </w:r>
-      </w:hyperlink>
+      <w:r>
+        <w:rPr>
+          <w:rtl/>
+          <w:cs/>
+          <w:lang w:val="ar_AE" w:bidi="ar_AE"/>
+        </w:rPr>
+        <w:t>۳: ٦</w:t>
+      </w:r>
       <w:r>
         <w:rPr>
           <w:rtl/>
@@ -2335,20 +1891,14 @@
         </w:rPr>
         <w:t xml:space="preserve">؛ </w:t>
       </w:r>
-      <w:hyperlink r:id="rId82">
-        <w:r>
-          <w:rPr>
-            <w:rtl/>
-            <w:cs/>
-            <w:lang w:val="ar_AE" w:bidi="ar_AE"/>
-          </w:rPr>
-          <w:rPr>
-            <w:color w:val="0000EE"/>
-            <w:u w:val="single"/>
-          </w:rPr>
-          <w:t>٦: ٤٥</w:t>
-        </w:r>
-      </w:hyperlink>
+      <w:r>
+        <w:rPr>
+          <w:rtl/>
+          <w:cs/>
+          <w:lang w:val="ar_AE" w:bidi="ar_AE"/>
+        </w:rPr>
+        <w:t>٦: ٤٥</w:t>
+      </w:r>
       <w:r>
         <w:rPr>
           <w:rtl/>
@@ -2357,20 +1907,14 @@
         </w:rPr>
         <w:t xml:space="preserve">). إنه يستخدم زمن المضارع اليوناني في السرد، عوضًا عن زمن الماضي البسيط، ليعطي الإحساس بالآنية (على سبيل المثال: </w:t>
       </w:r>
-      <w:hyperlink r:id="rId83">
-        <w:r>
-          <w:rPr>
-            <w:rtl/>
-            <w:cs/>
-            <w:lang w:val="ar_AE" w:bidi="ar_AE"/>
-          </w:rPr>
-          <w:rPr>
-            <w:color w:val="0000EE"/>
-            <w:u w:val="single"/>
-          </w:rPr>
-          <w:t>۱: ۱۲</w:t>
-        </w:r>
-      </w:hyperlink>
+      <w:r>
+        <w:rPr>
+          <w:rtl/>
+          <w:cs/>
+          <w:lang w:val="ar_AE" w:bidi="ar_AE"/>
+        </w:rPr>
+        <w:t>۱: ۱۲</w:t>
+      </w:r>
       <w:r>
         <w:rPr>
           <w:rtl/>
@@ -2379,20 +1923,14 @@
         </w:rPr>
         <w:t xml:space="preserve">، </w:t>
       </w:r>
-      <w:hyperlink r:id="rId84">
-        <w:r>
-          <w:rPr>
-            <w:rtl/>
-            <w:cs/>
-            <w:lang w:val="ar_AE" w:bidi="ar_AE"/>
-          </w:rPr>
-          <w:rPr>
-            <w:color w:val="0000EE"/>
-            <w:u w:val="single"/>
-          </w:rPr>
-          <w:t>۲۱</w:t>
-        </w:r>
-      </w:hyperlink>
+      <w:r>
+        <w:rPr>
+          <w:rtl/>
+          <w:cs/>
+          <w:lang w:val="ar_AE" w:bidi="ar_AE"/>
+        </w:rPr>
+        <w:t>۲۱</w:t>
+      </w:r>
       <w:r>
         <w:rPr>
           <w:rtl/>
@@ -2401,20 +1939,14 @@
         </w:rPr>
         <w:t xml:space="preserve">، </w:t>
       </w:r>
-      <w:hyperlink r:id="rId85">
-        <w:r>
-          <w:rPr>
-            <w:rtl/>
-            <w:cs/>
-            <w:lang w:val="ar_AE" w:bidi="ar_AE"/>
-          </w:rPr>
-          <w:rPr>
-            <w:color w:val="0000EE"/>
-            <w:u w:val="single"/>
-          </w:rPr>
-          <w:t>۳۸</w:t>
-        </w:r>
-      </w:hyperlink>
+      <w:r>
+        <w:rPr>
+          <w:rtl/>
+          <w:cs/>
+          <w:lang w:val="ar_AE" w:bidi="ar_AE"/>
+        </w:rPr>
+        <w:t>۳۸</w:t>
+      </w:r>
       <w:r>
         <w:rPr>
           <w:rtl/>
@@ -2423,20 +1955,14 @@
         </w:rPr>
         <w:t xml:space="preserve">، </w:t>
       </w:r>
-      <w:hyperlink r:id="rId86">
-        <w:r>
-          <w:rPr>
-            <w:rtl/>
-            <w:cs/>
-            <w:lang w:val="ar_AE" w:bidi="ar_AE"/>
-          </w:rPr>
-          <w:rPr>
-            <w:color w:val="0000EE"/>
-            <w:u w:val="single"/>
-          </w:rPr>
-          <w:t>٤۰</w:t>
-        </w:r>
-      </w:hyperlink>
+      <w:r>
+        <w:rPr>
+          <w:rtl/>
+          <w:cs/>
+          <w:lang w:val="ar_AE" w:bidi="ar_AE"/>
+        </w:rPr>
+        <w:t>٤۰</w:t>
+      </w:r>
       <w:r>
         <w:rPr>
           <w:rtl/>
@@ -2445,20 +1971,14 @@
         </w:rPr>
         <w:t xml:space="preserve">، </w:t>
       </w:r>
-      <w:hyperlink r:id="rId87">
-        <w:r>
-          <w:rPr>
-            <w:rtl/>
-            <w:cs/>
-            <w:lang w:val="ar_AE" w:bidi="ar_AE"/>
-          </w:rPr>
-          <w:rPr>
-            <w:color w:val="0000EE"/>
-            <w:u w:val="single"/>
-          </w:rPr>
-          <w:t>٤٤</w:t>
-        </w:r>
-      </w:hyperlink>
+      <w:r>
+        <w:rPr>
+          <w:rtl/>
+          <w:cs/>
+          <w:lang w:val="ar_AE" w:bidi="ar_AE"/>
+        </w:rPr>
+        <w:t>٤٤</w:t>
+      </w:r>
       <w:r>
         <w:rPr>
           <w:rtl/>
@@ -2467,20 +1987,14 @@
         </w:rPr>
         <w:t xml:space="preserve">؛ </w:t>
       </w:r>
-      <w:hyperlink r:id="rId88">
-        <w:r>
-          <w:rPr>
-            <w:rtl/>
-            <w:cs/>
-            <w:lang w:val="ar_AE" w:bidi="ar_AE"/>
-          </w:rPr>
-          <w:rPr>
-            <w:color w:val="0000EE"/>
-            <w:u w:val="single"/>
-          </w:rPr>
-          <w:t>۲: ۳</w:t>
-        </w:r>
-      </w:hyperlink>
+      <w:r>
+        <w:rPr>
+          <w:rtl/>
+          <w:cs/>
+          <w:lang w:val="ar_AE" w:bidi="ar_AE"/>
+        </w:rPr>
+        <w:t>۲: ۳</w:t>
+      </w:r>
       <w:r>
         <w:rPr>
           <w:rtl/>
@@ -2489,20 +2003,14 @@
         </w:rPr>
         <w:t xml:space="preserve">؛ </w:t>
       </w:r>
-      <w:hyperlink r:id="rId89">
-        <w:r>
-          <w:rPr>
-            <w:rtl/>
-            <w:cs/>
-            <w:lang w:val="ar_AE" w:bidi="ar_AE"/>
-          </w:rPr>
-          <w:rPr>
-            <w:color w:val="0000EE"/>
-            <w:u w:val="single"/>
-          </w:rPr>
-          <w:t>۳: ۱۳</w:t>
-        </w:r>
-      </w:hyperlink>
+      <w:r>
+        <w:rPr>
+          <w:rtl/>
+          <w:cs/>
+          <w:lang w:val="ar_AE" w:bidi="ar_AE"/>
+        </w:rPr>
+        <w:t>۳: ۱۳</w:t>
+      </w:r>
       <w:r>
         <w:rPr>
           <w:rtl/>
@@ -2511,20 +2019,14 @@
         </w:rPr>
         <w:t xml:space="preserve">). وكثيرًا أيضًا ما دمج مرقس قصة في أخرى (على سبيل المثال: </w:t>
       </w:r>
-      <w:hyperlink r:id="rId90">
-        <w:r>
-          <w:rPr>
-            <w:rtl/>
-            <w:cs/>
-            <w:lang w:val="ar_AE" w:bidi="ar_AE"/>
-          </w:rPr>
-          <w:rPr>
-            <w:color w:val="0000EE"/>
-            <w:u w:val="single"/>
-          </w:rPr>
-          <w:t>۳: ۲۲–۳۰</w:t>
-        </w:r>
-      </w:hyperlink>
+      <w:r>
+        <w:rPr>
+          <w:rtl/>
+          <w:cs/>
+          <w:lang w:val="ar_AE" w:bidi="ar_AE"/>
+        </w:rPr>
+        <w:t>۳: ۲۲–۳۰</w:t>
+      </w:r>
       <w:r>
         <w:rPr>
           <w:rtl/>
@@ -2533,20 +2035,14 @@
         </w:rPr>
         <w:t xml:space="preserve"> في </w:t>
       </w:r>
-      <w:hyperlink r:id="rId91">
-        <w:r>
-          <w:rPr>
-            <w:rtl/>
-            <w:cs/>
-            <w:lang w:val="ar_AE" w:bidi="ar_AE"/>
-          </w:rPr>
-          <w:rPr>
-            <w:color w:val="0000EE"/>
-            <w:u w:val="single"/>
-          </w:rPr>
-          <w:t>۳: ۲۰–۲۱</w:t>
-        </w:r>
-      </w:hyperlink>
+      <w:r>
+        <w:rPr>
+          <w:rtl/>
+          <w:cs/>
+          <w:lang w:val="ar_AE" w:bidi="ar_AE"/>
+        </w:rPr>
+        <w:t>۳: ۲۰–۲۱</w:t>
+      </w:r>
       <w:r>
         <w:rPr>
           <w:rtl/>
@@ -2555,20 +2051,14 @@
         </w:rPr>
         <w:t xml:space="preserve">، </w:t>
       </w:r>
-      <w:hyperlink r:id="rId92">
-        <w:r>
-          <w:rPr>
-            <w:rtl/>
-            <w:cs/>
-            <w:lang w:val="ar_AE" w:bidi="ar_AE"/>
-          </w:rPr>
-          <w:rPr>
-            <w:color w:val="0000EE"/>
-            <w:u w:val="single"/>
-          </w:rPr>
-          <w:t>۳۱–۳٥</w:t>
-        </w:r>
-      </w:hyperlink>
+      <w:r>
+        <w:rPr>
+          <w:rtl/>
+          <w:cs/>
+          <w:lang w:val="ar_AE" w:bidi="ar_AE"/>
+        </w:rPr>
+        <w:t>۳۱–۳٥</w:t>
+      </w:r>
       <w:r>
         <w:rPr>
           <w:rtl/>
@@ -2577,20 +2067,14 @@
         </w:rPr>
         <w:t xml:space="preserve">؛ </w:t>
       </w:r>
-      <w:hyperlink r:id="rId93">
-        <w:r>
-          <w:rPr>
-            <w:rtl/>
-            <w:cs/>
-            <w:lang w:val="ar_AE" w:bidi="ar_AE"/>
-          </w:rPr>
-          <w:rPr>
-            <w:color w:val="0000EE"/>
-            <w:u w:val="single"/>
-          </w:rPr>
-          <w:t>٥: ۲٥‏‎-‏۳٤</w:t>
-        </w:r>
-      </w:hyperlink>
+      <w:r>
+        <w:rPr>
+          <w:rtl/>
+          <w:cs/>
+          <w:lang w:val="ar_AE" w:bidi="ar_AE"/>
+        </w:rPr>
+        <w:t>٥: ۲٥‏‎-‏۳٤</w:t>
+      </w:r>
       <w:r>
         <w:rPr>
           <w:rtl/>
@@ -2599,20 +2083,14 @@
         </w:rPr>
         <w:t xml:space="preserve"> في </w:t>
       </w:r>
-      <w:hyperlink r:id="rId94">
-        <w:r>
-          <w:rPr>
-            <w:rtl/>
-            <w:cs/>
-            <w:lang w:val="ar_AE" w:bidi="ar_AE"/>
-          </w:rPr>
-          <w:rPr>
-            <w:color w:val="0000EE"/>
-            <w:u w:val="single"/>
-          </w:rPr>
-          <w:t>٥: ۲۱–۲٤</w:t>
-        </w:r>
-      </w:hyperlink>
+      <w:r>
+        <w:rPr>
+          <w:rtl/>
+          <w:cs/>
+          <w:lang w:val="ar_AE" w:bidi="ar_AE"/>
+        </w:rPr>
+        <w:t>٥: ۲۱–۲٤</w:t>
+      </w:r>
       <w:r>
         <w:rPr>
           <w:rtl/>
@@ -2621,20 +2099,14 @@
         </w:rPr>
         <w:t xml:space="preserve">، </w:t>
       </w:r>
-      <w:hyperlink r:id="rId95">
-        <w:r>
-          <w:rPr>
-            <w:rtl/>
-            <w:cs/>
-            <w:lang w:val="ar_AE" w:bidi="ar_AE"/>
-          </w:rPr>
-          <w:rPr>
-            <w:color w:val="0000EE"/>
-            <w:u w:val="single"/>
-          </w:rPr>
-          <w:t>۳٥‏‎-‎٤۳</w:t>
-        </w:r>
-      </w:hyperlink>
+      <w:r>
+        <w:rPr>
+          <w:rtl/>
+          <w:cs/>
+          <w:lang w:val="ar_AE" w:bidi="ar_AE"/>
+        </w:rPr>
+        <w:t>۳٥‏‎-‎٤۳</w:t>
+      </w:r>
       <w:r>
         <w:rPr>
           <w:rtl/>
@@ -2643,20 +2115,14 @@
         </w:rPr>
         <w:t xml:space="preserve">؛ </w:t>
       </w:r>
-      <w:hyperlink r:id="rId96">
-        <w:r>
-          <w:rPr>
-            <w:rtl/>
-            <w:cs/>
-            <w:lang w:val="ar_AE" w:bidi="ar_AE"/>
-          </w:rPr>
-          <w:rPr>
-            <w:color w:val="0000EE"/>
-            <w:u w:val="single"/>
-          </w:rPr>
-          <w:t>۱۱: ۱٥‏‎-‏۱۹</w:t>
-        </w:r>
-      </w:hyperlink>
+      <w:r>
+        <w:rPr>
+          <w:rtl/>
+          <w:cs/>
+          <w:lang w:val="ar_AE" w:bidi="ar_AE"/>
+        </w:rPr>
+        <w:t>۱۱: ۱٥‏‎-‏۱۹</w:t>
+      </w:r>
       <w:r>
         <w:rPr>
           <w:rtl/>
@@ -2665,20 +2131,14 @@
         </w:rPr>
         <w:t xml:space="preserve"> في </w:t>
       </w:r>
-      <w:hyperlink r:id="rId97">
-        <w:r>
-          <w:rPr>
-            <w:rtl/>
-            <w:cs/>
-            <w:lang w:val="ar_AE" w:bidi="ar_AE"/>
-          </w:rPr>
-          <w:rPr>
-            <w:color w:val="0000EE"/>
-            <w:u w:val="single"/>
-          </w:rPr>
-          <w:t>۱۱: ۱۲–۱٤</w:t>
-        </w:r>
-      </w:hyperlink>
+      <w:r>
+        <w:rPr>
+          <w:rtl/>
+          <w:cs/>
+          <w:lang w:val="ar_AE" w:bidi="ar_AE"/>
+        </w:rPr>
+        <w:t>۱۱: ۱۲–۱٤</w:t>
+      </w:r>
       <w:r>
         <w:rPr>
           <w:rtl/>
@@ -2687,20 +2147,14 @@
         </w:rPr>
         <w:t xml:space="preserve">، </w:t>
       </w:r>
-      <w:hyperlink r:id="rId98">
-        <w:r>
-          <w:rPr>
-            <w:rtl/>
-            <w:cs/>
-            <w:lang w:val="ar_AE" w:bidi="ar_AE"/>
-          </w:rPr>
-          <w:rPr>
-            <w:color w:val="0000EE"/>
-            <w:u w:val="single"/>
-          </w:rPr>
-          <w:t>۲۰–۲٦</w:t>
-        </w:r>
-      </w:hyperlink>
+      <w:r>
+        <w:rPr>
+          <w:rtl/>
+          <w:cs/>
+          <w:lang w:val="ar_AE" w:bidi="ar_AE"/>
+        </w:rPr>
+        <w:t>۲۰–۲٦</w:t>
+      </w:r>
       <w:r>
         <w:rPr>
           <w:rtl/>
@@ -2709,20 +2163,14 @@
         </w:rPr>
         <w:t>)؛ وفي المثال الأخير، يشير هذا التداخل إلى أن الجزء الأوسط (</w:t>
       </w:r>
-      <w:hyperlink r:id="rId96">
-        <w:r>
-          <w:rPr>
-            <w:rtl/>
-            <w:cs/>
-            <w:lang w:val="ar_AE" w:bidi="ar_AE"/>
-          </w:rPr>
-          <w:rPr>
-            <w:color w:val="0000EE"/>
-            <w:u w:val="single"/>
-          </w:rPr>
-          <w:t>۱۱: ۱٥‏‎-‏۱۹</w:t>
-        </w:r>
-      </w:hyperlink>
+      <w:r>
+        <w:rPr>
+          <w:rtl/>
+          <w:cs/>
+          <w:lang w:val="ar_AE" w:bidi="ar_AE"/>
+        </w:rPr>
+        <w:t>۱۱: ۱٥‏‎-‏۱۹</w:t>
+      </w:r>
       <w:r>
         <w:rPr>
           <w:rtl/>
@@ -2731,20 +2179,14 @@
         </w:rPr>
         <w:t>، تطهير الهيكل) يجب أن يُفهم في ضوء القصة المحيطة به (</w:t>
       </w:r>
-      <w:hyperlink r:id="rId97">
-        <w:r>
-          <w:rPr>
-            <w:rtl/>
-            <w:cs/>
-            <w:lang w:val="ar_AE" w:bidi="ar_AE"/>
-          </w:rPr>
-          <w:rPr>
-            <w:color w:val="0000EE"/>
-            <w:u w:val="single"/>
-          </w:rPr>
-          <w:t>۱۱: ۱۲–۱٤</w:t>
-        </w:r>
-      </w:hyperlink>
+      <w:r>
+        <w:rPr>
+          <w:rtl/>
+          <w:cs/>
+          <w:lang w:val="ar_AE" w:bidi="ar_AE"/>
+        </w:rPr>
+        <w:t>۱۱: ۱۲–۱٤</w:t>
+      </w:r>
       <w:r>
         <w:rPr>
           <w:rtl/>
@@ -2753,20 +2195,14 @@
         </w:rPr>
         <w:t xml:space="preserve">، </w:t>
       </w:r>
-      <w:hyperlink r:id="rId98">
-        <w:r>
-          <w:rPr>
-            <w:rtl/>
-            <w:cs/>
-            <w:lang w:val="ar_AE" w:bidi="ar_AE"/>
-          </w:rPr>
-          <w:rPr>
-            <w:color w:val="0000EE"/>
-            <w:u w:val="single"/>
-          </w:rPr>
-          <w:t>۲۰–۲٦</w:t>
-        </w:r>
-      </w:hyperlink>
+      <w:r>
+        <w:rPr>
+          <w:rtl/>
+          <w:cs/>
+          <w:lang w:val="ar_AE" w:bidi="ar_AE"/>
+        </w:rPr>
+        <w:t>۲۰–۲٦</w:t>
+      </w:r>
       <w:r>
         <w:rPr>
           <w:rtl/>
@@ -2775,20 +2211,14 @@
         </w:rPr>
         <w:t xml:space="preserve">، لَعن شجرة التين). كان تطهير الهيكل عملًا رمزيًا للدينونة (قارن مع </w:t>
       </w:r>
-      <w:hyperlink r:id="rId99">
-        <w:r>
-          <w:rPr>
-            <w:rtl/>
-            <w:cs/>
-            <w:lang w:val="ar_AE" w:bidi="ar_AE"/>
-          </w:rPr>
-          <w:rPr>
-            <w:color w:val="0000EE"/>
-            <w:u w:val="single"/>
-          </w:rPr>
-          <w:t>۱۳: ۳–۳۷</w:t>
-        </w:r>
-      </w:hyperlink>
+      <w:r>
+        <w:rPr>
+          <w:rtl/>
+          <w:cs/>
+          <w:lang w:val="ar_AE" w:bidi="ar_AE"/>
+        </w:rPr>
+        <w:t>۱۳: ۳–۳۷</w:t>
+      </w:r>
       <w:r>
         <w:rPr>
           <w:rtl/>
@@ -2831,20 +2261,14 @@
         </w:rPr>
         <w:t>شخص المسيح. المحور اللاهوتي الرئيسي في إنجيل مرقس هو هوية يسوع الناصري. هذا التأكيد مذكور في الآية الافتتاحية للإنجيل: أراد مرقس أن يعرف قراؤه أن يسوع الناصري هو "المسيح ابن الله". ويتكرر لقب "ابن الله" في إنجيل مرقس، وهناك شهادات متنوعة على هوية يسوع بصفته ابن الله: (الشياطين</w:t>
       </w:r>
-      <w:hyperlink r:id="rId76">
-        <w:r>
-          <w:rPr>
-            <w:rtl/>
-            <w:cs/>
-            <w:lang w:val="ar_AE" w:bidi="ar_AE"/>
-          </w:rPr>
-          <w:rPr>
-            <w:color w:val="0000EE"/>
-            <w:u w:val="single"/>
-          </w:rPr>
-          <w:t>۱: ۳٤</w:t>
-        </w:r>
-      </w:hyperlink>
+      <w:r>
+        <w:rPr>
+          <w:rtl/>
+          <w:cs/>
+          <w:lang w:val="ar_AE" w:bidi="ar_AE"/>
+        </w:rPr>
+        <w:t>۱: ۳٤</w:t>
+      </w:r>
       <w:r>
         <w:rPr>
           <w:rtl/>
@@ -2853,20 +2277,14 @@
         </w:rPr>
         <w:t xml:space="preserve">؛ </w:t>
       </w:r>
-      <w:hyperlink r:id="rId100">
-        <w:r>
-          <w:rPr>
-            <w:rtl/>
-            <w:cs/>
-            <w:lang w:val="ar_AE" w:bidi="ar_AE"/>
-          </w:rPr>
-          <w:rPr>
-            <w:color w:val="0000EE"/>
-            <w:u w:val="single"/>
-          </w:rPr>
-          <w:t>۳: ۱۱</w:t>
-        </w:r>
-      </w:hyperlink>
+      <w:r>
+        <w:rPr>
+          <w:rtl/>
+          <w:cs/>
+          <w:lang w:val="ar_AE" w:bidi="ar_AE"/>
+        </w:rPr>
+        <w:t>۳: ۱۱</w:t>
+      </w:r>
       <w:r>
         <w:rPr>
           <w:rtl/>
@@ -2875,20 +2293,14 @@
         </w:rPr>
         <w:t xml:space="preserve">؛ </w:t>
       </w:r>
-      <w:hyperlink r:id="rId101">
-        <w:r>
-          <w:rPr>
-            <w:rtl/>
-            <w:cs/>
-            <w:lang w:val="ar_AE" w:bidi="ar_AE"/>
-          </w:rPr>
-          <w:rPr>
-            <w:color w:val="0000EE"/>
-            <w:u w:val="single"/>
-          </w:rPr>
-          <w:t>٥: ۷</w:t>
-        </w:r>
-      </w:hyperlink>
+      <w:r>
+        <w:rPr>
+          <w:rtl/>
+          <w:cs/>
+          <w:lang w:val="ar_AE" w:bidi="ar_AE"/>
+        </w:rPr>
+        <w:t>٥: ۷</w:t>
+      </w:r>
       <w:r>
         <w:rPr>
           <w:rtl/>
@@ -2897,20 +2309,14 @@
         </w:rPr>
         <w:t xml:space="preserve">؛ وقارن مع </w:t>
       </w:r>
-      <w:hyperlink r:id="rId102">
-        <w:r>
-          <w:rPr>
-            <w:rtl/>
-            <w:cs/>
-            <w:lang w:val="ar_AE" w:bidi="ar_AE"/>
-          </w:rPr>
-          <w:rPr>
-            <w:color w:val="0000EE"/>
-            <w:u w:val="single"/>
-          </w:rPr>
-          <w:t>۱: ۲٤</w:t>
-        </w:r>
-      </w:hyperlink>
+      <w:r>
+        <w:rPr>
+          <w:rtl/>
+          <w:cs/>
+          <w:lang w:val="ar_AE" w:bidi="ar_AE"/>
+        </w:rPr>
+        <w:t>۱: ۲٤</w:t>
+      </w:r>
       <w:r>
         <w:rPr>
           <w:rtl/>
@@ -2919,20 +2325,14 @@
         </w:rPr>
         <w:t>)؛ والله نفسه (</w:t>
       </w:r>
-      <w:hyperlink r:id="rId103">
-        <w:r>
-          <w:rPr>
-            <w:rtl/>
-            <w:cs/>
-            <w:lang w:val="ar_AE" w:bidi="ar_AE"/>
-          </w:rPr>
-          <w:rPr>
-            <w:color w:val="0000EE"/>
-            <w:u w:val="single"/>
-          </w:rPr>
-          <w:t>۱: ۱۱</w:t>
-        </w:r>
-      </w:hyperlink>
+      <w:r>
+        <w:rPr>
+          <w:rtl/>
+          <w:cs/>
+          <w:lang w:val="ar_AE" w:bidi="ar_AE"/>
+        </w:rPr>
+        <w:t>۱: ۱۱</w:t>
+      </w:r>
       <w:r>
         <w:rPr>
           <w:rtl/>
@@ -2941,20 +2341,14 @@
         </w:rPr>
         <w:t xml:space="preserve">؛ </w:t>
       </w:r>
-      <w:hyperlink r:id="rId104">
-        <w:r>
-          <w:rPr>
-            <w:rtl/>
-            <w:cs/>
-            <w:lang w:val="ar_AE" w:bidi="ar_AE"/>
-          </w:rPr>
-          <w:rPr>
-            <w:color w:val="0000EE"/>
-            <w:u w:val="single"/>
-          </w:rPr>
-          <w:t>۹: ۷</w:t>
-        </w:r>
-      </w:hyperlink>
+      <w:r>
+        <w:rPr>
+          <w:rtl/>
+          <w:cs/>
+          <w:lang w:val="ar_AE" w:bidi="ar_AE"/>
+        </w:rPr>
+        <w:t>۹: ۷</w:t>
+      </w:r>
       <w:r>
         <w:rPr>
           <w:rtl/>
@@ -2963,20 +2357,14 @@
         </w:rPr>
         <w:t>)؛ والكاتب مرقس (</w:t>
       </w:r>
-      <w:hyperlink r:id="rId13">
-        <w:r>
-          <w:rPr>
-            <w:rtl/>
-            <w:cs/>
-            <w:lang w:val="ar_AE" w:bidi="ar_AE"/>
-          </w:rPr>
-          <w:rPr>
-            <w:color w:val="0000EE"/>
-            <w:u w:val="single"/>
-          </w:rPr>
-          <w:t>۱: ۱</w:t>
-        </w:r>
-      </w:hyperlink>
+      <w:r>
+        <w:rPr>
+          <w:rtl/>
+          <w:cs/>
+          <w:lang w:val="ar_AE" w:bidi="ar_AE"/>
+        </w:rPr>
+        <w:t>۱: ۱</w:t>
+      </w:r>
       <w:r>
         <w:rPr>
           <w:rtl/>
@@ -2985,20 +2373,14 @@
         </w:rPr>
         <w:t>)؛ وقائد مئة روماني (</w:t>
       </w:r>
-      <w:hyperlink r:id="rId61">
-        <w:r>
-          <w:rPr>
-            <w:rtl/>
-            <w:cs/>
-            <w:lang w:val="ar_AE" w:bidi="ar_AE"/>
-          </w:rPr>
-          <w:rPr>
-            <w:color w:val="0000EE"/>
-            <w:u w:val="single"/>
-          </w:rPr>
-          <w:t>۱٥: ۳۹</w:t>
-        </w:r>
-      </w:hyperlink>
+      <w:r>
+        <w:rPr>
+          <w:rtl/>
+          <w:cs/>
+          <w:lang w:val="ar_AE" w:bidi="ar_AE"/>
+        </w:rPr>
+        <w:t>۱٥: ۳۹</w:t>
+      </w:r>
       <w:r>
         <w:rPr>
           <w:rtl/>
@@ -3007,20 +2389,14 @@
         </w:rPr>
         <w:t>‎)؛ ويسوع نفسه (</w:t>
       </w:r>
-      <w:hyperlink r:id="rId105">
-        <w:r>
-          <w:rPr>
-            <w:rtl/>
-            <w:cs/>
-            <w:lang w:val="ar_AE" w:bidi="ar_AE"/>
-          </w:rPr>
-          <w:rPr>
-            <w:color w:val="0000EE"/>
-            <w:u w:val="single"/>
-          </w:rPr>
-          <w:t>۱۲: ٦</w:t>
-        </w:r>
-      </w:hyperlink>
+      <w:r>
+        <w:rPr>
+          <w:rtl/>
+          <w:cs/>
+          <w:lang w:val="ar_AE" w:bidi="ar_AE"/>
+        </w:rPr>
+        <w:t>۱۲: ٦</w:t>
+      </w:r>
       <w:r>
         <w:rPr>
           <w:rtl/>
@@ -3029,20 +2405,14 @@
         </w:rPr>
         <w:t xml:space="preserve">؛ </w:t>
       </w:r>
-      <w:hyperlink r:id="rId106">
-        <w:r>
-          <w:rPr>
-            <w:rtl/>
-            <w:cs/>
-            <w:lang w:val="ar_AE" w:bidi="ar_AE"/>
-          </w:rPr>
-          <w:rPr>
-            <w:color w:val="0000EE"/>
-            <w:u w:val="single"/>
-          </w:rPr>
-          <w:t>۱۳: ۳۲</w:t>
-        </w:r>
-      </w:hyperlink>
+      <w:r>
+        <w:rPr>
+          <w:rtl/>
+          <w:cs/>
+          <w:lang w:val="ar_AE" w:bidi="ar_AE"/>
+        </w:rPr>
+        <w:t>۱۳: ۳۲</w:t>
+      </w:r>
       <w:r>
         <w:rPr>
           <w:rtl/>
@@ -3051,20 +2421,14 @@
         </w:rPr>
         <w:t xml:space="preserve">؛ </w:t>
       </w:r>
-      <w:hyperlink r:id="rId107">
-        <w:r>
-          <w:rPr>
-            <w:rtl/>
-            <w:cs/>
-            <w:lang w:val="ar_AE" w:bidi="ar_AE"/>
-          </w:rPr>
-          <w:rPr>
-            <w:color w:val="0000EE"/>
-            <w:u w:val="single"/>
-          </w:rPr>
-          <w:t>14: 61–62</w:t>
-        </w:r>
-      </w:hyperlink>
+      <w:r>
+        <w:rPr>
+          <w:rtl/>
+          <w:cs/>
+          <w:lang w:val="ar_AE" w:bidi="ar_AE"/>
+        </w:rPr>
+        <w:t>14: 61–62</w:t>
+      </w:r>
       <w:r>
         <w:rPr>
           <w:rtl/>
@@ -3073,20 +2437,14 @@
         </w:rPr>
         <w:t xml:space="preserve">). ثمة ألقاب أخرى ليسوع وردت في إنجيل مرقس، بما في ذلك اللقب المفضل ليسوع "ابن الإنسان" (على سبيل المثال: </w:t>
       </w:r>
-      <w:hyperlink r:id="rId108">
-        <w:r>
-          <w:rPr>
-            <w:rtl/>
-            <w:cs/>
-            <w:lang w:val="ar_AE" w:bidi="ar_AE"/>
-          </w:rPr>
-          <w:rPr>
-            <w:color w:val="0000EE"/>
-            <w:u w:val="single"/>
-          </w:rPr>
-          <w:t>۲: ۱۰</w:t>
-        </w:r>
-      </w:hyperlink>
+      <w:r>
+        <w:rPr>
+          <w:rtl/>
+          <w:cs/>
+          <w:lang w:val="ar_AE" w:bidi="ar_AE"/>
+        </w:rPr>
+        <w:t>۲: ۱۰</w:t>
+      </w:r>
       <w:r>
         <w:rPr>
           <w:rtl/>
@@ -3095,20 +2453,14 @@
         </w:rPr>
         <w:t xml:space="preserve">) ولكن يسجِّل إنجيل مرقس كل هذه الألقاب، بالإضافة إلى أفعاله (على سبيل المثال: </w:t>
       </w:r>
-      <w:hyperlink r:id="rId109">
-        <w:r>
-          <w:rPr>
-            <w:rtl/>
-            <w:cs/>
-            <w:lang w:val="ar_AE" w:bidi="ar_AE"/>
-          </w:rPr>
-          <w:rPr>
-            <w:color w:val="0000EE"/>
-            <w:u w:val="single"/>
-          </w:rPr>
-          <w:t>۱: ۲۲</w:t>
-        </w:r>
-      </w:hyperlink>
+      <w:r>
+        <w:rPr>
+          <w:rtl/>
+          <w:cs/>
+          <w:lang w:val="ar_AE" w:bidi="ar_AE"/>
+        </w:rPr>
+        <w:t>۱: ۲۲</w:t>
+      </w:r>
       <w:r>
         <w:rPr>
           <w:rtl/>
@@ -3117,20 +2469,14 @@
         </w:rPr>
         <w:t xml:space="preserve">؛ </w:t>
       </w:r>
-      <w:hyperlink r:id="rId110">
-        <w:r>
-          <w:rPr>
-            <w:rtl/>
-            <w:cs/>
-            <w:lang w:val="ar_AE" w:bidi="ar_AE"/>
-          </w:rPr>
-          <w:rPr>
-            <w:color w:val="0000EE"/>
-            <w:u w:val="single"/>
-          </w:rPr>
-          <w:t>٤: ٤۱</w:t>
-        </w:r>
-      </w:hyperlink>
+      <w:r>
+        <w:rPr>
+          <w:rtl/>
+          <w:cs/>
+          <w:lang w:val="ar_AE" w:bidi="ar_AE"/>
+        </w:rPr>
+        <w:t>٤: ٤۱</w:t>
+      </w:r>
       <w:r>
         <w:rPr>
           <w:rtl/>
@@ -3196,20 +2542,14 @@
         </w:rPr>
         <w:t>نجد في سائر أنحاء الإنجيل إشارات كثيرة إلى موت الرب يسوع (</w:t>
       </w:r>
-      <w:hyperlink r:id="rId111">
-        <w:r>
-          <w:rPr>
-            <w:rtl/>
-            <w:cs/>
-            <w:lang w:val="ar_AE" w:bidi="ar_AE"/>
-          </w:rPr>
-          <w:rPr>
-            <w:color w:val="0000EE"/>
-            <w:u w:val="single"/>
-          </w:rPr>
-          <w:t>۲: ۱۹–۲۰</w:t>
-        </w:r>
-      </w:hyperlink>
+      <w:r>
+        <w:rPr>
+          <w:rtl/>
+          <w:cs/>
+          <w:lang w:val="ar_AE" w:bidi="ar_AE"/>
+        </w:rPr>
+        <w:t>۲: ۱۹–۲۰</w:t>
+      </w:r>
       <w:r>
         <w:rPr>
           <w:rtl/>
@@ -3218,20 +2558,14 @@
         </w:rPr>
         <w:t xml:space="preserve">؛ </w:t>
       </w:r>
-      <w:hyperlink r:id="rId81">
-        <w:r>
-          <w:rPr>
-            <w:rtl/>
-            <w:cs/>
-            <w:lang w:val="ar_AE" w:bidi="ar_AE"/>
-          </w:rPr>
-          <w:rPr>
-            <w:color w:val="0000EE"/>
-            <w:u w:val="single"/>
-          </w:rPr>
-          <w:t>۳: ٦</w:t>
-        </w:r>
-      </w:hyperlink>
+      <w:r>
+        <w:rPr>
+          <w:rtl/>
+          <w:cs/>
+          <w:lang w:val="ar_AE" w:bidi="ar_AE"/>
+        </w:rPr>
+        <w:t>۳: ٦</w:t>
+      </w:r>
       <w:r>
         <w:rPr>
           <w:rtl/>
@@ -3240,20 +2574,14 @@
         </w:rPr>
         <w:t xml:space="preserve">؛ </w:t>
       </w:r>
-      <w:hyperlink r:id="rId33">
-        <w:r>
-          <w:rPr>
-            <w:rtl/>
-            <w:cs/>
-            <w:lang w:val="ar_AE" w:bidi="ar_AE"/>
-          </w:rPr>
-          <w:rPr>
-            <w:color w:val="0000EE"/>
-            <w:u w:val="single"/>
-          </w:rPr>
-          <w:t>۸: ۳۱</w:t>
-        </w:r>
-      </w:hyperlink>
+      <w:r>
+        <w:rPr>
+          <w:rtl/>
+          <w:cs/>
+          <w:lang w:val="ar_AE" w:bidi="ar_AE"/>
+        </w:rPr>
+        <w:t>۸: ۳۱</w:t>
+      </w:r>
       <w:r>
         <w:rPr>
           <w:rtl/>
@@ -3262,20 +2590,14 @@
         </w:rPr>
         <w:t xml:space="preserve">؛ </w:t>
       </w:r>
-      <w:hyperlink r:id="rId112">
-        <w:r>
-          <w:rPr>
-            <w:rtl/>
-            <w:cs/>
-            <w:lang w:val="ar_AE" w:bidi="ar_AE"/>
-          </w:rPr>
-          <w:rPr>
-            <w:color w:val="0000EE"/>
-            <w:u w:val="single"/>
-          </w:rPr>
-          <w:t>۹: ۹</w:t>
-        </w:r>
-      </w:hyperlink>
+      <w:r>
+        <w:rPr>
+          <w:rtl/>
+          <w:cs/>
+          <w:lang w:val="ar_AE" w:bidi="ar_AE"/>
+        </w:rPr>
+        <w:t>۹: ۹</w:t>
+      </w:r>
       <w:r>
         <w:rPr>
           <w:rtl/>
@@ -3284,20 +2606,14 @@
         </w:rPr>
         <w:t xml:space="preserve">، </w:t>
       </w:r>
-      <w:hyperlink r:id="rId113">
-        <w:r>
-          <w:rPr>
-            <w:rtl/>
-            <w:cs/>
-            <w:lang w:val="ar_AE" w:bidi="ar_AE"/>
-          </w:rPr>
-          <w:rPr>
-            <w:color w:val="0000EE"/>
-            <w:u w:val="single"/>
-          </w:rPr>
-          <w:t>۱۲</w:t>
-        </w:r>
-      </w:hyperlink>
+      <w:r>
+        <w:rPr>
+          <w:rtl/>
+          <w:cs/>
+          <w:lang w:val="ar_AE" w:bidi="ar_AE"/>
+        </w:rPr>
+        <w:t>۱۲</w:t>
+      </w:r>
       <w:r>
         <w:rPr>
           <w:rtl/>
@@ -3306,20 +2622,14 @@
         </w:rPr>
         <w:t xml:space="preserve">، </w:t>
       </w:r>
-      <w:hyperlink r:id="rId114">
-        <w:r>
-          <w:rPr>
-            <w:rtl/>
-            <w:cs/>
-            <w:lang w:val="ar_AE" w:bidi="ar_AE"/>
-          </w:rPr>
-          <w:rPr>
-            <w:color w:val="0000EE"/>
-            <w:u w:val="single"/>
-          </w:rPr>
-          <w:t>۳۱</w:t>
-        </w:r>
-      </w:hyperlink>
+      <w:r>
+        <w:rPr>
+          <w:rtl/>
+          <w:cs/>
+          <w:lang w:val="ar_AE" w:bidi="ar_AE"/>
+        </w:rPr>
+        <w:t>۳۱</w:t>
+      </w:r>
       <w:r>
         <w:rPr>
           <w:rtl/>
@@ -3328,20 +2638,14 @@
         </w:rPr>
         <w:t xml:space="preserve">؛ </w:t>
       </w:r>
-      <w:hyperlink r:id="rId115">
-        <w:r>
-          <w:rPr>
-            <w:rtl/>
-            <w:cs/>
-            <w:lang w:val="ar_AE" w:bidi="ar_AE"/>
-          </w:rPr>
-          <w:rPr>
-            <w:color w:val="0000EE"/>
-            <w:u w:val="single"/>
-          </w:rPr>
-          <w:t>۱۰: ۳۳–۳٤</w:t>
-        </w:r>
-      </w:hyperlink>
+      <w:r>
+        <w:rPr>
+          <w:rtl/>
+          <w:cs/>
+          <w:lang w:val="ar_AE" w:bidi="ar_AE"/>
+        </w:rPr>
+        <w:t>۱۰: ۳۳–۳٤</w:t>
+      </w:r>
       <w:r>
         <w:rPr>
           <w:rtl/>
@@ -3350,20 +2654,14 @@
         </w:rPr>
         <w:t xml:space="preserve">، </w:t>
       </w:r>
-      <w:hyperlink r:id="rId116">
-        <w:r>
-          <w:rPr>
-            <w:rtl/>
-            <w:cs/>
-            <w:lang w:val="ar_AE" w:bidi="ar_AE"/>
-          </w:rPr>
-          <w:rPr>
-            <w:color w:val="0000EE"/>
-            <w:u w:val="single"/>
-          </w:rPr>
-          <w:t>٤٥</w:t>
-        </w:r>
-      </w:hyperlink>
+      <w:r>
+        <w:rPr>
+          <w:rtl/>
+          <w:cs/>
+          <w:lang w:val="ar_AE" w:bidi="ar_AE"/>
+        </w:rPr>
+        <w:t>٤٥</w:t>
+      </w:r>
       <w:r>
         <w:rPr>
           <w:rtl/>
@@ -3372,20 +2670,14 @@
         </w:rPr>
         <w:t xml:space="preserve">؛ </w:t>
       </w:r>
-      <w:hyperlink r:id="rId117">
-        <w:r>
-          <w:rPr>
-            <w:rtl/>
-            <w:cs/>
-            <w:lang w:val="ar_AE" w:bidi="ar_AE"/>
-          </w:rPr>
-          <w:rPr>
-            <w:color w:val="0000EE"/>
-            <w:u w:val="single"/>
-          </w:rPr>
-          <w:t>۱۲: ۱–۱۱</w:t>
-        </w:r>
-      </w:hyperlink>
+      <w:r>
+        <w:rPr>
+          <w:rtl/>
+          <w:cs/>
+          <w:lang w:val="ar_AE" w:bidi="ar_AE"/>
+        </w:rPr>
+        <w:t>۱۲: ۱–۱۱</w:t>
+      </w:r>
       <w:r>
         <w:rPr>
           <w:rtl/>
@@ -3394,20 +2686,14 @@
         </w:rPr>
         <w:t xml:space="preserve">؛ </w:t>
       </w:r>
-      <w:hyperlink r:id="rId118">
-        <w:r>
-          <w:rPr>
-            <w:rtl/>
-            <w:cs/>
-            <w:lang w:val="ar_AE" w:bidi="ar_AE"/>
-          </w:rPr>
-          <w:rPr>
-            <w:color w:val="0000EE"/>
-            <w:u w:val="single"/>
-          </w:rPr>
-          <w:t>۱٤: ۱–۱۱</w:t>
-        </w:r>
-      </w:hyperlink>
+      <w:r>
+        <w:rPr>
+          <w:rtl/>
+          <w:cs/>
+          <w:lang w:val="ar_AE" w:bidi="ar_AE"/>
+        </w:rPr>
+        <w:t>۱٤: ۱–۱۱</w:t>
+      </w:r>
       <w:r>
         <w:rPr>
           <w:rtl/>
@@ -3416,20 +2702,14 @@
         </w:rPr>
         <w:t xml:space="preserve">، </w:t>
       </w:r>
-      <w:hyperlink r:id="rId119">
-        <w:r>
-          <w:rPr>
-            <w:rtl/>
-            <w:cs/>
-            <w:lang w:val="ar_AE" w:bidi="ar_AE"/>
-          </w:rPr>
-          <w:rPr>
-            <w:color w:val="0000EE"/>
-            <w:u w:val="single"/>
-          </w:rPr>
-          <w:t>۲۱</w:t>
-        </w:r>
-      </w:hyperlink>
+      <w:r>
+        <w:rPr>
+          <w:rtl/>
+          <w:cs/>
+          <w:lang w:val="ar_AE" w:bidi="ar_AE"/>
+        </w:rPr>
+        <w:t>۲۱</w:t>
+      </w:r>
       <w:r>
         <w:rPr>
           <w:rtl/>
@@ -3438,20 +2718,14 @@
         </w:rPr>
         <w:t xml:space="preserve">، </w:t>
       </w:r>
-      <w:hyperlink r:id="rId120">
-        <w:r>
-          <w:rPr>
-            <w:rtl/>
-            <w:cs/>
-            <w:lang w:val="ar_AE" w:bidi="ar_AE"/>
-          </w:rPr>
-          <w:rPr>
-            <w:color w:val="0000EE"/>
-            <w:u w:val="single"/>
-          </w:rPr>
-          <w:t>۲٤‏‎-‏۲٥</w:t>
-        </w:r>
-      </w:hyperlink>
+      <w:r>
+        <w:rPr>
+          <w:rtl/>
+          <w:cs/>
+          <w:lang w:val="ar_AE" w:bidi="ar_AE"/>
+        </w:rPr>
+        <w:t>۲٤‏‎-‏۲٥</w:t>
+      </w:r>
       <w:r>
         <w:rPr>
           <w:rtl/>
@@ -3460,20 +2734,14 @@
         </w:rPr>
         <w:t xml:space="preserve">، </w:t>
       </w:r>
-      <w:hyperlink r:id="rId121">
-        <w:r>
-          <w:rPr>
-            <w:rtl/>
-            <w:cs/>
-            <w:lang w:val="ar_AE" w:bidi="ar_AE"/>
-          </w:rPr>
-          <w:rPr>
-            <w:color w:val="0000EE"/>
-            <w:u w:val="single"/>
-          </w:rPr>
-          <w:t>۳٦</w:t>
-        </w:r>
-      </w:hyperlink>
+      <w:r>
+        <w:rPr>
+          <w:rtl/>
+          <w:cs/>
+          <w:lang w:val="ar_AE" w:bidi="ar_AE"/>
+        </w:rPr>
+        <w:t>۳٦</w:t>
+      </w:r>
       <w:r>
         <w:rPr>
           <w:rtl/>
@@ -3482,20 +2750,14 @@
         </w:rPr>
         <w:t xml:space="preserve">، </w:t>
       </w:r>
-      <w:hyperlink r:id="rId122">
-        <w:r>
-          <w:rPr>
-            <w:rtl/>
-            <w:cs/>
-            <w:lang w:val="ar_AE" w:bidi="ar_AE"/>
-          </w:rPr>
-          <w:rPr>
-            <w:color w:val="0000EE"/>
-            <w:u w:val="single"/>
-          </w:rPr>
-          <w:t>۱٤: ٦٤‏‎-‏۱٥: ٤۷</w:t>
-        </w:r>
-      </w:hyperlink>
+      <w:r>
+        <w:rPr>
+          <w:rtl/>
+          <w:cs/>
+          <w:lang w:val="ar_AE" w:bidi="ar_AE"/>
+        </w:rPr>
+        <w:t>۱٤: ٦٤‏‎-‏۱٥: ٤۷</w:t>
+      </w:r>
       <w:r>
         <w:rPr>
           <w:rtl/>
@@ -3504,20 +2766,14 @@
         </w:rPr>
         <w:t>). يؤكِّد مرقس أن موت الرب يسوع كان جزءًا من خطة الله. كان موته ضرورة إلهية (</w:t>
       </w:r>
-      <w:hyperlink r:id="rId33">
-        <w:r>
-          <w:rPr>
-            <w:rtl/>
-            <w:cs/>
-            <w:lang w:val="ar_AE" w:bidi="ar_AE"/>
-          </w:rPr>
-          <w:rPr>
-            <w:color w:val="0000EE"/>
-            <w:u w:val="single"/>
-          </w:rPr>
-          <w:t>۸: ۳۱</w:t>
-        </w:r>
-      </w:hyperlink>
+      <w:r>
+        <w:rPr>
+          <w:rtl/>
+          <w:cs/>
+          <w:lang w:val="ar_AE" w:bidi="ar_AE"/>
+        </w:rPr>
+        <w:t>۸: ۳۱</w:t>
+      </w:r>
       <w:r>
         <w:rPr>
           <w:rtl/>
@@ -3526,20 +2782,14 @@
         </w:rPr>
         <w:t>)، لأنها مشيئة الله (</w:t>
       </w:r>
-      <w:hyperlink r:id="rId116">
-        <w:r>
-          <w:rPr>
-            <w:rtl/>
-            <w:cs/>
-            <w:lang w:val="ar_AE" w:bidi="ar_AE"/>
-          </w:rPr>
-          <w:rPr>
-            <w:color w:val="0000EE"/>
-            <w:u w:val="single"/>
-          </w:rPr>
-          <w:t>۱۰: ٤٥</w:t>
-        </w:r>
-      </w:hyperlink>
+      <w:r>
+        <w:rPr>
+          <w:rtl/>
+          <w:cs/>
+          <w:lang w:val="ar_AE" w:bidi="ar_AE"/>
+        </w:rPr>
+        <w:t>۱۰: ٤٥</w:t>
+      </w:r>
       <w:r>
         <w:rPr>
           <w:rtl/>
@@ -3548,20 +2798,14 @@
         </w:rPr>
         <w:t xml:space="preserve">؛ </w:t>
       </w:r>
-      <w:hyperlink r:id="rId121">
-        <w:r>
-          <w:rPr>
-            <w:rtl/>
-            <w:cs/>
-            <w:lang w:val="ar_AE" w:bidi="ar_AE"/>
-          </w:rPr>
-          <w:rPr>
-            <w:color w:val="0000EE"/>
-            <w:u w:val="single"/>
-          </w:rPr>
-          <w:t>۱٤: ۳٦</w:t>
-        </w:r>
-      </w:hyperlink>
+      <w:r>
+        <w:rPr>
+          <w:rtl/>
+          <w:cs/>
+          <w:lang w:val="ar_AE" w:bidi="ar_AE"/>
+        </w:rPr>
+        <w:t>۱٤: ۳٦</w:t>
+      </w:r>
       <w:r>
         <w:rPr>
           <w:rtl/>
@@ -3570,20 +2814,14 @@
         </w:rPr>
         <w:t xml:space="preserve">). والعهد القديم أيضًا يعلِّم عن موت المسيَّا (انظر </w:t>
       </w:r>
-      <w:hyperlink r:id="rId113">
-        <w:r>
-          <w:rPr>
-            <w:rtl/>
-            <w:cs/>
-            <w:lang w:val="ar_AE" w:bidi="ar_AE"/>
-          </w:rPr>
-          <w:rPr>
-            <w:color w:val="0000EE"/>
-            <w:u w:val="single"/>
-          </w:rPr>
-          <w:t>۹: ۱۲</w:t>
-        </w:r>
-      </w:hyperlink>
+      <w:r>
+        <w:rPr>
+          <w:rtl/>
+          <w:cs/>
+          <w:lang w:val="ar_AE" w:bidi="ar_AE"/>
+        </w:rPr>
+        <w:t>۹: ۱۲</w:t>
+      </w:r>
       <w:r>
         <w:rPr>
           <w:rtl/>
@@ -3592,20 +2830,14 @@
         </w:rPr>
         <w:t xml:space="preserve">؛ </w:t>
       </w:r>
-      <w:hyperlink r:id="rId119">
-        <w:r>
-          <w:rPr>
-            <w:rtl/>
-            <w:cs/>
-            <w:lang w:val="ar_AE" w:bidi="ar_AE"/>
-          </w:rPr>
-          <w:rPr>
-            <w:color w:val="0000EE"/>
-            <w:u w:val="single"/>
-          </w:rPr>
-          <w:t>۱٤: ۲۱</w:t>
-        </w:r>
-      </w:hyperlink>
+      <w:r>
+        <w:rPr>
+          <w:rtl/>
+          <w:cs/>
+          <w:lang w:val="ar_AE" w:bidi="ar_AE"/>
+        </w:rPr>
+        <w:t>۱٤: ۲۱</w:t>
+      </w:r>
       <w:r>
         <w:rPr>
           <w:rtl/>
@@ -3614,20 +2846,14 @@
         </w:rPr>
         <w:t xml:space="preserve">، </w:t>
       </w:r>
-      <w:hyperlink r:id="rId123">
-        <w:r>
-          <w:rPr>
-            <w:rtl/>
-            <w:cs/>
-            <w:lang w:val="ar_AE" w:bidi="ar_AE"/>
-          </w:rPr>
-          <w:rPr>
-            <w:color w:val="0000EE"/>
-            <w:u w:val="single"/>
-          </w:rPr>
-          <w:t>۲۷</w:t>
-        </w:r>
-      </w:hyperlink>
+      <w:r>
+        <w:rPr>
+          <w:rtl/>
+          <w:cs/>
+          <w:lang w:val="ar_AE" w:bidi="ar_AE"/>
+        </w:rPr>
+        <w:t>۲۷</w:t>
+      </w:r>
       <w:r>
         <w:rPr>
           <w:rtl/>
@@ -3636,20 +2862,14 @@
         </w:rPr>
         <w:t xml:space="preserve">، </w:t>
       </w:r>
-      <w:hyperlink r:id="rId124">
-        <w:r>
-          <w:rPr>
-            <w:rtl/>
-            <w:cs/>
-            <w:lang w:val="ar_AE" w:bidi="ar_AE"/>
-          </w:rPr>
-          <w:rPr>
-            <w:color w:val="0000EE"/>
-            <w:u w:val="single"/>
-          </w:rPr>
-          <w:t>٤۹</w:t>
-        </w:r>
-      </w:hyperlink>
+      <w:r>
+        <w:rPr>
+          <w:rtl/>
+          <w:cs/>
+          <w:lang w:val="ar_AE" w:bidi="ar_AE"/>
+        </w:rPr>
+        <w:t>٤۹</w:t>
+      </w:r>
       <w:r>
         <w:rPr>
           <w:rtl/>
@@ -3658,20 +2878,14 @@
         </w:rPr>
         <w:t>). لقد جاء يسوع ليبذل نفسه فدية عن كثيرين (</w:t>
       </w:r>
-      <w:hyperlink r:id="rId116">
-        <w:r>
-          <w:rPr>
-            <w:rtl/>
-            <w:cs/>
-            <w:lang w:val="ar_AE" w:bidi="ar_AE"/>
-          </w:rPr>
-          <w:rPr>
-            <w:color w:val="0000EE"/>
-            <w:u w:val="single"/>
-          </w:rPr>
-          <w:t>۱۰: ٤٥</w:t>
-        </w:r>
-      </w:hyperlink>
+      <w:r>
+        <w:rPr>
+          <w:rtl/>
+          <w:cs/>
+          <w:lang w:val="ar_AE" w:bidi="ar_AE"/>
+        </w:rPr>
+        <w:t>۱۰: ٤٥</w:t>
+      </w:r>
       <w:r>
         <w:rPr>
           <w:rtl/>
@@ -3680,20 +2894,14 @@
         </w:rPr>
         <w:t>). ويسفك دمه ذبيحة للعهد الجديد (</w:t>
       </w:r>
-      <w:hyperlink r:id="rId125">
-        <w:r>
-          <w:rPr>
-            <w:rtl/>
-            <w:cs/>
-            <w:lang w:val="ar_AE" w:bidi="ar_AE"/>
-          </w:rPr>
-          <w:rPr>
-            <w:color w:val="0000EE"/>
-            <w:u w:val="single"/>
-          </w:rPr>
-          <w:t>۱٤: ۲٤</w:t>
-        </w:r>
-      </w:hyperlink>
+      <w:r>
+        <w:rPr>
+          <w:rtl/>
+          <w:cs/>
+          <w:lang w:val="ar_AE" w:bidi="ar_AE"/>
+        </w:rPr>
+        <w:t>۱٤: ۲٤</w:t>
+      </w:r>
       <w:r>
         <w:rPr>
           <w:rtl/>
@@ -3722,20 +2930,14 @@
         </w:rPr>
         <w:t xml:space="preserve">التلمذة المسيحية. يؤكِّد مرقس أهمية اتباع الرب يسوع بإنكار ذواتنا وحَمْلِ الصليب (انظر </w:t>
       </w:r>
-      <w:hyperlink r:id="rId126">
-        <w:r>
-          <w:rPr>
-            <w:rtl/>
-            <w:cs/>
-            <w:lang w:val="ar_AE" w:bidi="ar_AE"/>
-          </w:rPr>
-          <w:rPr>
-            <w:color w:val="0000EE"/>
-            <w:u w:val="single"/>
-          </w:rPr>
-          <w:t>۸: ۳٤</w:t>
-        </w:r>
-      </w:hyperlink>
+      <w:r>
+        <w:rPr>
+          <w:rtl/>
+          <w:cs/>
+          <w:lang w:val="ar_AE" w:bidi="ar_AE"/>
+        </w:rPr>
+        <w:t>۸: ۳٤</w:t>
+      </w:r>
       <w:r>
         <w:rPr>
           <w:rtl/>
@@ -3744,20 +2946,14 @@
         </w:rPr>
         <w:t>). لا تسمح التلمذة المسيحية باستجابة فاترة، ولكنها تطلب ترك كل شيء لاتباع يسوع (</w:t>
       </w:r>
-      <w:hyperlink r:id="rId127">
-        <w:r>
-          <w:rPr>
-            <w:rtl/>
-            <w:cs/>
-            <w:lang w:val="ar_AE" w:bidi="ar_AE"/>
-          </w:rPr>
-          <w:rPr>
-            <w:color w:val="0000EE"/>
-            <w:u w:val="single"/>
-          </w:rPr>
-          <w:t>۱: ۱۸</w:t>
-        </w:r>
-      </w:hyperlink>
+      <w:r>
+        <w:rPr>
+          <w:rtl/>
+          <w:cs/>
+          <w:lang w:val="ar_AE" w:bidi="ar_AE"/>
+        </w:rPr>
+        <w:t>۱: ۱۸</w:t>
+      </w:r>
       <w:r>
         <w:rPr>
           <w:rtl/>
@@ -3766,20 +2962,14 @@
         </w:rPr>
         <w:t xml:space="preserve">، </w:t>
       </w:r>
-      <w:hyperlink r:id="rId128">
-        <w:r>
-          <w:rPr>
-            <w:rtl/>
-            <w:cs/>
-            <w:lang w:val="ar_AE" w:bidi="ar_AE"/>
-          </w:rPr>
-          <w:rPr>
-            <w:color w:val="0000EE"/>
-            <w:u w:val="single"/>
-          </w:rPr>
-          <w:t>۲۰</w:t>
-        </w:r>
-      </w:hyperlink>
+      <w:r>
+        <w:rPr>
+          <w:rtl/>
+          <w:cs/>
+          <w:lang w:val="ar_AE" w:bidi="ar_AE"/>
+        </w:rPr>
+        <w:t>۲۰</w:t>
+      </w:r>
       <w:r>
         <w:rPr>
           <w:rtl/>
@@ -3788,20 +2978,14 @@
         </w:rPr>
         <w:t xml:space="preserve">؛ </w:t>
       </w:r>
-      <w:hyperlink r:id="rId129">
-        <w:r>
-          <w:rPr>
-            <w:rtl/>
-            <w:cs/>
-            <w:lang w:val="ar_AE" w:bidi="ar_AE"/>
-          </w:rPr>
-          <w:rPr>
-            <w:color w:val="0000EE"/>
-            <w:u w:val="single"/>
-          </w:rPr>
-          <w:t>۱۰: ۲۱</w:t>
-        </w:r>
-      </w:hyperlink>
+      <w:r>
+        <w:rPr>
+          <w:rtl/>
+          <w:cs/>
+          <w:lang w:val="ar_AE" w:bidi="ar_AE"/>
+        </w:rPr>
+        <w:t>۱۰: ۲۱</w:t>
+      </w:r>
       <w:r>
         <w:rPr>
           <w:rtl/>
@@ -3810,20 +2994,14 @@
         </w:rPr>
         <w:t xml:space="preserve">، </w:t>
       </w:r>
-      <w:hyperlink r:id="rId130">
-        <w:r>
-          <w:rPr>
-            <w:rtl/>
-            <w:cs/>
-            <w:lang w:val="ar_AE" w:bidi="ar_AE"/>
-          </w:rPr>
-          <w:rPr>
-            <w:color w:val="0000EE"/>
-            <w:u w:val="single"/>
-          </w:rPr>
-          <w:t>۲۹</w:t>
-        </w:r>
-      </w:hyperlink>
+      <w:r>
+        <w:rPr>
+          <w:rtl/>
+          <w:cs/>
+          <w:lang w:val="ar_AE" w:bidi="ar_AE"/>
+        </w:rPr>
+        <w:t>۲۹</w:t>
+      </w:r>
       <w:r>
         <w:rPr>
           <w:rtl/>
@@ -3832,20 +3010,14 @@
         </w:rPr>
         <w:t>). وقد تجلب التلمذة المسيحية الاضطهاد والاستشهاد (</w:t>
       </w:r>
-      <w:hyperlink r:id="rId52">
-        <w:r>
-          <w:rPr>
-            <w:rtl/>
-            <w:cs/>
-            <w:lang w:val="ar_AE" w:bidi="ar_AE"/>
-          </w:rPr>
-          <w:rPr>
-            <w:color w:val="0000EE"/>
-            <w:u w:val="single"/>
-          </w:rPr>
-          <w:t>۱۳: ۹–۱۳</w:t>
-        </w:r>
-      </w:hyperlink>
+      <w:r>
+        <w:rPr>
+          <w:rtl/>
+          <w:cs/>
+          <w:lang w:val="ar_AE" w:bidi="ar_AE"/>
+        </w:rPr>
+        <w:t>۱۳: ۹–۱۳</w:t>
+      </w:r>
       <w:r>
         <w:rPr>
           <w:rtl/>
@@ -3854,20 +3026,14 @@
         </w:rPr>
         <w:t>)، لكن هناك وعد للمسيحيين بأن الثبات في الإيمان يعني الخلاص (</w:t>
       </w:r>
-      <w:hyperlink r:id="rId131">
-        <w:r>
-          <w:rPr>
-            <w:rtl/>
-            <w:cs/>
-            <w:lang w:val="ar_AE" w:bidi="ar_AE"/>
-          </w:rPr>
-          <w:rPr>
-            <w:color w:val="0000EE"/>
-            <w:u w:val="single"/>
-          </w:rPr>
-          <w:t>۱۳: ۱۳</w:t>
-        </w:r>
-      </w:hyperlink>
+      <w:r>
+        <w:rPr>
+          <w:rtl/>
+          <w:cs/>
+          <w:lang w:val="ar_AE" w:bidi="ar_AE"/>
+        </w:rPr>
+        <w:t>۱۳: ۱۳</w:t>
+      </w:r>
       <w:r>
         <w:rPr>
           <w:rtl/>
@@ -3876,20 +3042,14 @@
         </w:rPr>
         <w:t>) والحياة الأبدية (</w:t>
       </w:r>
-      <w:hyperlink r:id="rId51">
-        <w:r>
-          <w:rPr>
-            <w:rtl/>
-            <w:cs/>
-            <w:lang w:val="ar_AE" w:bidi="ar_AE"/>
-          </w:rPr>
-          <w:rPr>
-            <w:color w:val="0000EE"/>
-            <w:u w:val="single"/>
-          </w:rPr>
-          <w:t>۱۰: ۳۰</w:t>
-        </w:r>
-      </w:hyperlink>
+      <w:r>
+        <w:rPr>
+          <w:rtl/>
+          <w:cs/>
+          <w:lang w:val="ar_AE" w:bidi="ar_AE"/>
+        </w:rPr>
+        <w:t>۱۰: ۳۰</w:t>
+      </w:r>
       <w:r>
         <w:rPr>
           <w:rtl/>
@@ -3918,20 +3078,14 @@
         </w:rPr>
         <w:t>"سِرُّ المسيَّا" يطلب الرب يسوع، في إنجيل مرقس، من الآخرين ألا يعلنوا هويته الحقيقية. ربما يكون هذا بسبب مَيل الناس إلى إساءة فهم ماهيته والغرض من مجيئه. لكن السرَّ لا يُحفظ وينادي الناس به (</w:t>
       </w:r>
-      <w:hyperlink r:id="rId132">
-        <w:r>
-          <w:rPr>
-            <w:rtl/>
-            <w:cs/>
-            <w:lang w:val="ar_AE" w:bidi="ar_AE"/>
-          </w:rPr>
-          <w:rPr>
-            <w:color w:val="0000EE"/>
-            <w:u w:val="single"/>
-          </w:rPr>
-          <w:t>۷: ۳٦</w:t>
-        </w:r>
-      </w:hyperlink>
+      <w:r>
+        <w:rPr>
+          <w:rtl/>
+          <w:cs/>
+          <w:lang w:val="ar_AE" w:bidi="ar_AE"/>
+        </w:rPr>
+        <w:t>۷: ۳٦</w:t>
+      </w:r>
       <w:r>
         <w:rPr>
           <w:rtl/>
@@ -3960,20 +3114,14 @@
         </w:rPr>
         <w:t>مجيء ملكوت الله. إن مجيء ملكوت الله لهو أمر جوهري في رسالة الرب يسوع. يحتاج الناس إلى التوبة والإيمان بالإنجيل، لأن ملكوت الله قد جاء (</w:t>
       </w:r>
-      <w:hyperlink r:id="rId75">
-        <w:r>
-          <w:rPr>
-            <w:rtl/>
-            <w:cs/>
-            <w:lang w:val="ar_AE" w:bidi="ar_AE"/>
-          </w:rPr>
-          <w:rPr>
-            <w:color w:val="0000EE"/>
-            <w:u w:val="single"/>
-          </w:rPr>
-          <w:t>۱: ۱٤‏‎-‏۱٥</w:t>
-        </w:r>
-      </w:hyperlink>
+      <w:r>
+        <w:rPr>
+          <w:rtl/>
+          <w:cs/>
+          <w:lang w:val="ar_AE" w:bidi="ar_AE"/>
+        </w:rPr>
+        <w:t>۱: ۱٤‏‎-‏۱٥</w:t>
+      </w:r>
       <w:r>
         <w:rPr>
           <w:rtl/>
